--- a/Epreuve - E6/Projet_NetCorp_BTS_Adrien_D/RealisationSysteme/ANNEXE_VII_projet_adrien_d_systeme.docx
+++ b/Epreuve - E6/Projet_NetCorp_BTS_Adrien_D/RealisationSysteme/ANNEXE_VII_projet_adrien_d_systeme.docx
@@ -6970,14 +6970,17 @@
               </w:rPr>
               <w:t xml:space="preserve"> </w:t>
             </w:r>
-            <w:r>
-              <w:rPr>
-                <w:rFonts w:ascii="Arial" w:hAnsi="Arial" w:cs="Arial"/>
-                <w:bCs/>
-                <w:sz w:val="20"/>
-              </w:rPr>
-              <w:t>https://github.com/adriendemange/DEMANGE/blob/main/Projet_NetCorp_BTS_Adrien_D/RealisationSysteme/netcorp_systeme_documentation.docx</w:t>
-            </w:r>
+            <w:hyperlink r:id="rId11" w:history="1">
+              <w:r>
+                <w:rPr>
+                  <w:rStyle w:val="Hyperlink"/>
+                  <w:rFonts w:ascii="Arial" w:hAnsi="Arial" w:cs="Arial"/>
+                  <w:bCs/>
+                  <w:sz w:val="20"/>
+                </w:rPr>
+                <w:t>https://github.com/adriendemange/DEMANGE/blob/main/Projet_NetCorp_BTS_Adrien_D/RealisationSysteme/netcorp_systeme_documentation.docx</w:t>
+              </w:r>
+            </w:hyperlink>
           </w:p>
           <w:p>
             <w:pPr>
@@ -7041,14 +7044,17 @@
                 <w:sz w:val="20"/>
               </w:rPr>
             </w:pPr>
-            <w:r>
-              <w:rPr>
-                <w:rFonts w:ascii="Arial" w:hAnsi="Arial" w:cs="Arial"/>
-                <w:bCs/>
-                <w:sz w:val="20"/>
-              </w:rPr>
-              <w:t>https://github.com/adriendemange/DEMANGE/blob/main/Projet_NetCorp_BTS_Adrien_D/RealisationSysteme/netcorp_reseau_schema.pdf</w:t>
-            </w:r>
+            <w:hyperlink r:id="rId12" w:history="1">
+              <w:r>
+                <w:rPr>
+                  <w:rStyle w:val="Hyperlink"/>
+                  <w:rFonts w:ascii="Arial" w:hAnsi="Arial" w:cs="Arial"/>
+                  <w:bCs/>
+                  <w:sz w:val="20"/>
+                </w:rPr>
+                <w:t>https://github.com/adriendemange/DEMANGE/blob/main/Projet_NetCorp_BTS_Adrien_D/RealisationSysteme/netcorp_reseau_schema.pdf</w:t>
+              </w:r>
+            </w:hyperlink>
           </w:p>
           <w:p>
             <w:pPr>
@@ -7477,7 +7483,7 @@
                           <pic:cNvPicPr/>
                         </pic:nvPicPr>
                         <pic:blipFill>
-                          <a:blip r:embed="rId11"/>
+                          <a:blip r:embed="rId13"/>
                           <a:stretch>
                             <a:fillRect/>
                           </a:stretch>
@@ -7579,7 +7585,7 @@
                           <pic:cNvPicPr/>
                         </pic:nvPicPr>
                         <pic:blipFill>
-                          <a:blip r:embed="rId12"/>
+                          <a:blip r:embed="rId14"/>
                           <a:stretch>
                             <a:fillRect/>
                           </a:stretch>
@@ -8507,16 +8513,7 @@
                 <w:sz w:val="20"/>
                 <w:szCs w:val="20"/>
               </w:rPr>
-              <w:t>docker compose up -d :</w:t>
-            </w:r>
-            <w:r>
-              <w:rPr>
-                <w:rFonts w:ascii="Arial" w:hAnsi="Arial"/>
-                <w:bCs/>
-                <w:sz w:val="20"/>
-                <w:szCs w:val="20"/>
-              </w:rPr>
-              <w:t xml:space="preserve"> </w:t>
+              <w:t xml:space="preserve">docker compose up -d : </w:t>
             </w:r>
             <w:r>
               <w:rPr>
@@ -8871,7 +8868,7 @@
                           <pic:cNvPicPr/>
                         </pic:nvPicPr>
                         <pic:blipFill>
-                          <a:blip r:embed="rId13"/>
+                          <a:blip r:embed="rId15"/>
                           <a:stretch>
                             <a:fillRect/>
                           </a:stretch>
@@ -9116,7 +9113,7 @@
               </w:rPr>
               <w:t xml:space="preserve">à l’adresse suivante : </w:t>
             </w:r>
-            <w:hyperlink r:id="rId14" w:history="1">
+            <w:hyperlink r:id="rId16" w:history="1">
               <w:r>
                 <w:rPr>
                   <w:rStyle w:val="Hyperlink"/>
@@ -9218,7 +9215,7 @@
                 <w:szCs w:val="20"/>
               </w:rPr>
             </w:pPr>
-            <w:hyperlink r:id="rId15" w:history="1">
+            <w:hyperlink r:id="rId17" w:history="1">
               <w:r>
                 <w:rPr>
                   <w:rStyle w:val="Hyperlink"/>
@@ -16730,7 +16727,7 @@
           <w:szCs w:val="22"/>
         </w:rPr>
         <w:sectPr>
-          <w:footerReference w:type="default" r:id="rId16"/>
+          <w:footerReference w:type="default" r:id="rId18"/>
           <w:pgSz w:w="11900" w:h="16840"/>
           <w:pgMar w:top="851" w:right="1134" w:bottom="851" w:left="1134" w:header="709" w:footer="709" w:gutter="0"/>
           <w:cols w:space="708"/>
@@ -53066,6 +53063,7 @@
   <w:style w:type="character" w:default="1" w:styleId="DefaultParagraphFont">
     <w:name w:val="Default Paragraph Font"/>
     <w:uiPriority w:val="1"/>
+    <w:semiHidden/>
     <w:unhideWhenUsed/>
   </w:style>
   <w:style w:type="table" w:default="1" w:styleId="TableNormal">

--- a/Epreuve - E6/Projet_NetCorp_BTS_Adrien_D/RealisationSysteme/ANNEXE_VII_projet_adrien_d_systeme.docx
+++ b/Epreuve - E6/Projet_NetCorp_BTS_Adrien_D/RealisationSysteme/ANNEXE_VII_projet_adrien_d_systeme.docx
@@ -3051,23 +3051,13 @@
         </w:rPr>
         <w:t xml:space="preserve">de la cheffe ou du </w:t>
       </w:r>
-      <w:proofErr w:type="spellStart"/>
       <w:r>
         <w:rPr>
           <w:rFonts w:ascii="Arial" w:hAnsi="Arial"/>
           <w:sz w:val="20"/>
           <w:szCs w:val="20"/>
         </w:rPr>
-        <w:t>du</w:t>
-      </w:r>
-      <w:proofErr w:type="spellEnd"/>
-      <w:r>
-        <w:rPr>
-          <w:rFonts w:ascii="Arial" w:hAnsi="Arial"/>
-          <w:sz w:val="20"/>
-          <w:szCs w:val="20"/>
-        </w:rPr>
-        <w:t xml:space="preserve"> chef d’établissement à une date fixée par</w:t>
+        <w:t>du chef d’établissement à une date fixée par</w:t>
       </w:r>
       <w:r>
         <w:rPr>
@@ -3996,15 +3986,7 @@
               <w:t xml:space="preserve">nommée </w:t>
             </w:r>
             <w:r>
-              <w:t>“</w:t>
-            </w:r>
-            <w:proofErr w:type="spellStart"/>
-            <w:r>
-              <w:t>NetCorp</w:t>
-            </w:r>
-            <w:proofErr w:type="spellEnd"/>
-            <w:r>
-              <w:t>”</w:t>
+              <w:t>“NetCorp”</w:t>
             </w:r>
             <w:r>
               <w:t xml:space="preserve"> composée d’un service RH, d’un service Administration et d’un service </w:t>
@@ -4194,23 +4176,13 @@
               </w:rPr>
               <w:t xml:space="preserve"> </w:t>
             </w:r>
-            <w:proofErr w:type="spellStart"/>
             <w:r>
               <w:rPr>
                 <w:bCs/>
                 <w:sz w:val="20"/>
                 <w:szCs w:val="24"/>
               </w:rPr>
-              <w:t>Hecten</w:t>
-            </w:r>
-            <w:proofErr w:type="spellEnd"/>
-            <w:r>
-              <w:rPr>
-                <w:bCs/>
-                <w:sz w:val="20"/>
-                <w:szCs w:val="24"/>
-              </w:rPr>
-              <w:t xml:space="preserve">, </w:t>
+              <w:t xml:space="preserve">Hecten, </w:t>
             </w:r>
             <w:r>
               <w:rPr>
@@ -4810,61 +4782,11 @@
                 <w:lang w:val="en-US"/>
               </w:rPr>
             </w:pPr>
-            <w:proofErr w:type="spellStart"/>
             <w:r>
               <w:rPr>
                 <w:lang w:val="en-US"/>
               </w:rPr>
-              <w:t>Serveur</w:t>
-            </w:r>
-            <w:proofErr w:type="spellEnd"/>
-            <w:r>
-              <w:rPr>
-                <w:lang w:val="en-US"/>
-              </w:rPr>
-              <w:t xml:space="preserve"> Dell </w:t>
-            </w:r>
-            <w:proofErr w:type="spellStart"/>
-            <w:r>
-              <w:rPr>
-                <w:lang w:val="en-US"/>
-              </w:rPr>
-              <w:t>Optiplex</w:t>
-            </w:r>
-            <w:proofErr w:type="spellEnd"/>
-            <w:r>
-              <w:rPr>
-                <w:lang w:val="en-US"/>
-              </w:rPr>
-              <w:t xml:space="preserve"> 3050 </w:t>
-            </w:r>
-            <w:proofErr w:type="spellStart"/>
-            <w:r>
-              <w:rPr>
-                <w:lang w:val="en-US"/>
-              </w:rPr>
-              <w:t>Hyperviseur</w:t>
-            </w:r>
-            <w:proofErr w:type="spellEnd"/>
-            <w:r>
-              <w:rPr>
-                <w:lang w:val="en-US"/>
-              </w:rPr>
-              <w:t xml:space="preserve">  : 1To de stockage, 25 Go RAM, </w:t>
-            </w:r>
-            <w:proofErr w:type="spellStart"/>
-            <w:r>
-              <w:rPr>
-                <w:lang w:val="en-US"/>
-              </w:rPr>
-              <w:t>Processeur</w:t>
-            </w:r>
-            <w:proofErr w:type="spellEnd"/>
-            <w:r>
-              <w:rPr>
-                <w:lang w:val="en-US"/>
-              </w:rPr>
-              <w:t xml:space="preserve"> i5</w:t>
+              <w:t>Serveur Dell Optiplex 3050 Hyperviseur  : 1To de stockage, 25 Go RAM, Processeur i5</w:t>
             </w:r>
           </w:p>
           <w:p>
@@ -4888,16 +4810,8 @@
               </w:numPr>
             </w:pPr>
             <w:r>
-              <w:t xml:space="preserve">2 </w:t>
-            </w:r>
-            <w:r>
-              <w:t xml:space="preserve">Switch Cisco Catalyst 1000 </w:t>
-            </w:r>
-            <w:proofErr w:type="spellStart"/>
-            <w:r>
-              <w:t>Series</w:t>
-            </w:r>
-            <w:proofErr w:type="spellEnd"/>
+              <w:t>Switch Cisco Catalyst 1000 Series</w:t>
+            </w:r>
           </w:p>
           <w:p>
             <w:r>
@@ -4938,21 +4852,7 @@
               <w:rPr>
                 <w:lang w:val="en-US"/>
               </w:rPr>
-              <w:t xml:space="preserve">      -     </w:t>
-            </w:r>
-            <w:proofErr w:type="spellStart"/>
-            <w:r>
-              <w:rPr>
-                <w:lang w:val="en-US"/>
-              </w:rPr>
-              <w:t>Câbles</w:t>
-            </w:r>
-            <w:proofErr w:type="spellEnd"/>
-            <w:r>
-              <w:rPr>
-                <w:lang w:val="en-US"/>
-              </w:rPr>
-              <w:t xml:space="preserve"> Ethernet </w:t>
+              <w:t xml:space="preserve">      -     Câbles Ethernet </w:t>
             </w:r>
           </w:p>
           <w:p>
@@ -5005,23 +4905,7 @@
                 <w:rFonts w:ascii="Arial" w:hAnsi="Arial" w:cs="Arial"/>
                 <w:sz w:val="20"/>
               </w:rPr>
-              <w:t xml:space="preserve">Déployer et administrer un domaine Active Directory « </w:t>
-            </w:r>
-            <w:proofErr w:type="spellStart"/>
-            <w:r>
-              <w:rPr>
-                <w:rFonts w:ascii="Arial" w:hAnsi="Arial" w:cs="Arial"/>
-                <w:sz w:val="20"/>
-              </w:rPr>
-              <w:t>LAB.local</w:t>
-            </w:r>
-            <w:proofErr w:type="spellEnd"/>
-            <w:r>
-              <w:rPr>
-                <w:rFonts w:ascii="Arial" w:hAnsi="Arial" w:cs="Arial"/>
-                <w:sz w:val="20"/>
-              </w:rPr>
-              <w:t xml:space="preserve"> » sous Windows Server, incluant la gestion des utilisateurs, des groupes et des stratégies de groupe (GPO) pour contrôler les postes clients.</w:t>
+              <w:t>Déployer et administrer un domaine Active Directory « LAB.local » sous Windows Server, incluant la gestion des utilisateurs, des groupes et des stratégies de groupe (GPO) pour contrôler les postes clients.</w:t>
             </w:r>
           </w:p>
           <w:p>
@@ -5050,23 +4934,7 @@
                 <w:rFonts w:ascii="Arial" w:hAnsi="Arial" w:cs="Arial"/>
                 <w:sz w:val="20"/>
               </w:rPr>
-              <w:t>Mettre en place un service de partage de fichiers sécurisé avec des droits d'accès basés sur les Unités d'Organisation (</w:t>
-            </w:r>
-            <w:proofErr w:type="spellStart"/>
-            <w:r>
-              <w:rPr>
-                <w:rFonts w:ascii="Arial" w:hAnsi="Arial" w:cs="Arial"/>
-                <w:sz w:val="20"/>
-              </w:rPr>
-              <w:t>OUs</w:t>
-            </w:r>
-            <w:proofErr w:type="spellEnd"/>
-            <w:r>
-              <w:rPr>
-                <w:rFonts w:ascii="Arial" w:hAnsi="Arial" w:cs="Arial"/>
-                <w:sz w:val="20"/>
-              </w:rPr>
-              <w:t>) définies dans l'Active Directory.</w:t>
+              <w:t>Mettre en place un service de partage de fichiers sécurisé avec des droits d'accès basés sur les Unités d'Organisation (OUs) définies dans l'Active Directory.</w:t>
             </w:r>
           </w:p>
           <w:p>
@@ -5095,23 +4963,7 @@
                 <w:rFonts w:ascii="Arial" w:hAnsi="Arial" w:cs="Arial"/>
                 <w:sz w:val="20"/>
               </w:rPr>
-              <w:t xml:space="preserve">Déployer un service de gestion de parc informatique et de </w:t>
-            </w:r>
-            <w:proofErr w:type="spellStart"/>
-            <w:r>
-              <w:rPr>
-                <w:rFonts w:ascii="Arial" w:hAnsi="Arial" w:cs="Arial"/>
-                <w:sz w:val="20"/>
-              </w:rPr>
-              <w:t>ticketing</w:t>
-            </w:r>
-            <w:proofErr w:type="spellEnd"/>
-            <w:r>
-              <w:rPr>
-                <w:rFonts w:ascii="Arial" w:hAnsi="Arial" w:cs="Arial"/>
-                <w:sz w:val="20"/>
-              </w:rPr>
-              <w:t xml:space="preserve"> GLPI via Docker, afin de centraliser le traitement des incidents et des demandes des utilisateurs.</w:t>
+              <w:t>Déployer un service de gestion de parc informatique et de ticketing GLPI via Docker, afin de centraliser le traitement des incidents et des demandes des utilisateurs.</w:t>
             </w:r>
           </w:p>
           <w:p>
@@ -5404,7 +5256,6 @@
               </w:rPr>
               <w:t xml:space="preserve"> </w:t>
             </w:r>
-            <w:proofErr w:type="spellStart"/>
             <w:r>
               <w:rPr>
                 <w:rFonts w:ascii="Arial" w:hAnsi="Arial" w:cs="Arial"/>
@@ -5412,17 +5263,7 @@
                 <w:sz w:val="20"/>
                 <w:lang w:val="en-US"/>
               </w:rPr>
-              <w:t>officielle</w:t>
-            </w:r>
-            <w:proofErr w:type="spellEnd"/>
-            <w:r>
-              <w:rPr>
-                <w:rFonts w:ascii="Arial" w:hAnsi="Arial" w:cs="Arial"/>
-                <w:bCs/>
-                <w:sz w:val="20"/>
-                <w:lang w:val="en-US"/>
-              </w:rPr>
-              <w:t xml:space="preserve"> Microsoft — Active Directory, GPO, Windows Server :</w:t>
+              <w:t>officielle Microsoft — Active Directory, GPO, Windows Server :</w:t>
             </w:r>
           </w:p>
           <w:p>
@@ -5504,18 +5345,8 @@
                 <w:bCs/>
                 <w:sz w:val="20"/>
               </w:rPr>
-              <w:t xml:space="preserve"> </w:t>
-            </w:r>
-            <w:proofErr w:type="spellStart"/>
-            <w:r>
-              <w:rPr>
-                <w:rFonts w:ascii="Arial" w:hAnsi="Arial" w:cs="Arial"/>
-                <w:bCs/>
-                <w:sz w:val="20"/>
-              </w:rPr>
-              <w:t>Hecten</w:t>
-            </w:r>
-            <w:proofErr w:type="spellEnd"/>
+              <w:t xml:space="preserve"> Hecten</w:t>
+            </w:r>
           </w:p>
           <w:p>
             <w:pPr>
@@ -5562,43 +5393,7 @@
                 <w:bCs/>
                 <w:sz w:val="20"/>
               </w:rPr>
-              <w:t xml:space="preserve"> </w:t>
-            </w:r>
-            <w:proofErr w:type="spellStart"/>
-            <w:r>
-              <w:rPr>
-                <w:rFonts w:ascii="Arial" w:hAnsi="Arial" w:cs="Arial"/>
-                <w:bCs/>
-                <w:sz w:val="20"/>
-              </w:rPr>
-              <w:t>ChatGPT</w:t>
-            </w:r>
-            <w:proofErr w:type="spellEnd"/>
-            <w:r>
-              <w:rPr>
-                <w:rFonts w:ascii="Arial" w:hAnsi="Arial" w:cs="Arial"/>
-                <w:bCs/>
-                <w:sz w:val="20"/>
-              </w:rPr>
-              <w:t xml:space="preserve"> (</w:t>
-            </w:r>
-            <w:proofErr w:type="spellStart"/>
-            <w:r>
-              <w:rPr>
-                <w:rFonts w:ascii="Arial" w:hAnsi="Arial" w:cs="Arial"/>
-                <w:bCs/>
-                <w:sz w:val="20"/>
-              </w:rPr>
-              <w:t>OpenAI</w:t>
-            </w:r>
-            <w:proofErr w:type="spellEnd"/>
-            <w:r>
-              <w:rPr>
-                <w:rFonts w:ascii="Arial" w:hAnsi="Arial" w:cs="Arial"/>
-                <w:bCs/>
-                <w:sz w:val="20"/>
-              </w:rPr>
-              <w:t>), Gemini (Google)</w:t>
+              <w:t xml:space="preserve"> ChatGPT (OpenAI), Gemini (Google)</w:t>
             </w:r>
           </w:p>
           <w:p>
@@ -5655,61 +5450,11 @@
                 <w:lang w:val="en-US"/>
               </w:rPr>
             </w:pPr>
-            <w:proofErr w:type="spellStart"/>
             <w:r>
               <w:rPr>
                 <w:lang w:val="en-US"/>
               </w:rPr>
-              <w:t>Serveur</w:t>
-            </w:r>
-            <w:proofErr w:type="spellEnd"/>
-            <w:r>
-              <w:rPr>
-                <w:lang w:val="en-US"/>
-              </w:rPr>
-              <w:t xml:space="preserve"> Dell </w:t>
-            </w:r>
-            <w:proofErr w:type="spellStart"/>
-            <w:r>
-              <w:rPr>
-                <w:lang w:val="en-US"/>
-              </w:rPr>
-              <w:t>Optiplex</w:t>
-            </w:r>
-            <w:proofErr w:type="spellEnd"/>
-            <w:r>
-              <w:rPr>
-                <w:lang w:val="en-US"/>
-              </w:rPr>
-              <w:t xml:space="preserve"> 3050 </w:t>
-            </w:r>
-            <w:proofErr w:type="spellStart"/>
-            <w:r>
-              <w:rPr>
-                <w:lang w:val="en-US"/>
-              </w:rPr>
-              <w:t>Hyperviseur</w:t>
-            </w:r>
-            <w:proofErr w:type="spellEnd"/>
-            <w:r>
-              <w:rPr>
-                <w:lang w:val="en-US"/>
-              </w:rPr>
-              <w:t xml:space="preserve">  : 1To de stockage, 25 Go RAM, </w:t>
-            </w:r>
-            <w:proofErr w:type="spellStart"/>
-            <w:r>
-              <w:rPr>
-                <w:lang w:val="en-US"/>
-              </w:rPr>
-              <w:t>Processeur</w:t>
-            </w:r>
-            <w:proofErr w:type="spellEnd"/>
-            <w:r>
-              <w:rPr>
-                <w:lang w:val="en-US"/>
-              </w:rPr>
-              <w:t xml:space="preserve"> i5</w:t>
+              <w:t>Serveur Dell Optiplex 3050 Hyperviseur  : 1To de stockage, 25 Go RAM, Processeur i5</w:t>
             </w:r>
           </w:p>
           <w:p>
@@ -5736,13 +5481,8 @@
               <w:t xml:space="preserve">2 </w:t>
             </w:r>
             <w:r>
-              <w:t xml:space="preserve">Switch Cisco Catalyst 1000 </w:t>
-            </w:r>
-            <w:proofErr w:type="spellStart"/>
-            <w:r>
-              <w:t>Series</w:t>
-            </w:r>
-            <w:proofErr w:type="spellEnd"/>
+              <w:t>Switch Cisco Catalyst 1000 Series</w:t>
+            </w:r>
           </w:p>
           <w:p>
             <w:r>
@@ -5783,21 +5523,7 @@
               <w:rPr>
                 <w:lang w:val="en-US"/>
               </w:rPr>
-              <w:t xml:space="preserve">      -     </w:t>
-            </w:r>
-            <w:proofErr w:type="spellStart"/>
-            <w:r>
-              <w:rPr>
-                <w:lang w:val="en-US"/>
-              </w:rPr>
-              <w:t>Câbles</w:t>
-            </w:r>
-            <w:proofErr w:type="spellEnd"/>
-            <w:r>
-              <w:rPr>
-                <w:lang w:val="en-US"/>
-              </w:rPr>
-              <w:t xml:space="preserve"> Ethernet </w:t>
+              <w:t xml:space="preserve">      -     Câbles Ethernet </w:t>
             </w:r>
           </w:p>
           <w:p/>
@@ -5863,25 +5589,7 @@
                 <w:bCs/>
                 <w:sz w:val="20"/>
               </w:rPr>
-              <w:t xml:space="preserve"> </w:t>
-            </w:r>
-            <w:proofErr w:type="spellStart"/>
-            <w:r>
-              <w:rPr>
-                <w:rFonts w:ascii="Arial" w:hAnsi="Arial" w:cs="Arial"/>
-                <w:bCs/>
-                <w:sz w:val="20"/>
-              </w:rPr>
-              <w:t>Proxmox</w:t>
-            </w:r>
-            <w:proofErr w:type="spellEnd"/>
-            <w:r>
-              <w:rPr>
-                <w:rFonts w:ascii="Arial" w:hAnsi="Arial" w:cs="Arial"/>
-                <w:bCs/>
-                <w:sz w:val="20"/>
-              </w:rPr>
-              <w:t>, Windows, Debian</w:t>
+              <w:t xml:space="preserve"> Proxmox, Windows, Debian</w:t>
             </w:r>
           </w:p>
           <w:p>
@@ -5961,25 +5669,7 @@
                 <w:bCs/>
                 <w:sz w:val="20"/>
               </w:rPr>
-              <w:t xml:space="preserve"> </w:t>
-            </w:r>
-            <w:proofErr w:type="spellStart"/>
-            <w:r>
-              <w:rPr>
-                <w:rFonts w:ascii="Arial" w:hAnsi="Arial" w:cs="Arial"/>
-                <w:bCs/>
-                <w:sz w:val="20"/>
-              </w:rPr>
-              <w:t>pfSense</w:t>
-            </w:r>
-            <w:proofErr w:type="spellEnd"/>
-            <w:r>
-              <w:rPr>
-                <w:rFonts w:ascii="Arial" w:hAnsi="Arial" w:cs="Arial"/>
-                <w:bCs/>
-                <w:sz w:val="20"/>
-              </w:rPr>
-              <w:t xml:space="preserve"> </w:t>
+              <w:t xml:space="preserve"> pfSense </w:t>
             </w:r>
           </w:p>
           <w:p>
@@ -5997,7 +5687,6 @@
                 <w:sz w:val="20"/>
               </w:rPr>
             </w:pPr>
-            <w:proofErr w:type="spellStart"/>
             <w:r>
               <w:rPr>
                 <w:rFonts w:ascii="Arial" w:hAnsi="Arial" w:cs="Arial"/>
@@ -6006,7 +5695,6 @@
               </w:rPr>
               <w:t>TailScale</w:t>
             </w:r>
-            <w:proofErr w:type="spellEnd"/>
           </w:p>
           <w:p>
             <w:pPr>
@@ -6226,18 +5914,8 @@
                 <w:bCs/>
                 <w:sz w:val="20"/>
               </w:rPr>
-              <w:t xml:space="preserve">SSID : LABO / Mot de passe : </w:t>
-            </w:r>
-            <w:proofErr w:type="spellStart"/>
-            <w:r>
-              <w:rPr>
-                <w:rFonts w:ascii="Arial" w:hAnsi="Arial" w:cs="Arial"/>
-                <w:bCs/>
-                <w:sz w:val="20"/>
-              </w:rPr>
-              <w:t>labohecten</w:t>
-            </w:r>
-            <w:proofErr w:type="spellEnd"/>
+              <w:t>SSID : LABO / Mot de passe : labohecten</w:t>
+            </w:r>
           </w:p>
           <w:p>
             <w:pPr>
@@ -6341,36 +6019,8 @@
                 <w:bCs/>
                 <w:sz w:val="20"/>
               </w:rPr>
-              <w:t xml:space="preserve">Serveur </w:t>
-            </w:r>
-            <w:proofErr w:type="spellStart"/>
-            <w:r>
-              <w:rPr>
-                <w:rFonts w:ascii="Arial" w:hAnsi="Arial" w:cs="Arial"/>
-                <w:bCs/>
-                <w:sz w:val="20"/>
-              </w:rPr>
-              <w:t>Proxmox</w:t>
-            </w:r>
-            <w:proofErr w:type="spellEnd"/>
-            <w:r>
-              <w:rPr>
-                <w:rFonts w:ascii="Arial" w:hAnsi="Arial" w:cs="Arial"/>
-                <w:bCs/>
-                <w:sz w:val="20"/>
-              </w:rPr>
-              <w:t xml:space="preserve"> avec 3 </w:t>
-            </w:r>
-            <w:proofErr w:type="spellStart"/>
-            <w:r>
-              <w:rPr>
-                <w:rFonts w:ascii="Arial" w:hAnsi="Arial" w:cs="Arial"/>
-                <w:bCs/>
-                <w:sz w:val="20"/>
-              </w:rPr>
-              <w:t>VMs</w:t>
-            </w:r>
-            <w:proofErr w:type="spellEnd"/>
+              <w:t>Serveur Proxmox avec 3 VMs</w:t>
+            </w:r>
             <w:r>
               <w:rPr>
                 <w:rFonts w:ascii="Arial" w:hAnsi="Arial" w:cs="Arial"/>
@@ -6444,18 +6094,8 @@
                 <w:bCs/>
                 <w:sz w:val="20"/>
               </w:rPr>
-              <w:t xml:space="preserve"> ou par VPN avec </w:t>
-            </w:r>
-            <w:proofErr w:type="spellStart"/>
-            <w:r>
-              <w:rPr>
-                <w:rFonts w:ascii="Arial" w:hAnsi="Arial" w:cs="Arial"/>
-                <w:bCs/>
-                <w:sz w:val="20"/>
-              </w:rPr>
-              <w:t>TailScale</w:t>
-            </w:r>
-            <w:proofErr w:type="spellEnd"/>
+              <w:t xml:space="preserve"> ou par VPN avec TailScale</w:t>
+            </w:r>
             <w:r>
               <w:rPr>
                 <w:rFonts w:ascii="Arial" w:hAnsi="Arial" w:cs="Arial"/>
@@ -6480,25 +6120,7 @@
                 <w:bCs/>
                 <w:sz w:val="20"/>
               </w:rPr>
-              <w:t xml:space="preserve">Identifiants pour se connecter au </w:t>
-            </w:r>
-            <w:proofErr w:type="spellStart"/>
-            <w:r>
-              <w:rPr>
-                <w:rFonts w:ascii="Arial" w:hAnsi="Arial" w:cs="Arial"/>
-                <w:bCs/>
-                <w:sz w:val="20"/>
-              </w:rPr>
-              <w:t>Proxmox</w:t>
-            </w:r>
-            <w:proofErr w:type="spellEnd"/>
-            <w:r>
-              <w:rPr>
-                <w:rFonts w:ascii="Arial" w:hAnsi="Arial" w:cs="Arial"/>
-                <w:bCs/>
-                <w:sz w:val="20"/>
-              </w:rPr>
-              <w:t xml:space="preserve"> : </w:t>
+              <w:t xml:space="preserve">Identifiants pour se connecter au Proxmox : </w:t>
             </w:r>
           </w:p>
           <w:p>
@@ -6844,25 +6466,7 @@
                 <w:bCs/>
                 <w:sz w:val="20"/>
               </w:rPr>
-              <w:t xml:space="preserve">Mot de passe : </w:t>
-            </w:r>
-            <w:proofErr w:type="spellStart"/>
-            <w:r>
-              <w:rPr>
-                <w:rFonts w:ascii="Arial" w:hAnsi="Arial" w:cs="Arial"/>
-                <w:bCs/>
-                <w:sz w:val="20"/>
-              </w:rPr>
-              <w:t>adrien</w:t>
-            </w:r>
-            <w:proofErr w:type="spellEnd"/>
-            <w:r>
-              <w:rPr>
-                <w:rFonts w:ascii="Arial" w:hAnsi="Arial" w:cs="Arial"/>
-                <w:bCs/>
-                <w:sz w:val="20"/>
-              </w:rPr>
-              <w:t> </w:t>
+              <w:t>Mot de passe : adrien </w:t>
             </w:r>
           </w:p>
           <w:p>
@@ -7695,27 +7299,7 @@
                 <w:sz w:val="20"/>
                 <w:szCs w:val="20"/>
               </w:rPr>
-              <w:t xml:space="preserve">Installation du rôle Active Directory avec le domaine </w:t>
-            </w:r>
-            <w:proofErr w:type="spellStart"/>
-            <w:r>
-              <w:rPr>
-                <w:rFonts w:ascii="Arial" w:hAnsi="Arial"/>
-                <w:bCs/>
-                <w:sz w:val="20"/>
-                <w:szCs w:val="20"/>
-              </w:rPr>
-              <w:t>LAB.local</w:t>
-            </w:r>
-            <w:proofErr w:type="spellEnd"/>
-            <w:r>
-              <w:rPr>
-                <w:rFonts w:ascii="Arial" w:hAnsi="Arial"/>
-                <w:bCs/>
-                <w:sz w:val="20"/>
-                <w:szCs w:val="20"/>
-              </w:rPr>
-              <w:t>.</w:t>
+              <w:t>Installation du rôle Active Directory avec le domaine LAB.local.</w:t>
             </w:r>
           </w:p>
           <w:p>
@@ -7741,27 +7325,7 @@
                 <w:sz w:val="20"/>
                 <w:szCs w:val="20"/>
               </w:rPr>
-              <w:t xml:space="preserve">Création de 3 </w:t>
-            </w:r>
-            <w:proofErr w:type="spellStart"/>
-            <w:r>
-              <w:rPr>
-                <w:rFonts w:ascii="Arial" w:hAnsi="Arial"/>
-                <w:bCs/>
-                <w:sz w:val="20"/>
-                <w:szCs w:val="20"/>
-              </w:rPr>
-              <w:t>OUs</w:t>
-            </w:r>
-            <w:proofErr w:type="spellEnd"/>
-            <w:r>
-              <w:rPr>
-                <w:rFonts w:ascii="Arial" w:hAnsi="Arial"/>
-                <w:bCs/>
-                <w:sz w:val="20"/>
-                <w:szCs w:val="20"/>
-              </w:rPr>
-              <w:t> : RH – Direction – IT</w:t>
+              <w:t>Création de 3 OUs : RH – Direction – IT</w:t>
             </w:r>
           </w:p>
           <w:p>
@@ -7839,19 +7403,8 @@
                 <w:sz w:val="20"/>
                 <w:szCs w:val="20"/>
               </w:rPr>
-              <w:t xml:space="preserve">Configurer le fond d’écran par défaut de </w:t>
-            </w:r>
-            <w:proofErr w:type="spellStart"/>
-            <w:r>
-              <w:rPr>
-                <w:rFonts w:ascii="Arial" w:hAnsi="Arial"/>
-                <w:bCs/>
-                <w:sz w:val="20"/>
-                <w:szCs w:val="20"/>
-              </w:rPr>
-              <w:t>NetCorp</w:t>
-            </w:r>
-            <w:proofErr w:type="spellEnd"/>
+              <w:t>Configurer le fond d’écran par défaut de NetCorp</w:t>
+            </w:r>
           </w:p>
           <w:p>
             <w:pPr>
@@ -8040,27 +7593,7 @@
                 <w:sz w:val="20"/>
                 <w:szCs w:val="20"/>
               </w:rPr>
-              <w:t xml:space="preserve">SRV-FICHIERS\IT$ : Partage servant aux </w:t>
-            </w:r>
-            <w:proofErr w:type="spellStart"/>
-            <w:r>
-              <w:rPr>
-                <w:rFonts w:ascii="Arial" w:hAnsi="Arial"/>
-                <w:bCs/>
-                <w:sz w:val="20"/>
-                <w:szCs w:val="20"/>
-              </w:rPr>
-              <w:t>GPOs</w:t>
-            </w:r>
-            <w:proofErr w:type="spellEnd"/>
-            <w:r>
-              <w:rPr>
-                <w:rFonts w:ascii="Arial" w:hAnsi="Arial"/>
-                <w:bCs/>
-                <w:sz w:val="20"/>
-                <w:szCs w:val="20"/>
-              </w:rPr>
-              <w:t xml:space="preserve"> et accessible en modification seulement aux administrateurs. Le « $ » sert à masquer le partage sur le réseau</w:t>
+              <w:t>SRV-FICHIERS\IT$ : Partage servant aux GPOs et accessible en modification seulement aux administrateurs. Le « $ » sert à masquer le partage sur le réseau</w:t>
             </w:r>
             <w:r>
               <w:rPr>
@@ -8157,19 +7690,8 @@
                 <w:sz w:val="20"/>
                 <w:szCs w:val="20"/>
               </w:rPr>
-              <w:t xml:space="preserve">SRV-FICHIERS\Direction : Partage pour le service Direction autorisé seulement pour le groupe </w:t>
-            </w:r>
-            <w:proofErr w:type="spellStart"/>
-            <w:r>
-              <w:rPr>
-                <w:rFonts w:ascii="Arial" w:hAnsi="Arial"/>
-                <w:bCs/>
-                <w:sz w:val="20"/>
-                <w:szCs w:val="20"/>
-              </w:rPr>
-              <w:t>ACCES_Direction</w:t>
-            </w:r>
-            <w:proofErr w:type="spellEnd"/>
+              <w:t>SRV-FICHIERS\Direction : Partage pour le service Direction autorisé seulement pour le groupe ACCES_Direction</w:t>
+            </w:r>
           </w:p>
           <w:p>
             <w:pPr>
@@ -8333,47 +7855,7 @@
                 <w:sz w:val="20"/>
                 <w:szCs w:val="20"/>
               </w:rPr>
-              <w:t xml:space="preserve">Création du dossier </w:t>
-            </w:r>
-            <w:proofErr w:type="spellStart"/>
-            <w:r>
-              <w:rPr>
-                <w:rFonts w:ascii="Arial" w:hAnsi="Arial"/>
-                <w:bCs/>
-                <w:sz w:val="20"/>
-                <w:szCs w:val="20"/>
-              </w:rPr>
-              <w:t>lab-glpi</w:t>
-            </w:r>
-            <w:proofErr w:type="spellEnd"/>
-            <w:r>
-              <w:rPr>
-                <w:rFonts w:ascii="Arial" w:hAnsi="Arial"/>
-                <w:bCs/>
-                <w:sz w:val="20"/>
-                <w:szCs w:val="20"/>
-              </w:rPr>
-              <w:t xml:space="preserve"> au chemin « /home/</w:t>
-            </w:r>
-            <w:proofErr w:type="spellStart"/>
-            <w:r>
-              <w:rPr>
-                <w:rFonts w:ascii="Arial" w:hAnsi="Arial"/>
-                <w:bCs/>
-                <w:sz w:val="20"/>
-                <w:szCs w:val="20"/>
-              </w:rPr>
-              <w:t>adrien</w:t>
-            </w:r>
-            <w:proofErr w:type="spellEnd"/>
-            <w:r>
-              <w:rPr>
-                <w:rFonts w:ascii="Arial" w:hAnsi="Arial"/>
-                <w:bCs/>
-                <w:sz w:val="20"/>
-                <w:szCs w:val="20"/>
-              </w:rPr>
-              <w:t>/ »</w:t>
+              <w:t>Création du dossier lab-glpi au chemin « /home/adrien/ »</w:t>
             </w:r>
           </w:p>
           <w:p>
@@ -8399,68 +7881,17 @@
                 <w:sz w:val="20"/>
                 <w:szCs w:val="20"/>
               </w:rPr>
-              <w:t>Création des fichiers « docker-</w:t>
-            </w:r>
-            <w:proofErr w:type="spellStart"/>
-            <w:r>
-              <w:rPr>
-                <w:rFonts w:ascii="Arial" w:hAnsi="Arial"/>
-                <w:bCs/>
-                <w:sz w:val="20"/>
-                <w:szCs w:val="20"/>
-              </w:rPr>
-              <w:t>compose.yml</w:t>
-            </w:r>
-            <w:proofErr w:type="spellEnd"/>
-            <w:r>
-              <w:rPr>
-                <w:rFonts w:ascii="Arial" w:hAnsi="Arial"/>
-                <w:bCs/>
-                <w:sz w:val="20"/>
-                <w:szCs w:val="20"/>
-              </w:rPr>
-              <w:t> » et « .</w:t>
-            </w:r>
-            <w:proofErr w:type="spellStart"/>
-            <w:r>
-              <w:rPr>
-                <w:rFonts w:ascii="Arial" w:hAnsi="Arial"/>
-                <w:bCs/>
-                <w:sz w:val="20"/>
-                <w:szCs w:val="20"/>
-              </w:rPr>
-              <w:t>env</w:t>
-            </w:r>
-            <w:proofErr w:type="spellEnd"/>
-            <w:r>
-              <w:rPr>
-                <w:rFonts w:ascii="Arial" w:hAnsi="Arial"/>
-                <w:bCs/>
-                <w:sz w:val="20"/>
-                <w:szCs w:val="20"/>
-              </w:rPr>
-              <w:t> »</w:t>
-            </w:r>
-            <w:r>
-              <w:rPr>
-                <w:rFonts w:ascii="Arial" w:hAnsi="Arial"/>
-                <w:bCs/>
-                <w:sz w:val="20"/>
-                <w:szCs w:val="20"/>
-              </w:rPr>
-              <w:t xml:space="preserve"> dans le dossier </w:t>
-            </w:r>
-            <w:proofErr w:type="spellStart"/>
-            <w:r>
-              <w:rPr>
-                <w:rFonts w:ascii="Arial" w:hAnsi="Arial"/>
-                <w:bCs/>
-                <w:sz w:val="20"/>
-                <w:szCs w:val="20"/>
-              </w:rPr>
-              <w:t>lab-glpi</w:t>
-            </w:r>
-            <w:proofErr w:type="spellEnd"/>
+              <w:t>Création des fichiers « docker-compose.yml » et « .env »</w:t>
+            </w:r>
+            <w:r>
+              <w:rPr>
+                <w:rFonts w:ascii="Arial" w:hAnsi="Arial"/>
+                <w:bCs/>
+                <w:sz w:val="20"/>
+                <w:szCs w:val="20"/>
+              </w:rPr>
+              <w:t xml:space="preserve"> dans le dossier lab-glpi</w:t>
+            </w:r>
           </w:p>
           <w:p>
             <w:pPr>
@@ -8596,7 +8027,6 @@
               </w:rPr>
               <w:t xml:space="preserve">Nom d’utilisateur : </w:t>
             </w:r>
-            <w:proofErr w:type="spellStart"/>
             <w:r>
               <w:rPr>
                 <w:rFonts w:ascii="Arial" w:hAnsi="Arial"/>
@@ -8613,17 +8043,7 @@
                 <w:sz w:val="20"/>
                 <w:szCs w:val="20"/>
               </w:rPr>
-              <w:t>lpi</w:t>
-            </w:r>
-            <w:proofErr w:type="spellEnd"/>
-            <w:r>
-              <w:rPr>
-                <w:rFonts w:ascii="Arial" w:hAnsi="Arial"/>
-                <w:bCs/>
-                <w:sz w:val="20"/>
-                <w:szCs w:val="20"/>
-              </w:rPr>
-              <w:t xml:space="preserve"> </w:t>
+              <w:t xml:space="preserve">lpi </w:t>
             </w:r>
           </w:p>
           <w:p>
@@ -8707,27 +8127,7 @@
                 <w:sz w:val="20"/>
                 <w:szCs w:val="20"/>
               </w:rPr>
-              <w:t xml:space="preserve">Nom d’utilisateur : </w:t>
-            </w:r>
-            <w:proofErr w:type="spellStart"/>
-            <w:r>
-              <w:rPr>
-                <w:rFonts w:ascii="Arial" w:hAnsi="Arial"/>
-                <w:bCs/>
-                <w:sz w:val="20"/>
-                <w:szCs w:val="20"/>
-              </w:rPr>
-              <w:t>glpi</w:t>
-            </w:r>
-            <w:proofErr w:type="spellEnd"/>
-            <w:r>
-              <w:rPr>
-                <w:rFonts w:ascii="Arial" w:hAnsi="Arial"/>
-                <w:bCs/>
-                <w:sz w:val="20"/>
-                <w:szCs w:val="20"/>
-              </w:rPr>
-              <w:t xml:space="preserve"> </w:t>
+              <w:t xml:space="preserve">Nom d’utilisateur : glpi </w:t>
             </w:r>
           </w:p>
           <w:p>
@@ -8748,19 +8148,8 @@
                 <w:sz w:val="20"/>
                 <w:szCs w:val="20"/>
               </w:rPr>
-              <w:t>MDP :</w:t>
-            </w:r>
-            <w:proofErr w:type="spellStart"/>
-            <w:r>
-              <w:rPr>
-                <w:rFonts w:ascii="Arial" w:hAnsi="Arial"/>
-                <w:bCs/>
-                <w:sz w:val="20"/>
-                <w:szCs w:val="20"/>
-              </w:rPr>
-              <w:t>glpi</w:t>
-            </w:r>
-            <w:proofErr w:type="spellEnd"/>
+              <w:t>MDP :glpi</w:t>
+            </w:r>
           </w:p>
           <w:p>
             <w:pPr>
@@ -8792,17 +8181,7 @@
                 <w:sz w:val="20"/>
                 <w:szCs w:val="20"/>
               </w:rPr>
-              <w:t>Fichier docker-</w:t>
-            </w:r>
-            <w:proofErr w:type="spellStart"/>
-            <w:r>
-              <w:rPr>
-                <w:rFonts w:ascii="Arial" w:hAnsi="Arial"/>
-                <w:bCs/>
-                <w:sz w:val="20"/>
-                <w:szCs w:val="20"/>
-              </w:rPr>
-              <w:t>compose</w:t>
+              <w:t>Fichier docker-compose</w:t>
             </w:r>
             <w:r>
               <w:rPr>
@@ -8813,7 +8192,6 @@
               </w:rPr>
               <w:t>.yml</w:t>
             </w:r>
-            <w:proofErr w:type="spellEnd"/>
             <w:r>
               <w:rPr>
                 <w:rFonts w:ascii="Arial" w:hAnsi="Arial"/>
@@ -36851,7 +36229,6 @@
               </w:rPr>
               <w:t>Exploiter les ressources du cadre applicatif (</w:t>
             </w:r>
-            <w:proofErr w:type="spellStart"/>
             <w:r>
               <w:rPr>
                 <w:rFonts w:ascii="Arial" w:hAnsi="Arial" w:cs="Arial"/>
@@ -36862,7 +36239,6 @@
               </w:rPr>
               <w:t>framework</w:t>
             </w:r>
-            <w:proofErr w:type="spellEnd"/>
             <w:r>
               <w:rPr>
                 <w:rFonts w:ascii="Arial" w:hAnsi="Arial" w:cs="Arial"/>
@@ -46042,7 +45418,6 @@
               </w:rPr>
               <w:t xml:space="preserve">Une solution gérée à l'aide de procédures automatisées écrites avec un langage de </w:t>
             </w:r>
-            <w:proofErr w:type="spellStart"/>
             <w:r>
               <w:rPr>
                 <w:rFonts w:ascii="Arial" w:hAnsi="Arial" w:cs="Arial"/>
@@ -46053,7 +45428,6 @@
               </w:rPr>
               <w:t>scripting</w:t>
             </w:r>
-            <w:proofErr w:type="spellEnd"/>
           </w:p>
         </w:tc>
         <w:tc>
@@ -48704,7 +48078,6 @@
               </w:rPr>
               <w:t>Un ou deux environnements de développement disposant d'outils de gestion de tests et supportant un cadre applicatif (</w:t>
             </w:r>
-            <w:proofErr w:type="spellStart"/>
             <w:r>
               <w:rPr>
                 <w:rFonts w:ascii="Arial" w:hAnsi="Arial" w:cs="Arial"/>
@@ -48715,7 +48088,6 @@
               </w:rPr>
               <w:t>framework</w:t>
             </w:r>
-            <w:proofErr w:type="spellEnd"/>
             <w:r>
               <w:rPr>
                 <w:rFonts w:ascii="Arial" w:hAnsi="Arial" w:cs="Arial"/>

--- a/Epreuve - E6/Projet_NetCorp_BTS_Adrien_D/RealisationSysteme/ANNEXE_VII_projet_adrien_d_systeme.docx
+++ b/Epreuve - E6/Projet_NetCorp_BTS_Adrien_D/RealisationSysteme/ANNEXE_VII_projet_adrien_d_systeme.docx
@@ -3051,13 +3051,23 @@
         </w:rPr>
         <w:t xml:space="preserve">de la cheffe ou du </w:t>
       </w:r>
+      <w:proofErr w:type="spellStart"/>
       <w:r>
         <w:rPr>
           <w:rFonts w:ascii="Arial" w:hAnsi="Arial"/>
           <w:sz w:val="20"/>
           <w:szCs w:val="20"/>
         </w:rPr>
-        <w:t>du chef d’établissement à une date fixée par</w:t>
+        <w:t>du</w:t>
+      </w:r>
+      <w:proofErr w:type="spellEnd"/>
+      <w:r>
+        <w:rPr>
+          <w:rFonts w:ascii="Arial" w:hAnsi="Arial"/>
+          <w:sz w:val="20"/>
+          <w:szCs w:val="20"/>
+        </w:rPr>
+        <w:t xml:space="preserve"> chef d’établissement à une date fixée par</w:t>
       </w:r>
       <w:r>
         <w:rPr>
@@ -3986,7 +3996,15 @@
               <w:t xml:space="preserve">nommée </w:t>
             </w:r>
             <w:r>
-              <w:t>“NetCorp”</w:t>
+              <w:t>“</w:t>
+            </w:r>
+            <w:proofErr w:type="spellStart"/>
+            <w:r>
+              <w:t>NetCorp</w:t>
+            </w:r>
+            <w:proofErr w:type="spellEnd"/>
+            <w:r>
+              <w:t>”</w:t>
             </w:r>
             <w:r>
               <w:t xml:space="preserve"> composée d’un service RH, d’un service Administration et d’un service </w:t>
@@ -4073,7 +4091,13 @@
               <w:t xml:space="preserve"> &amp; GPO</w:t>
             </w:r>
             <w:r>
-              <w:t>, partage de fichiers et gestion de parc GLPI via Docker</w:t>
+              <w:t xml:space="preserve">, partage de fichiers </w:t>
+            </w:r>
+            <w:r>
+              <w:t xml:space="preserve">sécurisé </w:t>
+            </w:r>
+            <w:r>
+              <w:t>et gestion de parc GLPI via Docker</w:t>
             </w:r>
             <w:r>
               <w:t>.</w:t>
@@ -4176,13 +4200,23 @@
               </w:rPr>
               <w:t xml:space="preserve"> </w:t>
             </w:r>
+            <w:proofErr w:type="spellStart"/>
             <w:r>
               <w:rPr>
                 <w:bCs/>
                 <w:sz w:val="20"/>
                 <w:szCs w:val="24"/>
               </w:rPr>
-              <w:t xml:space="preserve">Hecten, </w:t>
+              <w:t>Hecten</w:t>
+            </w:r>
+            <w:proofErr w:type="spellEnd"/>
+            <w:r>
+              <w:rPr>
+                <w:bCs/>
+                <w:sz w:val="20"/>
+                <w:szCs w:val="24"/>
+              </w:rPr>
+              <w:t xml:space="preserve">, </w:t>
             </w:r>
             <w:r>
               <w:rPr>
@@ -4782,11 +4816,119 @@
                 <w:lang w:val="en-US"/>
               </w:rPr>
             </w:pPr>
+            <w:proofErr w:type="spellStart"/>
             <w:r>
               <w:rPr>
                 <w:lang w:val="en-US"/>
               </w:rPr>
-              <w:t>Serveur Dell Optiplex 3050 Hyperviseur  : 1To de stockage, 25 Go RAM, Processeur i5</w:t>
+              <w:t>Serveur</w:t>
+            </w:r>
+            <w:proofErr w:type="spellEnd"/>
+            <w:r>
+              <w:rPr>
+                <w:lang w:val="en-US"/>
+              </w:rPr>
+              <w:t xml:space="preserve"> Dell </w:t>
+            </w:r>
+            <w:proofErr w:type="spellStart"/>
+            <w:r>
+              <w:rPr>
+                <w:lang w:val="en-US"/>
+              </w:rPr>
+              <w:t>Optiplex</w:t>
+            </w:r>
+            <w:proofErr w:type="spellEnd"/>
+            <w:r>
+              <w:rPr>
+                <w:lang w:val="en-US"/>
+              </w:rPr>
+              <w:t xml:space="preserve"> 3050 </w:t>
+            </w:r>
+            <w:proofErr w:type="spellStart"/>
+            <w:r>
+              <w:rPr>
+                <w:lang w:val="en-US"/>
+              </w:rPr>
+              <w:t>Hyperviseur</w:t>
+            </w:r>
+            <w:proofErr w:type="spellEnd"/>
+            <w:r>
+              <w:rPr>
+                <w:lang w:val="en-US"/>
+              </w:rPr>
+              <w:t xml:space="preserve">. </w:t>
+            </w:r>
+            <w:r>
+              <w:rPr>
+                <w:lang w:val="en-US"/>
+              </w:rPr>
+              <w:t xml:space="preserve">Stockage : </w:t>
+            </w:r>
+            <w:r>
+              <w:rPr>
+                <w:lang w:val="en-US"/>
+              </w:rPr>
+              <w:t xml:space="preserve">1To </w:t>
+            </w:r>
+            <w:r>
+              <w:rPr>
+                <w:lang w:val="en-US"/>
+              </w:rPr>
+              <w:t xml:space="preserve">| </w:t>
+            </w:r>
+            <w:r>
+              <w:rPr>
+                <w:lang w:val="en-US"/>
+              </w:rPr>
+              <w:t>RAM</w:t>
+            </w:r>
+            <w:r>
+              <w:rPr>
+                <w:lang w:val="en-US"/>
+              </w:rPr>
+              <w:t xml:space="preserve"> </w:t>
+            </w:r>
+            <w:r>
+              <w:rPr>
+                <w:lang w:val="en-US"/>
+              </w:rPr>
+              <w:t>25 Go</w:t>
+            </w:r>
+            <w:r>
+              <w:rPr>
+                <w:lang w:val="en-US"/>
+              </w:rPr>
+              <w:t xml:space="preserve"> </w:t>
+            </w:r>
+            <w:r>
+              <w:rPr>
+                <w:lang w:val="en-US"/>
+              </w:rPr>
+              <w:t xml:space="preserve">| </w:t>
+            </w:r>
+            <w:r>
+              <w:rPr>
+                <w:lang w:val="en-US"/>
+              </w:rPr>
+              <w:t xml:space="preserve">CPU </w:t>
+            </w:r>
+            <w:r>
+              <w:rPr>
+                <w:lang w:val="en-US"/>
+              </w:rPr>
+              <w:t xml:space="preserve">: </w:t>
+            </w:r>
+            <w:r>
+              <w:rPr>
+                <w:lang w:val="en-US"/>
+              </w:rPr>
+              <w:t xml:space="preserve">Intel </w:t>
+            </w:r>
+            <w:r>
+              <w:rPr>
+                <w:lang w:val="en-US"/>
+              </w:rPr>
+              <w:t>i5</w:t>
             </w:r>
           </w:p>
           <w:p>
@@ -4810,8 +4952,13 @@
               </w:numPr>
             </w:pPr>
             <w:r>
-              <w:t>Switch Cisco Catalyst 1000 Series</w:t>
-            </w:r>
+              <w:t xml:space="preserve">Switch Cisco Catalyst 1000 </w:t>
+            </w:r>
+            <w:proofErr w:type="spellStart"/>
+            <w:r>
+              <w:t>Series</w:t>
+            </w:r>
+            <w:proofErr w:type="spellEnd"/>
           </w:p>
           <w:p>
             <w:r>
@@ -4852,7 +4999,21 @@
               <w:rPr>
                 <w:lang w:val="en-US"/>
               </w:rPr>
-              <w:t xml:space="preserve">      -     Câbles Ethernet </w:t>
+              <w:t xml:space="preserve">      -     </w:t>
+            </w:r>
+            <w:proofErr w:type="spellStart"/>
+            <w:r>
+              <w:rPr>
+                <w:lang w:val="en-US"/>
+              </w:rPr>
+              <w:t>Câbles</w:t>
+            </w:r>
+            <w:proofErr w:type="spellEnd"/>
+            <w:r>
+              <w:rPr>
+                <w:lang w:val="en-US"/>
+              </w:rPr>
+              <w:t xml:space="preserve"> Ethernet </w:t>
             </w:r>
           </w:p>
           <w:p>
@@ -4905,7 +5066,23 @@
                 <w:rFonts w:ascii="Arial" w:hAnsi="Arial" w:cs="Arial"/>
                 <w:sz w:val="20"/>
               </w:rPr>
-              <w:t>Déployer et administrer un domaine Active Directory « LAB.local » sous Windows Server, incluant la gestion des utilisateurs, des groupes et des stratégies de groupe (GPO) pour contrôler les postes clients.</w:t>
+              <w:t xml:space="preserve">Déployer et administrer un domaine Active Directory « </w:t>
+            </w:r>
+            <w:proofErr w:type="spellStart"/>
+            <w:r>
+              <w:rPr>
+                <w:rFonts w:ascii="Arial" w:hAnsi="Arial" w:cs="Arial"/>
+                <w:sz w:val="20"/>
+              </w:rPr>
+              <w:t>LAB.local</w:t>
+            </w:r>
+            <w:proofErr w:type="spellEnd"/>
+            <w:r>
+              <w:rPr>
+                <w:rFonts w:ascii="Arial" w:hAnsi="Arial" w:cs="Arial"/>
+                <w:sz w:val="20"/>
+              </w:rPr>
+              <w:t xml:space="preserve"> » sous Windows Server, incluant la gestion des utilisateurs, des groupes et des stratégies de groupe (GPO) pour contrôler les postes clients.</w:t>
             </w:r>
           </w:p>
           <w:p>
@@ -4934,7 +5111,23 @@
                 <w:rFonts w:ascii="Arial" w:hAnsi="Arial" w:cs="Arial"/>
                 <w:sz w:val="20"/>
               </w:rPr>
-              <w:t>Mettre en place un service de partage de fichiers sécurisé avec des droits d'accès basés sur les Unités d'Organisation (OUs) définies dans l'Active Directory.</w:t>
+              <w:t>Mettre en place un service de partage de fichiers sécurisé avec des droits d'accès basés sur les Unités d'Organisation (</w:t>
+            </w:r>
+            <w:proofErr w:type="spellStart"/>
+            <w:r>
+              <w:rPr>
+                <w:rFonts w:ascii="Arial" w:hAnsi="Arial" w:cs="Arial"/>
+                <w:sz w:val="20"/>
+              </w:rPr>
+              <w:t>OUs</w:t>
+            </w:r>
+            <w:proofErr w:type="spellEnd"/>
+            <w:r>
+              <w:rPr>
+                <w:rFonts w:ascii="Arial" w:hAnsi="Arial" w:cs="Arial"/>
+                <w:sz w:val="20"/>
+              </w:rPr>
+              <w:t>) définies dans l'Active Directory.</w:t>
             </w:r>
           </w:p>
           <w:p>
@@ -4963,7 +5156,23 @@
                 <w:rFonts w:ascii="Arial" w:hAnsi="Arial" w:cs="Arial"/>
                 <w:sz w:val="20"/>
               </w:rPr>
-              <w:t>Déployer un service de gestion de parc informatique et de ticketing GLPI via Docker, afin de centraliser le traitement des incidents et des demandes des utilisateurs.</w:t>
+              <w:t xml:space="preserve">Déployer un service de gestion de parc informatique et de </w:t>
+            </w:r>
+            <w:proofErr w:type="spellStart"/>
+            <w:r>
+              <w:rPr>
+                <w:rFonts w:ascii="Arial" w:hAnsi="Arial" w:cs="Arial"/>
+                <w:sz w:val="20"/>
+              </w:rPr>
+              <w:t>ticketing</w:t>
+            </w:r>
+            <w:proofErr w:type="spellEnd"/>
+            <w:r>
+              <w:rPr>
+                <w:rFonts w:ascii="Arial" w:hAnsi="Arial" w:cs="Arial"/>
+                <w:sz w:val="20"/>
+              </w:rPr>
+              <w:t xml:space="preserve"> GLPI via Docker, afin de centraliser le traitement des incidents et des demandes des utilisateurs.</w:t>
             </w:r>
           </w:p>
           <w:p>
@@ -5256,6 +5465,7 @@
               </w:rPr>
               <w:t xml:space="preserve"> </w:t>
             </w:r>
+            <w:proofErr w:type="spellStart"/>
             <w:r>
               <w:rPr>
                 <w:rFonts w:ascii="Arial" w:hAnsi="Arial" w:cs="Arial"/>
@@ -5263,7 +5473,17 @@
                 <w:sz w:val="20"/>
                 <w:lang w:val="en-US"/>
               </w:rPr>
-              <w:t>officielle Microsoft — Active Directory, GPO, Windows Server :</w:t>
+              <w:t>officielle</w:t>
+            </w:r>
+            <w:proofErr w:type="spellEnd"/>
+            <w:r>
+              <w:rPr>
+                <w:rFonts w:ascii="Arial" w:hAnsi="Arial" w:cs="Arial"/>
+                <w:bCs/>
+                <w:sz w:val="20"/>
+                <w:lang w:val="en-US"/>
+              </w:rPr>
+              <w:t xml:space="preserve"> Microsoft — Active Directory, GPO, Windows Server :</w:t>
             </w:r>
           </w:p>
           <w:p>
@@ -5345,8 +5565,18 @@
                 <w:bCs/>
                 <w:sz w:val="20"/>
               </w:rPr>
-              <w:t xml:space="preserve"> Hecten</w:t>
-            </w:r>
+              <w:t xml:space="preserve"> </w:t>
+            </w:r>
+            <w:proofErr w:type="spellStart"/>
+            <w:r>
+              <w:rPr>
+                <w:rFonts w:ascii="Arial" w:hAnsi="Arial" w:cs="Arial"/>
+                <w:bCs/>
+                <w:sz w:val="20"/>
+              </w:rPr>
+              <w:t>Hecten</w:t>
+            </w:r>
+            <w:proofErr w:type="spellEnd"/>
           </w:p>
           <w:p>
             <w:pPr>
@@ -5393,7 +5623,43 @@
                 <w:bCs/>
                 <w:sz w:val="20"/>
               </w:rPr>
-              <w:t xml:space="preserve"> ChatGPT (OpenAI), Gemini (Google)</w:t>
+              <w:t xml:space="preserve"> </w:t>
+            </w:r>
+            <w:proofErr w:type="spellStart"/>
+            <w:r>
+              <w:rPr>
+                <w:rFonts w:ascii="Arial" w:hAnsi="Arial" w:cs="Arial"/>
+                <w:bCs/>
+                <w:sz w:val="20"/>
+              </w:rPr>
+              <w:t>ChatGPT</w:t>
+            </w:r>
+            <w:proofErr w:type="spellEnd"/>
+            <w:r>
+              <w:rPr>
+                <w:rFonts w:ascii="Arial" w:hAnsi="Arial" w:cs="Arial"/>
+                <w:bCs/>
+                <w:sz w:val="20"/>
+              </w:rPr>
+              <w:t xml:space="preserve"> (</w:t>
+            </w:r>
+            <w:proofErr w:type="spellStart"/>
+            <w:r>
+              <w:rPr>
+                <w:rFonts w:ascii="Arial" w:hAnsi="Arial" w:cs="Arial"/>
+                <w:bCs/>
+                <w:sz w:val="20"/>
+              </w:rPr>
+              <w:t>OpenAI</w:t>
+            </w:r>
+            <w:proofErr w:type="spellEnd"/>
+            <w:r>
+              <w:rPr>
+                <w:rFonts w:ascii="Arial" w:hAnsi="Arial" w:cs="Arial"/>
+                <w:bCs/>
+                <w:sz w:val="20"/>
+              </w:rPr>
+              <w:t>), Gemini (Google)</w:t>
             </w:r>
           </w:p>
           <w:p>
@@ -5450,11 +5716,77 @@
                 <w:lang w:val="en-US"/>
               </w:rPr>
             </w:pPr>
+            <w:proofErr w:type="spellStart"/>
             <w:r>
               <w:rPr>
                 <w:lang w:val="en-US"/>
               </w:rPr>
-              <w:t>Serveur Dell Optiplex 3050 Hyperviseur  : 1To de stockage, 25 Go RAM, Processeur i5</w:t>
+              <w:t>Serveur</w:t>
+            </w:r>
+            <w:proofErr w:type="spellEnd"/>
+            <w:r>
+              <w:rPr>
+                <w:lang w:val="en-US"/>
+              </w:rPr>
+              <w:t xml:space="preserve"> Dell </w:t>
+            </w:r>
+            <w:proofErr w:type="spellStart"/>
+            <w:r>
+              <w:rPr>
+                <w:lang w:val="en-US"/>
+              </w:rPr>
+              <w:t>Optiplex</w:t>
+            </w:r>
+            <w:proofErr w:type="spellEnd"/>
+            <w:r>
+              <w:rPr>
+                <w:lang w:val="en-US"/>
+              </w:rPr>
+              <w:t xml:space="preserve"> 3050 </w:t>
+            </w:r>
+            <w:proofErr w:type="spellStart"/>
+            <w:r>
+              <w:rPr>
+                <w:lang w:val="en-US"/>
+              </w:rPr>
+              <w:t>Hyperviseur</w:t>
+            </w:r>
+            <w:proofErr w:type="spellEnd"/>
+            <w:r>
+              <w:rPr>
+                <w:lang w:val="en-US"/>
+              </w:rPr>
+              <w:t xml:space="preserve">. Stockage : </w:t>
+            </w:r>
+            <w:r>
+              <w:rPr>
+                <w:lang w:val="en-US"/>
+              </w:rPr>
+              <w:t xml:space="preserve">1To </w:t>
+            </w:r>
+            <w:r>
+              <w:rPr>
+                <w:lang w:val="en-US"/>
+              </w:rPr>
+              <w:t xml:space="preserve">| </w:t>
+            </w:r>
+            <w:r>
+              <w:rPr>
+                <w:lang w:val="en-US"/>
+              </w:rPr>
+              <w:t>RAM</w:t>
+            </w:r>
+            <w:r>
+              <w:rPr>
+                <w:lang w:val="en-US"/>
+              </w:rPr>
+              <w:t xml:space="preserve"> 25 Go | CPU : Intel </w:t>
+            </w:r>
+            <w:r>
+              <w:rPr>
+                <w:lang w:val="en-US"/>
+              </w:rPr>
+              <w:t>i5</w:t>
             </w:r>
           </w:p>
           <w:p>
@@ -5478,11 +5810,13 @@
               </w:numPr>
             </w:pPr>
             <w:r>
-              <w:t xml:space="preserve">2 </w:t>
-            </w:r>
-            <w:r>
-              <w:t>Switch Cisco Catalyst 1000 Series</w:t>
-            </w:r>
+              <w:t xml:space="preserve">Switch Cisco Catalyst 1000 </w:t>
+            </w:r>
+            <w:proofErr w:type="spellStart"/>
+            <w:r>
+              <w:t>Series</w:t>
+            </w:r>
+            <w:proofErr w:type="spellEnd"/>
           </w:p>
           <w:p>
             <w:r>
@@ -5523,7 +5857,21 @@
               <w:rPr>
                 <w:lang w:val="en-US"/>
               </w:rPr>
-              <w:t xml:space="preserve">      -     Câbles Ethernet </w:t>
+              <w:t xml:space="preserve">      -     </w:t>
+            </w:r>
+            <w:proofErr w:type="spellStart"/>
+            <w:r>
+              <w:rPr>
+                <w:lang w:val="en-US"/>
+              </w:rPr>
+              <w:t>Câbles</w:t>
+            </w:r>
+            <w:proofErr w:type="spellEnd"/>
+            <w:r>
+              <w:rPr>
+                <w:lang w:val="en-US"/>
+              </w:rPr>
+              <w:t xml:space="preserve"> Ethernet </w:t>
             </w:r>
           </w:p>
           <w:p/>
@@ -5589,7 +5937,25 @@
                 <w:bCs/>
                 <w:sz w:val="20"/>
               </w:rPr>
-              <w:t xml:space="preserve"> Proxmox, Windows, Debian</w:t>
+              <w:t xml:space="preserve"> </w:t>
+            </w:r>
+            <w:proofErr w:type="spellStart"/>
+            <w:r>
+              <w:rPr>
+                <w:rFonts w:ascii="Arial" w:hAnsi="Arial" w:cs="Arial"/>
+                <w:bCs/>
+                <w:sz w:val="20"/>
+              </w:rPr>
+              <w:t>Proxmox</w:t>
+            </w:r>
+            <w:proofErr w:type="spellEnd"/>
+            <w:r>
+              <w:rPr>
+                <w:rFonts w:ascii="Arial" w:hAnsi="Arial" w:cs="Arial"/>
+                <w:bCs/>
+                <w:sz w:val="20"/>
+              </w:rPr>
+              <w:t>, Windows, Debian</w:t>
             </w:r>
           </w:p>
           <w:p>
@@ -5655,22 +6021,16 @@
                 <w:sz w:val="20"/>
               </w:rPr>
             </w:pPr>
-            <w:r>
-              <w:rPr>
-                <w:rFonts w:ascii="Arial" w:hAnsi="Arial" w:cs="Arial"/>
-                <w:bCs/>
-                <w:sz w:val="20"/>
-              </w:rPr>
-              <w:t>Système d’exploitation</w:t>
-            </w:r>
-            <w:r>
-              <w:rPr>
-                <w:rFonts w:ascii="Arial" w:hAnsi="Arial" w:cs="Arial"/>
-                <w:bCs/>
-                <w:sz w:val="20"/>
-              </w:rPr>
-              <w:t xml:space="preserve"> pfSense </w:t>
-            </w:r>
+            <w:proofErr w:type="spellStart"/>
+            <w:r>
+              <w:rPr>
+                <w:rFonts w:ascii="Arial" w:hAnsi="Arial" w:cs="Arial"/>
+                <w:bCs/>
+                <w:sz w:val="20"/>
+              </w:rPr>
+              <w:t>TailScale</w:t>
+            </w:r>
+            <w:proofErr w:type="spellEnd"/>
           </w:p>
           <w:p>
             <w:pPr>
@@ -5693,19 +6053,8 @@
                 <w:bCs/>
                 <w:sz w:val="20"/>
               </w:rPr>
-              <w:t>TailScale</w:t>
-            </w:r>
-          </w:p>
-          <w:p>
-            <w:pPr>
-              <w:snapToGrid w:val="0"/>
-              <w:jc w:val="both"/>
-              <w:rPr>
-                <w:rFonts w:ascii="Arial" w:hAnsi="Arial" w:cs="Arial"/>
-                <w:bCs/>
-                <w:sz w:val="20"/>
-              </w:rPr>
-            </w:pPr>
+              <w:t xml:space="preserve">GLPI </w:t>
+            </w:r>
           </w:p>
         </w:tc>
       </w:tr>
@@ -5914,8 +6263,18 @@
                 <w:bCs/>
                 <w:sz w:val="20"/>
               </w:rPr>
-              <w:t>SSID : LABO / Mot de passe : labohecten</w:t>
-            </w:r>
+              <w:t xml:space="preserve">SSID : LABO / Mot de passe : </w:t>
+            </w:r>
+            <w:proofErr w:type="spellStart"/>
+            <w:r>
+              <w:rPr>
+                <w:rFonts w:ascii="Arial" w:hAnsi="Arial" w:cs="Arial"/>
+                <w:bCs/>
+                <w:sz w:val="20"/>
+              </w:rPr>
+              <w:t>labohecten</w:t>
+            </w:r>
+            <w:proofErr w:type="spellEnd"/>
           </w:p>
           <w:p>
             <w:pPr>
@@ -6019,8 +6378,36 @@
                 <w:bCs/>
                 <w:sz w:val="20"/>
               </w:rPr>
-              <w:t>Serveur Proxmox avec 3 VMs</w:t>
-            </w:r>
+              <w:t xml:space="preserve">Serveur </w:t>
+            </w:r>
+            <w:proofErr w:type="spellStart"/>
+            <w:r>
+              <w:rPr>
+                <w:rFonts w:ascii="Arial" w:hAnsi="Arial" w:cs="Arial"/>
+                <w:bCs/>
+                <w:sz w:val="20"/>
+              </w:rPr>
+              <w:t>Proxmox</w:t>
+            </w:r>
+            <w:proofErr w:type="spellEnd"/>
+            <w:r>
+              <w:rPr>
+                <w:rFonts w:ascii="Arial" w:hAnsi="Arial" w:cs="Arial"/>
+                <w:bCs/>
+                <w:sz w:val="20"/>
+              </w:rPr>
+              <w:t xml:space="preserve"> avec 3 </w:t>
+            </w:r>
+            <w:proofErr w:type="spellStart"/>
+            <w:r>
+              <w:rPr>
+                <w:rFonts w:ascii="Arial" w:hAnsi="Arial" w:cs="Arial"/>
+                <w:bCs/>
+                <w:sz w:val="20"/>
+              </w:rPr>
+              <w:t>VMs</w:t>
+            </w:r>
+            <w:proofErr w:type="spellEnd"/>
             <w:r>
               <w:rPr>
                 <w:rFonts w:ascii="Arial" w:hAnsi="Arial" w:cs="Arial"/>
@@ -6094,8 +6481,18 @@
                 <w:bCs/>
                 <w:sz w:val="20"/>
               </w:rPr>
-              <w:t xml:space="preserve"> ou par VPN avec TailScale</w:t>
-            </w:r>
+              <w:t xml:space="preserve"> ou par VPN avec </w:t>
+            </w:r>
+            <w:proofErr w:type="spellStart"/>
+            <w:r>
+              <w:rPr>
+                <w:rFonts w:ascii="Arial" w:hAnsi="Arial" w:cs="Arial"/>
+                <w:bCs/>
+                <w:sz w:val="20"/>
+              </w:rPr>
+              <w:t>TailScale</w:t>
+            </w:r>
+            <w:proofErr w:type="spellEnd"/>
             <w:r>
               <w:rPr>
                 <w:rFonts w:ascii="Arial" w:hAnsi="Arial" w:cs="Arial"/>
@@ -6120,7 +6517,25 @@
                 <w:bCs/>
                 <w:sz w:val="20"/>
               </w:rPr>
-              <w:t xml:space="preserve">Identifiants pour se connecter au Proxmox : </w:t>
+              <w:t xml:space="preserve">Identifiants pour se connecter au </w:t>
+            </w:r>
+            <w:proofErr w:type="spellStart"/>
+            <w:r>
+              <w:rPr>
+                <w:rFonts w:ascii="Arial" w:hAnsi="Arial" w:cs="Arial"/>
+                <w:bCs/>
+                <w:sz w:val="20"/>
+              </w:rPr>
+              <w:t>Proxmox</w:t>
+            </w:r>
+            <w:proofErr w:type="spellEnd"/>
+            <w:r>
+              <w:rPr>
+                <w:rFonts w:ascii="Arial" w:hAnsi="Arial" w:cs="Arial"/>
+                <w:bCs/>
+                <w:sz w:val="20"/>
+              </w:rPr>
+              <w:t xml:space="preserve"> : </w:t>
             </w:r>
           </w:p>
           <w:p>
@@ -6347,16 +6762,29 @@
                 <w:rFonts w:ascii="Arial" w:hAnsi="Arial" w:cs="Arial"/>
                 <w:bCs/>
                 <w:sz w:val="20"/>
-              </w:rPr>
-            </w:pPr>
-            <w:r>
-              <w:rPr>
-                <w:rFonts w:ascii="Arial" w:hAnsi="Arial" w:cs="Arial"/>
-                <w:bCs/>
-                <w:sz w:val="20"/>
-              </w:rPr>
-              <w:t>LAB\Administrateur</w:t>
-            </w:r>
+                <w:lang w:val="es-ES"/>
+              </w:rPr>
+            </w:pPr>
+            <w:r>
+              <w:rPr>
+                <w:rFonts w:ascii="Arial" w:hAnsi="Arial" w:cs="Arial"/>
+                <w:bCs/>
+                <w:sz w:val="20"/>
+                <w:lang w:val="es-ES"/>
+              </w:rPr>
+              <w:t>LAB\</w:t>
+            </w:r>
+            <w:proofErr w:type="spellStart"/>
+            <w:r>
+              <w:rPr>
+                <w:rFonts w:ascii="Arial" w:hAnsi="Arial" w:cs="Arial"/>
+                <w:bCs/>
+                <w:sz w:val="20"/>
+                <w:lang w:val="es-ES"/>
+              </w:rPr>
+              <w:t>Administrateur</w:t>
+            </w:r>
+            <w:proofErr w:type="spellEnd"/>
           </w:p>
           <w:p>
             <w:pPr>
@@ -6366,13 +6794,15 @@
                 <w:rFonts w:ascii="Arial" w:hAnsi="Arial" w:cs="Arial"/>
                 <w:bCs/>
                 <w:sz w:val="20"/>
-              </w:rPr>
-            </w:pPr>
-            <w:r>
-              <w:rPr>
-                <w:rFonts w:ascii="Arial" w:hAnsi="Arial" w:cs="Arial"/>
-                <w:bCs/>
-                <w:sz w:val="20"/>
+                <w:lang w:val="es-ES"/>
+              </w:rPr>
+            </w:pPr>
+            <w:r>
+              <w:rPr>
+                <w:rFonts w:ascii="Arial" w:hAnsi="Arial" w:cs="Arial"/>
+                <w:bCs/>
+                <w:sz w:val="20"/>
+                <w:lang w:val="es-ES"/>
               </w:rPr>
               <w:t>T3ch92750@ci</w:t>
             </w:r>
@@ -6385,6 +6815,7 @@
                 <w:rFonts w:ascii="Arial" w:hAnsi="Arial" w:cs="Arial"/>
                 <w:bCs/>
                 <w:sz w:val="20"/>
+                <w:lang w:val="es-ES"/>
               </w:rPr>
             </w:pPr>
           </w:p>
@@ -6404,23 +6835,7 @@
                 <w:bCs/>
                 <w:sz w:val="20"/>
               </w:rPr>
-              <w:t>Accès à DEBIAN-GLPI</w:t>
-            </w:r>
-            <w:r>
-              <w:rPr>
-                <w:rFonts w:ascii="Arial" w:hAnsi="Arial" w:cs="Arial"/>
-                <w:bCs/>
-                <w:sz w:val="20"/>
-              </w:rPr>
-              <w:t>, Debian 13</w:t>
-            </w:r>
-            <w:r>
-              <w:rPr>
-                <w:rFonts w:ascii="Arial" w:hAnsi="Arial" w:cs="Arial"/>
-                <w:bCs/>
-                <w:sz w:val="20"/>
-              </w:rPr>
-              <w:t xml:space="preserve"> : </w:t>
+              <w:t>Accès à DEBIAN-GLPI, Debian 13 : </w:t>
             </w:r>
           </w:p>
           <w:p>
@@ -6466,7 +6881,119 @@
                 <w:bCs/>
                 <w:sz w:val="20"/>
               </w:rPr>
-              <w:t>Mot de passe : adrien </w:t>
+              <w:t xml:space="preserve">Mot de passe : </w:t>
+            </w:r>
+            <w:proofErr w:type="spellStart"/>
+            <w:r>
+              <w:rPr>
+                <w:rFonts w:ascii="Arial" w:hAnsi="Arial" w:cs="Arial"/>
+                <w:bCs/>
+                <w:sz w:val="20"/>
+              </w:rPr>
+              <w:t>adrien</w:t>
+            </w:r>
+            <w:proofErr w:type="spellEnd"/>
+            <w:r>
+              <w:rPr>
+                <w:rFonts w:ascii="Arial" w:hAnsi="Arial" w:cs="Arial"/>
+                <w:bCs/>
+                <w:sz w:val="20"/>
+              </w:rPr>
+              <w:t> </w:t>
+            </w:r>
+          </w:p>
+          <w:p>
+            <w:pPr>
+              <w:snapToGrid w:val="0"/>
+              <w:jc w:val="both"/>
+              <w:rPr>
+                <w:rFonts w:ascii="Arial" w:hAnsi="Arial" w:cs="Arial"/>
+                <w:bCs/>
+                <w:sz w:val="20"/>
+              </w:rPr>
+            </w:pPr>
+          </w:p>
+          <w:p>
+            <w:pPr>
+              <w:snapToGrid w:val="0"/>
+              <w:jc w:val="both"/>
+              <w:rPr>
+                <w:rFonts w:ascii="Arial" w:hAnsi="Arial" w:cs="Arial"/>
+                <w:bCs/>
+                <w:sz w:val="20"/>
+              </w:rPr>
+            </w:pPr>
+            <w:r>
+              <w:rPr>
+                <w:rFonts w:ascii="Arial" w:hAnsi="Arial" w:cs="Arial"/>
+                <w:bCs/>
+                <w:sz w:val="20"/>
+              </w:rPr>
+              <w:t xml:space="preserve">Accès à DEBIAN-VPN : </w:t>
+            </w:r>
+          </w:p>
+          <w:p>
+            <w:pPr>
+              <w:snapToGrid w:val="0"/>
+              <w:jc w:val="both"/>
+              <w:rPr>
+                <w:rFonts w:ascii="Arial" w:hAnsi="Arial" w:cs="Arial"/>
+                <w:bCs/>
+                <w:sz w:val="20"/>
+              </w:rPr>
+            </w:pPr>
+            <w:r>
+              <w:rPr>
+                <w:rFonts w:ascii="Arial" w:hAnsi="Arial" w:cs="Arial"/>
+                <w:bCs/>
+                <w:sz w:val="20"/>
+              </w:rPr>
+              <w:t xml:space="preserve">Utilisateur : </w:t>
+            </w:r>
+            <w:r>
+              <w:rPr>
+                <w:rFonts w:ascii="Arial" w:hAnsi="Arial" w:cs="Arial"/>
+                <w:bCs/>
+                <w:sz w:val="20"/>
+              </w:rPr>
+              <w:t>Adrien </w:t>
+            </w:r>
+          </w:p>
+          <w:p>
+            <w:pPr>
+              <w:snapToGrid w:val="0"/>
+              <w:jc w:val="both"/>
+              <w:rPr>
+                <w:rFonts w:ascii="Arial" w:hAnsi="Arial" w:cs="Arial"/>
+                <w:bCs/>
+                <w:sz w:val="20"/>
+              </w:rPr>
+            </w:pPr>
+            <w:r>
+              <w:rPr>
+                <w:rFonts w:ascii="Arial" w:hAnsi="Arial" w:cs="Arial"/>
+                <w:bCs/>
+                <w:sz w:val="20"/>
+              </w:rPr>
+              <w:t xml:space="preserve">Mot de passe : </w:t>
+            </w:r>
+            <w:proofErr w:type="spellStart"/>
+            <w:r>
+              <w:rPr>
+                <w:rFonts w:ascii="Arial" w:hAnsi="Arial" w:cs="Arial"/>
+                <w:bCs/>
+                <w:sz w:val="20"/>
+              </w:rPr>
+              <w:t>adrien</w:t>
+            </w:r>
+            <w:proofErr w:type="spellEnd"/>
+            <w:r>
+              <w:rPr>
+                <w:rFonts w:ascii="Arial" w:hAnsi="Arial" w:cs="Arial"/>
+                <w:bCs/>
+                <w:sz w:val="20"/>
+              </w:rPr>
+              <w:t> </w:t>
             </w:r>
           </w:p>
           <w:p>
@@ -7067,15 +7594,14 @@
               <w:rPr>
                 <w:rFonts w:ascii="Arial" w:hAnsi="Arial"/>
                 <w:bCs/>
-                <w:noProof/>
                 <w:sz w:val="20"/>
                 <w:szCs w:val="20"/>
               </w:rPr>
               <w:drawing>
-                <wp:inline distT="0" distB="0" distL="0" distR="0" wp14:anchorId="790EDD61" wp14:editId="4A4FBE22">
-                  <wp:extent cx="6049345" cy="3756660"/>
-                  <wp:effectExtent l="0" t="0" r="8890" b="0"/>
-                  <wp:docPr id="1220720014" name="Picture 1"/>
+                <wp:inline distT="0" distB="0" distL="0" distR="0" wp14:anchorId="3F33C064" wp14:editId="42F0C30D">
+                  <wp:extent cx="6055464" cy="3715867"/>
+                  <wp:effectExtent l="0" t="0" r="2540" b="0"/>
+                  <wp:docPr id="728475617" name="Picture 1"/>
                   <wp:cNvGraphicFramePr>
                     <a:graphicFrameLocks xmlns:a="http://schemas.openxmlformats.org/drawingml/2006/main" noChangeAspect="1"/>
                   </wp:cNvGraphicFramePr>
@@ -7083,7 +7609,7 @@
                     <a:graphicData uri="http://schemas.openxmlformats.org/drawingml/2006/picture">
                       <pic:pic xmlns:pic="http://schemas.openxmlformats.org/drawingml/2006/picture">
                         <pic:nvPicPr>
-                          <pic:cNvPr id="1220720014" name=""/>
+                          <pic:cNvPr id="728475617" name=""/>
                           <pic:cNvPicPr/>
                         </pic:nvPicPr>
                         <pic:blipFill>
@@ -7095,7 +7621,7 @@
                         <pic:spPr>
                           <a:xfrm>
                             <a:off x="0" y="0"/>
-                            <a:ext cx="6052691" cy="3758738"/>
+                            <a:ext cx="6062066" cy="3719919"/>
                           </a:xfrm>
                           <a:prstGeom prst="rect">
                             <a:avLst/>
@@ -7169,15 +7695,14 @@
               <w:rPr>
                 <w:rFonts w:ascii="Arial" w:hAnsi="Arial"/>
                 <w:bCs/>
-                <w:noProof/>
                 <w:sz w:val="20"/>
                 <w:szCs w:val="20"/>
               </w:rPr>
               <w:drawing>
-                <wp:inline distT="0" distB="0" distL="0" distR="0" wp14:anchorId="54361236" wp14:editId="39658A38">
-                  <wp:extent cx="6071529" cy="1245175"/>
-                  <wp:effectExtent l="0" t="0" r="5715" b="0"/>
-                  <wp:docPr id="1045735188" name="Picture 1"/>
+                <wp:inline distT="0" distB="0" distL="0" distR="0" wp14:anchorId="435AFEF3" wp14:editId="2DD298BB">
+                  <wp:extent cx="6093775" cy="837256"/>
+                  <wp:effectExtent l="0" t="0" r="2540" b="1270"/>
+                  <wp:docPr id="502390806" name="Picture 1"/>
                   <wp:cNvGraphicFramePr>
                     <a:graphicFrameLocks xmlns:a="http://schemas.openxmlformats.org/drawingml/2006/main" noChangeAspect="1"/>
                   </wp:cNvGraphicFramePr>
@@ -7185,7 +7710,7 @@
                     <a:graphicData uri="http://schemas.openxmlformats.org/drawingml/2006/picture">
                       <pic:pic xmlns:pic="http://schemas.openxmlformats.org/drawingml/2006/picture">
                         <pic:nvPicPr>
-                          <pic:cNvPr id="1045735188" name=""/>
+                          <pic:cNvPr id="502390806" name=""/>
                           <pic:cNvPicPr/>
                         </pic:nvPicPr>
                         <pic:blipFill>
@@ -7197,7 +7722,7 @@
                         <pic:spPr>
                           <a:xfrm>
                             <a:off x="0" y="0"/>
-                            <a:ext cx="6103584" cy="1251749"/>
+                            <a:ext cx="6117155" cy="840468"/>
                           </a:xfrm>
                           <a:prstGeom prst="rect">
                             <a:avLst/>
@@ -7214,6 +7739,87 @@
             <w:pPr>
               <w:snapToGrid w:val="0"/>
               <w:spacing w:line="276" w:lineRule="auto"/>
+              <w:jc w:val="center"/>
+              <w:rPr>
+                <w:rFonts w:ascii="Arial" w:hAnsi="Arial"/>
+                <w:bCs/>
+                <w:sz w:val="20"/>
+                <w:szCs w:val="20"/>
+              </w:rPr>
+            </w:pPr>
+          </w:p>
+          <w:p>
+            <w:pPr>
+              <w:snapToGrid w:val="0"/>
+              <w:spacing w:line="276" w:lineRule="auto"/>
+              <w:jc w:val="center"/>
+              <w:rPr>
+                <w:rFonts w:ascii="Arial" w:hAnsi="Arial"/>
+                <w:bCs/>
+                <w:sz w:val="20"/>
+                <w:szCs w:val="20"/>
+              </w:rPr>
+            </w:pPr>
+            <w:r>
+              <w:rPr>
+                <w:rFonts w:ascii="Arial" w:hAnsi="Arial"/>
+                <w:bCs/>
+                <w:sz w:val="20"/>
+                <w:szCs w:val="20"/>
+              </w:rPr>
+              <w:drawing>
+                <wp:inline distT="0" distB="0" distL="0" distR="0" wp14:anchorId="6B8BCC57" wp14:editId="1CC1A562">
+                  <wp:extent cx="6127109" cy="1463633"/>
+                  <wp:effectExtent l="0" t="0" r="7620" b="3810"/>
+                  <wp:docPr id="13963696" name="Picture 1"/>
+                  <wp:cNvGraphicFramePr>
+                    <a:graphicFrameLocks xmlns:a="http://schemas.openxmlformats.org/drawingml/2006/main" noChangeAspect="1"/>
+                  </wp:cNvGraphicFramePr>
+                  <a:graphic xmlns:a="http://schemas.openxmlformats.org/drawingml/2006/main">
+                    <a:graphicData uri="http://schemas.openxmlformats.org/drawingml/2006/picture">
+                      <pic:pic xmlns:pic="http://schemas.openxmlformats.org/drawingml/2006/picture">
+                        <pic:nvPicPr>
+                          <pic:cNvPr id="13963696" name=""/>
+                          <pic:cNvPicPr/>
+                        </pic:nvPicPr>
+                        <pic:blipFill>
+                          <a:blip r:embed="rId15"/>
+                          <a:stretch>
+                            <a:fillRect/>
+                          </a:stretch>
+                        </pic:blipFill>
+                        <pic:spPr>
+                          <a:xfrm>
+                            <a:off x="0" y="0"/>
+                            <a:ext cx="6167196" cy="1473209"/>
+                          </a:xfrm>
+                          <a:prstGeom prst="rect">
+                            <a:avLst/>
+                          </a:prstGeom>
+                        </pic:spPr>
+                      </pic:pic>
+                    </a:graphicData>
+                  </a:graphic>
+                </wp:inline>
+              </w:drawing>
+            </w:r>
+          </w:p>
+          <w:p>
+            <w:pPr>
+              <w:snapToGrid w:val="0"/>
+              <w:spacing w:line="276" w:lineRule="auto"/>
+              <w:rPr>
+                <w:rFonts w:ascii="Arial" w:hAnsi="Arial"/>
+                <w:bCs/>
+                <w:sz w:val="20"/>
+                <w:szCs w:val="20"/>
+              </w:rPr>
+            </w:pPr>
+          </w:p>
+          <w:p>
+            <w:pPr>
+              <w:snapToGrid w:val="0"/>
+              <w:spacing w:line="276" w:lineRule="auto"/>
               <w:rPr>
                 <w:rFonts w:ascii="Arial" w:hAnsi="Arial"/>
                 <w:bCs/>
@@ -7299,7 +7905,27 @@
                 <w:sz w:val="20"/>
                 <w:szCs w:val="20"/>
               </w:rPr>
-              <w:t>Installation du rôle Active Directory avec le domaine LAB.local.</w:t>
+              <w:t xml:space="preserve">Installation du rôle Active Directory avec le domaine </w:t>
+            </w:r>
+            <w:proofErr w:type="spellStart"/>
+            <w:r>
+              <w:rPr>
+                <w:rFonts w:ascii="Arial" w:hAnsi="Arial"/>
+                <w:bCs/>
+                <w:sz w:val="20"/>
+                <w:szCs w:val="20"/>
+              </w:rPr>
+              <w:t>LAB.local</w:t>
+            </w:r>
+            <w:proofErr w:type="spellEnd"/>
+            <w:r>
+              <w:rPr>
+                <w:rFonts w:ascii="Arial" w:hAnsi="Arial"/>
+                <w:bCs/>
+                <w:sz w:val="20"/>
+                <w:szCs w:val="20"/>
+              </w:rPr>
+              <w:t>.</w:t>
             </w:r>
           </w:p>
           <w:p>
@@ -7325,7 +7951,27 @@
                 <w:sz w:val="20"/>
                 <w:szCs w:val="20"/>
               </w:rPr>
-              <w:t>Création de 3 OUs : RH – Direction – IT</w:t>
+              <w:t xml:space="preserve">Création de 3 </w:t>
+            </w:r>
+            <w:proofErr w:type="spellStart"/>
+            <w:r>
+              <w:rPr>
+                <w:rFonts w:ascii="Arial" w:hAnsi="Arial"/>
+                <w:bCs/>
+                <w:sz w:val="20"/>
+                <w:szCs w:val="20"/>
+              </w:rPr>
+              <w:t>OUs</w:t>
+            </w:r>
+            <w:proofErr w:type="spellEnd"/>
+            <w:r>
+              <w:rPr>
+                <w:rFonts w:ascii="Arial" w:hAnsi="Arial"/>
+                <w:bCs/>
+                <w:sz w:val="20"/>
+                <w:szCs w:val="20"/>
+              </w:rPr>
+              <w:t> : RH – Direction – IT</w:t>
             </w:r>
           </w:p>
           <w:p>
@@ -7351,7 +7997,27 @@
                 <w:sz w:val="20"/>
                 <w:szCs w:val="20"/>
               </w:rPr>
-              <w:t xml:space="preserve">Création de GPOs : </w:t>
+              <w:t xml:space="preserve">Création de </w:t>
+            </w:r>
+            <w:proofErr w:type="spellStart"/>
+            <w:r>
+              <w:rPr>
+                <w:rFonts w:ascii="Arial" w:hAnsi="Arial"/>
+                <w:bCs/>
+                <w:sz w:val="20"/>
+                <w:szCs w:val="20"/>
+              </w:rPr>
+              <w:t>GPOs</w:t>
+            </w:r>
+            <w:proofErr w:type="spellEnd"/>
+            <w:r>
+              <w:rPr>
+                <w:rFonts w:ascii="Arial" w:hAnsi="Arial"/>
+                <w:bCs/>
+                <w:sz w:val="20"/>
+                <w:szCs w:val="20"/>
+              </w:rPr>
+              <w:t xml:space="preserve"> : </w:t>
             </w:r>
           </w:p>
           <w:p>
@@ -7403,8 +8069,19 @@
                 <w:sz w:val="20"/>
                 <w:szCs w:val="20"/>
               </w:rPr>
-              <w:t>Configurer le fond d’écran par défaut de NetCorp</w:t>
-            </w:r>
+              <w:t xml:space="preserve">Configurer le fond d’écran par défaut de </w:t>
+            </w:r>
+            <w:proofErr w:type="spellStart"/>
+            <w:r>
+              <w:rPr>
+                <w:rFonts w:ascii="Arial" w:hAnsi="Arial"/>
+                <w:bCs/>
+                <w:sz w:val="20"/>
+                <w:szCs w:val="20"/>
+              </w:rPr>
+              <w:t>NetCorp</w:t>
+            </w:r>
+            <w:proofErr w:type="spellEnd"/>
           </w:p>
           <w:p>
             <w:pPr>
@@ -7515,6 +8192,7 @@
                 <w:sz w:val="20"/>
                 <w:szCs w:val="20"/>
               </w:rPr>
+              <w:lastRenderedPageBreak/>
               <w:t xml:space="preserve">SRV-FICHIERS : </w:t>
             </w:r>
           </w:p>
@@ -7593,7 +8271,27 @@
                 <w:sz w:val="20"/>
                 <w:szCs w:val="20"/>
               </w:rPr>
-              <w:t>SRV-FICHIERS\IT$ : Partage servant aux GPOs et accessible en modification seulement aux administrateurs. Le « $ » sert à masquer le partage sur le réseau</w:t>
+              <w:t xml:space="preserve">SRV-FICHIERS\IT$ : Partage servant aux </w:t>
+            </w:r>
+            <w:proofErr w:type="spellStart"/>
+            <w:r>
+              <w:rPr>
+                <w:rFonts w:ascii="Arial" w:hAnsi="Arial"/>
+                <w:bCs/>
+                <w:sz w:val="20"/>
+                <w:szCs w:val="20"/>
+              </w:rPr>
+              <w:t>GPOs</w:t>
+            </w:r>
+            <w:proofErr w:type="spellEnd"/>
+            <w:r>
+              <w:rPr>
+                <w:rFonts w:ascii="Arial" w:hAnsi="Arial"/>
+                <w:bCs/>
+                <w:sz w:val="20"/>
+                <w:szCs w:val="20"/>
+              </w:rPr>
+              <w:t xml:space="preserve"> et accessible en modification seulement aux administrateurs. Le « $ » sert à masquer le partage sur le réseau</w:t>
             </w:r>
             <w:r>
               <w:rPr>
@@ -7690,8 +8388,19 @@
                 <w:sz w:val="20"/>
                 <w:szCs w:val="20"/>
               </w:rPr>
-              <w:t>SRV-FICHIERS\Direction : Partage pour le service Direction autorisé seulement pour le groupe ACCES_Direction</w:t>
-            </w:r>
+              <w:t xml:space="preserve">SRV-FICHIERS\Direction : Partage pour le service Direction autorisé seulement pour le groupe </w:t>
+            </w:r>
+            <w:proofErr w:type="spellStart"/>
+            <w:r>
+              <w:rPr>
+                <w:rFonts w:ascii="Arial" w:hAnsi="Arial"/>
+                <w:bCs/>
+                <w:sz w:val="20"/>
+                <w:szCs w:val="20"/>
+              </w:rPr>
+              <w:t>ACCES_Direction</w:t>
+            </w:r>
+            <w:proofErr w:type="spellEnd"/>
           </w:p>
           <w:p>
             <w:pPr>
@@ -7716,7 +8425,6 @@
                 <w:sz w:val="20"/>
                 <w:szCs w:val="20"/>
               </w:rPr>
-              <w:lastRenderedPageBreak/>
               <w:t xml:space="preserve">Sauvegarde </w:t>
             </w:r>
             <w:r>
@@ -7855,7 +8563,47 @@
                 <w:sz w:val="20"/>
                 <w:szCs w:val="20"/>
               </w:rPr>
-              <w:t>Création du dossier lab-glpi au chemin « /home/adrien/ »</w:t>
+              <w:t xml:space="preserve">Création du dossier </w:t>
+            </w:r>
+            <w:proofErr w:type="spellStart"/>
+            <w:r>
+              <w:rPr>
+                <w:rFonts w:ascii="Arial" w:hAnsi="Arial"/>
+                <w:bCs/>
+                <w:sz w:val="20"/>
+                <w:szCs w:val="20"/>
+              </w:rPr>
+              <w:t>lab-glpi</w:t>
+            </w:r>
+            <w:proofErr w:type="spellEnd"/>
+            <w:r>
+              <w:rPr>
+                <w:rFonts w:ascii="Arial" w:hAnsi="Arial"/>
+                <w:bCs/>
+                <w:sz w:val="20"/>
+                <w:szCs w:val="20"/>
+              </w:rPr>
+              <w:t xml:space="preserve"> au chemin « /home/</w:t>
+            </w:r>
+            <w:proofErr w:type="spellStart"/>
+            <w:r>
+              <w:rPr>
+                <w:rFonts w:ascii="Arial" w:hAnsi="Arial"/>
+                <w:bCs/>
+                <w:sz w:val="20"/>
+                <w:szCs w:val="20"/>
+              </w:rPr>
+              <w:t>adrien</w:t>
+            </w:r>
+            <w:proofErr w:type="spellEnd"/>
+            <w:r>
+              <w:rPr>
+                <w:rFonts w:ascii="Arial" w:hAnsi="Arial"/>
+                <w:bCs/>
+                <w:sz w:val="20"/>
+                <w:szCs w:val="20"/>
+              </w:rPr>
+              <w:t>/ »</w:t>
             </w:r>
           </w:p>
           <w:p>
@@ -7881,8 +8629,9 @@
                 <w:sz w:val="20"/>
                 <w:szCs w:val="20"/>
               </w:rPr>
-              <w:t>Création des fichiers « docker-compose.yml » et « .env »</w:t>
-            </w:r>
+              <w:t>Création des fichiers « docker-</w:t>
+            </w:r>
+            <w:proofErr w:type="spellStart"/>
             <w:r>
               <w:rPr>
                 <w:rFonts w:ascii="Arial" w:hAnsi="Arial"/>
@@ -7890,8 +8639,58 @@
                 <w:sz w:val="20"/>
                 <w:szCs w:val="20"/>
               </w:rPr>
-              <w:t xml:space="preserve"> dans le dossier lab-glpi</w:t>
-            </w:r>
+              <w:t>compose.yml</w:t>
+            </w:r>
+            <w:proofErr w:type="spellEnd"/>
+            <w:r>
+              <w:rPr>
+                <w:rFonts w:ascii="Arial" w:hAnsi="Arial"/>
+                <w:bCs/>
+                <w:sz w:val="20"/>
+                <w:szCs w:val="20"/>
+              </w:rPr>
+              <w:t> » et « .</w:t>
+            </w:r>
+            <w:proofErr w:type="spellStart"/>
+            <w:r>
+              <w:rPr>
+                <w:rFonts w:ascii="Arial" w:hAnsi="Arial"/>
+                <w:bCs/>
+                <w:sz w:val="20"/>
+                <w:szCs w:val="20"/>
+              </w:rPr>
+              <w:t>env</w:t>
+            </w:r>
+            <w:proofErr w:type="spellEnd"/>
+            <w:r>
+              <w:rPr>
+                <w:rFonts w:ascii="Arial" w:hAnsi="Arial"/>
+                <w:bCs/>
+                <w:sz w:val="20"/>
+                <w:szCs w:val="20"/>
+              </w:rPr>
+              <w:t> »</w:t>
+            </w:r>
+            <w:r>
+              <w:rPr>
+                <w:rFonts w:ascii="Arial" w:hAnsi="Arial"/>
+                <w:bCs/>
+                <w:sz w:val="20"/>
+                <w:szCs w:val="20"/>
+              </w:rPr>
+              <w:t xml:space="preserve"> dans le dossier </w:t>
+            </w:r>
+            <w:proofErr w:type="spellStart"/>
+            <w:r>
+              <w:rPr>
+                <w:rFonts w:ascii="Arial" w:hAnsi="Arial"/>
+                <w:bCs/>
+                <w:sz w:val="20"/>
+                <w:szCs w:val="20"/>
+              </w:rPr>
+              <w:t>lab-glpi</w:t>
+            </w:r>
+            <w:proofErr w:type="spellEnd"/>
           </w:p>
           <w:p>
             <w:pPr>
@@ -8027,6 +8826,7 @@
               </w:rPr>
               <w:t xml:space="preserve">Nom d’utilisateur : </w:t>
             </w:r>
+            <w:proofErr w:type="spellStart"/>
             <w:r>
               <w:rPr>
                 <w:rFonts w:ascii="Arial" w:hAnsi="Arial"/>
@@ -8043,7 +8843,17 @@
                 <w:sz w:val="20"/>
                 <w:szCs w:val="20"/>
               </w:rPr>
-              <w:t xml:space="preserve">lpi </w:t>
+              <w:t>lpi</w:t>
+            </w:r>
+            <w:proofErr w:type="spellEnd"/>
+            <w:r>
+              <w:rPr>
+                <w:rFonts w:ascii="Arial" w:hAnsi="Arial"/>
+                <w:bCs/>
+                <w:sz w:val="20"/>
+                <w:szCs w:val="20"/>
+              </w:rPr>
+              <w:t xml:space="preserve"> </w:t>
             </w:r>
           </w:p>
           <w:p>
@@ -8127,7 +8937,27 @@
                 <w:sz w:val="20"/>
                 <w:szCs w:val="20"/>
               </w:rPr>
-              <w:t xml:space="preserve">Nom d’utilisateur : glpi </w:t>
+              <w:t xml:space="preserve">Nom d’utilisateur : </w:t>
+            </w:r>
+            <w:proofErr w:type="spellStart"/>
+            <w:r>
+              <w:rPr>
+                <w:rFonts w:ascii="Arial" w:hAnsi="Arial"/>
+                <w:bCs/>
+                <w:sz w:val="20"/>
+                <w:szCs w:val="20"/>
+              </w:rPr>
+              <w:t>glpi</w:t>
+            </w:r>
+            <w:proofErr w:type="spellEnd"/>
+            <w:r>
+              <w:rPr>
+                <w:rFonts w:ascii="Arial" w:hAnsi="Arial"/>
+                <w:bCs/>
+                <w:sz w:val="20"/>
+                <w:szCs w:val="20"/>
+              </w:rPr>
+              <w:t xml:space="preserve"> </w:t>
             </w:r>
           </w:p>
           <w:p>
@@ -8148,8 +8978,19 @@
                 <w:sz w:val="20"/>
                 <w:szCs w:val="20"/>
               </w:rPr>
-              <w:t>MDP :glpi</w:t>
-            </w:r>
+              <w:t>MDP :</w:t>
+            </w:r>
+            <w:proofErr w:type="spellStart"/>
+            <w:r>
+              <w:rPr>
+                <w:rFonts w:ascii="Arial" w:hAnsi="Arial"/>
+                <w:bCs/>
+                <w:sz w:val="20"/>
+                <w:szCs w:val="20"/>
+              </w:rPr>
+              <w:t>glpi</w:t>
+            </w:r>
+            <w:proofErr w:type="spellEnd"/>
           </w:p>
           <w:p>
             <w:pPr>
@@ -8162,18 +9003,16 @@
                 <w:szCs w:val="20"/>
               </w:rPr>
             </w:pPr>
-          </w:p>
-          <w:p>
-            <w:pPr>
-              <w:snapToGrid w:val="0"/>
-              <w:spacing w:line="276" w:lineRule="auto"/>
+            <w:r>
               <w:rPr>
                 <w:rFonts w:ascii="Arial" w:hAnsi="Arial"/>
                 <w:bCs/>
                 <w:sz w:val="20"/>
                 <w:szCs w:val="20"/>
               </w:rPr>
-            </w:pPr>
+              <w:t>Fichier docker-</w:t>
+            </w:r>
+            <w:proofErr w:type="spellStart"/>
             <w:r>
               <w:rPr>
                 <w:rFonts w:ascii="Arial" w:hAnsi="Arial"/>
@@ -8181,7 +9020,7 @@
                 <w:sz w:val="20"/>
                 <w:szCs w:val="20"/>
               </w:rPr>
-              <w:t>Fichier docker-compose</w:t>
+              <w:t>compose</w:t>
             </w:r>
             <w:r>
               <w:rPr>
@@ -8192,6 +9031,7 @@
               </w:rPr>
               <w:t>.yml</w:t>
             </w:r>
+            <w:proofErr w:type="spellEnd"/>
             <w:r>
               <w:rPr>
                 <w:rFonts w:ascii="Arial" w:hAnsi="Arial"/>
@@ -8246,7 +9086,7 @@
                           <pic:cNvPicPr/>
                         </pic:nvPicPr>
                         <pic:blipFill>
-                          <a:blip r:embed="rId15"/>
+                          <a:blip r:embed="rId16"/>
                           <a:stretch>
                             <a:fillRect/>
                           </a:stretch>
@@ -8290,208 +9130,52 @@
                 <w:szCs w:val="20"/>
               </w:rPr>
             </w:pPr>
-          </w:p>
-          <w:p>
-            <w:pPr>
-              <w:snapToGrid w:val="0"/>
-              <w:spacing w:line="276" w:lineRule="auto"/>
+            <w:r>
               <w:rPr>
                 <w:rFonts w:ascii="Arial" w:hAnsi="Arial"/>
                 <w:bCs/>
                 <w:sz w:val="20"/>
                 <w:szCs w:val="20"/>
               </w:rPr>
-            </w:pPr>
-          </w:p>
-          <w:p>
-            <w:pPr>
-              <w:snapToGrid w:val="0"/>
-              <w:spacing w:line="276" w:lineRule="auto"/>
+              <w:t xml:space="preserve">L’application </w:t>
+            </w:r>
+            <w:r>
               <w:rPr>
                 <w:rFonts w:ascii="Arial" w:hAnsi="Arial"/>
                 <w:bCs/>
                 <w:sz w:val="20"/>
                 <w:szCs w:val="20"/>
               </w:rPr>
-            </w:pPr>
-          </w:p>
-          <w:p>
-            <w:pPr>
-              <w:snapToGrid w:val="0"/>
-              <w:spacing w:line="276" w:lineRule="auto"/>
+              <w:t xml:space="preserve">GLPI </w:t>
+            </w:r>
+            <w:r>
               <w:rPr>
                 <w:rFonts w:ascii="Arial" w:hAnsi="Arial"/>
                 <w:bCs/>
                 <w:sz w:val="20"/>
                 <w:szCs w:val="20"/>
               </w:rPr>
-            </w:pPr>
-          </w:p>
-          <w:p>
-            <w:pPr>
-              <w:snapToGrid w:val="0"/>
-              <w:spacing w:line="276" w:lineRule="auto"/>
+              <w:t xml:space="preserve">est accessible </w:t>
+            </w:r>
+            <w:r>
               <w:rPr>
                 <w:rFonts w:ascii="Arial" w:hAnsi="Arial"/>
                 <w:bCs/>
                 <w:sz w:val="20"/>
                 <w:szCs w:val="20"/>
               </w:rPr>
-            </w:pPr>
-          </w:p>
-          <w:p>
-            <w:pPr>
-              <w:snapToGrid w:val="0"/>
-              <w:spacing w:line="276" w:lineRule="auto"/>
+              <w:t xml:space="preserve">sur le Web </w:t>
+            </w:r>
+            <w:r>
               <w:rPr>
                 <w:rFonts w:ascii="Arial" w:hAnsi="Arial"/>
                 <w:bCs/>
                 <w:sz w:val="20"/>
                 <w:szCs w:val="20"/>
               </w:rPr>
-            </w:pPr>
-          </w:p>
-          <w:p>
-            <w:pPr>
-              <w:snapToGrid w:val="0"/>
-              <w:spacing w:line="276" w:lineRule="auto"/>
-              <w:rPr>
-                <w:rFonts w:ascii="Arial" w:hAnsi="Arial"/>
-                <w:bCs/>
-                <w:sz w:val="20"/>
-                <w:szCs w:val="20"/>
-              </w:rPr>
-            </w:pPr>
-          </w:p>
-          <w:p>
-            <w:pPr>
-              <w:snapToGrid w:val="0"/>
-              <w:spacing w:line="276" w:lineRule="auto"/>
-              <w:rPr>
-                <w:rFonts w:ascii="Arial" w:hAnsi="Arial"/>
-                <w:bCs/>
-                <w:sz w:val="20"/>
-                <w:szCs w:val="20"/>
-              </w:rPr>
-            </w:pPr>
-          </w:p>
-          <w:p>
-            <w:pPr>
-              <w:snapToGrid w:val="0"/>
-              <w:spacing w:line="276" w:lineRule="auto"/>
-              <w:rPr>
-                <w:rFonts w:ascii="Arial" w:hAnsi="Arial"/>
-                <w:bCs/>
-                <w:sz w:val="20"/>
-                <w:szCs w:val="20"/>
-              </w:rPr>
-            </w:pPr>
-          </w:p>
-          <w:p>
-            <w:pPr>
-              <w:snapToGrid w:val="0"/>
-              <w:spacing w:line="276" w:lineRule="auto"/>
-              <w:rPr>
-                <w:rFonts w:ascii="Arial" w:hAnsi="Arial"/>
-                <w:bCs/>
-                <w:sz w:val="20"/>
-                <w:szCs w:val="20"/>
-              </w:rPr>
-            </w:pPr>
-          </w:p>
-          <w:p>
-            <w:pPr>
-              <w:snapToGrid w:val="0"/>
-              <w:spacing w:line="276" w:lineRule="auto"/>
-              <w:rPr>
-                <w:rFonts w:ascii="Arial" w:hAnsi="Arial"/>
-                <w:bCs/>
-                <w:sz w:val="20"/>
-                <w:szCs w:val="20"/>
-              </w:rPr>
-            </w:pPr>
-          </w:p>
-          <w:p>
-            <w:pPr>
-              <w:snapToGrid w:val="0"/>
-              <w:spacing w:line="276" w:lineRule="auto"/>
-              <w:rPr>
-                <w:rFonts w:ascii="Arial" w:hAnsi="Arial"/>
-                <w:bCs/>
-                <w:sz w:val="20"/>
-                <w:szCs w:val="20"/>
-              </w:rPr>
-            </w:pPr>
-          </w:p>
-          <w:p>
-            <w:pPr>
-              <w:snapToGrid w:val="0"/>
-              <w:spacing w:line="276" w:lineRule="auto"/>
-              <w:rPr>
-                <w:rFonts w:ascii="Arial" w:hAnsi="Arial"/>
-                <w:bCs/>
-                <w:sz w:val="20"/>
-                <w:szCs w:val="20"/>
-              </w:rPr>
-            </w:pPr>
-          </w:p>
-          <w:p>
-            <w:pPr>
-              <w:snapToGrid w:val="0"/>
-              <w:spacing w:line="276" w:lineRule="auto"/>
-              <w:rPr>
-                <w:rFonts w:ascii="Arial" w:hAnsi="Arial"/>
-                <w:bCs/>
-                <w:sz w:val="20"/>
-                <w:szCs w:val="20"/>
-              </w:rPr>
-            </w:pPr>
-            <w:r>
-              <w:rPr>
-                <w:rFonts w:ascii="Arial" w:hAnsi="Arial"/>
-                <w:bCs/>
-                <w:sz w:val="20"/>
-                <w:szCs w:val="20"/>
-              </w:rPr>
-              <w:t xml:space="preserve">L’application </w:t>
-            </w:r>
-            <w:r>
-              <w:rPr>
-                <w:rFonts w:ascii="Arial" w:hAnsi="Arial"/>
-                <w:bCs/>
-                <w:sz w:val="20"/>
-                <w:szCs w:val="20"/>
-              </w:rPr>
-              <w:t xml:space="preserve">GLPI </w:t>
-            </w:r>
-            <w:r>
-              <w:rPr>
-                <w:rFonts w:ascii="Arial" w:hAnsi="Arial"/>
-                <w:bCs/>
-                <w:sz w:val="20"/>
-                <w:szCs w:val="20"/>
-              </w:rPr>
-              <w:t xml:space="preserve">est accessible </w:t>
-            </w:r>
-            <w:r>
-              <w:rPr>
-                <w:rFonts w:ascii="Arial" w:hAnsi="Arial"/>
-                <w:bCs/>
-                <w:sz w:val="20"/>
-                <w:szCs w:val="20"/>
-              </w:rPr>
-              <w:t xml:space="preserve">sur le Web </w:t>
-            </w:r>
-            <w:r>
-              <w:rPr>
-                <w:rFonts w:ascii="Arial" w:hAnsi="Arial"/>
-                <w:bCs/>
-                <w:sz w:val="20"/>
-                <w:szCs w:val="20"/>
-              </w:rPr>
               <w:t xml:space="preserve">à l’adresse suivante : </w:t>
             </w:r>
-            <w:hyperlink r:id="rId16" w:history="1">
+            <w:hyperlink r:id="rId17" w:history="1">
               <w:r>
                 <w:rPr>
                   <w:rStyle w:val="Hyperlink"/>
@@ -8512,288 +9196,6 @@
               </w:rPr>
               <w:t xml:space="preserve"> </w:t>
             </w:r>
-          </w:p>
-          <w:p>
-            <w:pPr>
-              <w:snapToGrid w:val="0"/>
-              <w:spacing w:line="276" w:lineRule="auto"/>
-              <w:rPr>
-                <w:rFonts w:ascii="Arial" w:hAnsi="Arial"/>
-                <w:bCs/>
-                <w:sz w:val="20"/>
-                <w:szCs w:val="20"/>
-              </w:rPr>
-            </w:pPr>
-            <w:r>
-              <w:rPr>
-                <w:rFonts w:ascii="Arial" w:hAnsi="Arial"/>
-                <w:bCs/>
-                <w:sz w:val="20"/>
-                <w:szCs w:val="20"/>
-              </w:rPr>
-              <w:t xml:space="preserve">Liaison LDAP </w:t>
-            </w:r>
-            <w:r>
-              <w:rPr>
-                <w:rFonts w:ascii="Arial" w:hAnsi="Arial"/>
-                <w:bCs/>
-                <w:sz w:val="20"/>
-                <w:szCs w:val="20"/>
-              </w:rPr>
-              <w:t>configurée</w:t>
-            </w:r>
-            <w:r>
-              <w:rPr>
-                <w:rFonts w:ascii="Arial" w:hAnsi="Arial"/>
-                <w:bCs/>
-                <w:sz w:val="20"/>
-                <w:szCs w:val="20"/>
-              </w:rPr>
-              <w:t xml:space="preserve"> avec le domaine LAB.</w:t>
-            </w:r>
-          </w:p>
-          <w:p>
-            <w:pPr>
-              <w:snapToGrid w:val="0"/>
-              <w:spacing w:line="276" w:lineRule="auto"/>
-              <w:rPr>
-                <w:rFonts w:ascii="Arial" w:hAnsi="Arial"/>
-                <w:bCs/>
-                <w:sz w:val="20"/>
-                <w:szCs w:val="20"/>
-              </w:rPr>
-            </w:pPr>
-            <w:r>
-              <w:rPr>
-                <w:rFonts w:ascii="Arial" w:hAnsi="Arial"/>
-                <w:bCs/>
-                <w:sz w:val="20"/>
-                <w:szCs w:val="20"/>
-              </w:rPr>
-              <w:t>Les utilisateurs peuvent se connecter avec leurs identifiants de session</w:t>
-            </w:r>
-            <w:r>
-              <w:rPr>
-                <w:rFonts w:ascii="Arial" w:hAnsi="Arial"/>
-                <w:bCs/>
-                <w:sz w:val="20"/>
-                <w:szCs w:val="20"/>
-              </w:rPr>
-              <w:t> :</w:t>
-            </w:r>
-          </w:p>
-          <w:p>
-            <w:pPr>
-              <w:snapToGrid w:val="0"/>
-              <w:spacing w:line="276" w:lineRule="auto"/>
-              <w:rPr>
-                <w:rFonts w:ascii="Arial" w:hAnsi="Arial"/>
-                <w:bCs/>
-                <w:sz w:val="20"/>
-                <w:szCs w:val="20"/>
-              </w:rPr>
-            </w:pPr>
-            <w:hyperlink r:id="rId17" w:history="1">
-              <w:r>
-                <w:rPr>
-                  <w:rStyle w:val="Hyperlink"/>
-                  <w:rFonts w:ascii="Arial" w:hAnsi="Arial"/>
-                  <w:bCs/>
-                  <w:sz w:val="20"/>
-                  <w:szCs w:val="20"/>
-                </w:rPr>
-                <w:t>prenom.nom@lab.local</w:t>
-              </w:r>
-            </w:hyperlink>
-          </w:p>
-          <w:p>
-            <w:pPr>
-              <w:snapToGrid w:val="0"/>
-              <w:spacing w:line="276" w:lineRule="auto"/>
-              <w:rPr>
-                <w:rFonts w:ascii="Arial" w:hAnsi="Arial"/>
-                <w:bCs/>
-                <w:sz w:val="20"/>
-                <w:szCs w:val="20"/>
-              </w:rPr>
-            </w:pPr>
-            <w:r>
-              <w:rPr>
-                <w:rFonts w:ascii="Arial" w:hAnsi="Arial"/>
-                <w:bCs/>
-                <w:sz w:val="20"/>
-                <w:szCs w:val="20"/>
-              </w:rPr>
-              <w:t>MDP de session habituel</w:t>
-            </w:r>
-          </w:p>
-          <w:p>
-            <w:pPr>
-              <w:snapToGrid w:val="0"/>
-              <w:spacing w:line="276" w:lineRule="auto"/>
-              <w:rPr>
-                <w:rFonts w:ascii="Arial" w:hAnsi="Arial"/>
-                <w:bCs/>
-                <w:sz w:val="20"/>
-                <w:szCs w:val="20"/>
-              </w:rPr>
-            </w:pPr>
-          </w:p>
-          <w:p>
-            <w:pPr>
-              <w:snapToGrid w:val="0"/>
-              <w:spacing w:line="276" w:lineRule="auto"/>
-              <w:rPr>
-                <w:rFonts w:ascii="Arial" w:hAnsi="Arial"/>
-                <w:bCs/>
-                <w:sz w:val="20"/>
-                <w:szCs w:val="20"/>
-              </w:rPr>
-            </w:pPr>
-          </w:p>
-          <w:p>
-            <w:pPr>
-              <w:snapToGrid w:val="0"/>
-              <w:spacing w:line="276" w:lineRule="auto"/>
-              <w:rPr>
-                <w:rFonts w:ascii="Arial" w:hAnsi="Arial"/>
-                <w:bCs/>
-                <w:sz w:val="20"/>
-                <w:szCs w:val="20"/>
-              </w:rPr>
-            </w:pPr>
-          </w:p>
-          <w:p>
-            <w:pPr>
-              <w:snapToGrid w:val="0"/>
-              <w:spacing w:line="276" w:lineRule="auto"/>
-              <w:rPr>
-                <w:rFonts w:ascii="Arial" w:hAnsi="Arial"/>
-                <w:bCs/>
-                <w:sz w:val="20"/>
-                <w:szCs w:val="20"/>
-              </w:rPr>
-            </w:pPr>
-          </w:p>
-          <w:p>
-            <w:pPr>
-              <w:snapToGrid w:val="0"/>
-              <w:spacing w:line="276" w:lineRule="auto"/>
-              <w:rPr>
-                <w:rFonts w:ascii="Arial" w:hAnsi="Arial"/>
-                <w:bCs/>
-                <w:sz w:val="20"/>
-                <w:szCs w:val="20"/>
-              </w:rPr>
-            </w:pPr>
-          </w:p>
-          <w:p>
-            <w:pPr>
-              <w:snapToGrid w:val="0"/>
-              <w:spacing w:line="276" w:lineRule="auto"/>
-              <w:rPr>
-                <w:rFonts w:ascii="Arial" w:hAnsi="Arial"/>
-                <w:bCs/>
-                <w:sz w:val="20"/>
-                <w:szCs w:val="20"/>
-              </w:rPr>
-            </w:pPr>
-          </w:p>
-          <w:p>
-            <w:pPr>
-              <w:snapToGrid w:val="0"/>
-              <w:spacing w:line="276" w:lineRule="auto"/>
-              <w:rPr>
-                <w:rFonts w:ascii="Arial" w:hAnsi="Arial"/>
-                <w:bCs/>
-                <w:sz w:val="20"/>
-                <w:szCs w:val="20"/>
-              </w:rPr>
-            </w:pPr>
-          </w:p>
-          <w:p>
-            <w:pPr>
-              <w:snapToGrid w:val="0"/>
-              <w:spacing w:line="276" w:lineRule="auto"/>
-              <w:rPr>
-                <w:rFonts w:ascii="Arial" w:hAnsi="Arial"/>
-                <w:bCs/>
-                <w:sz w:val="20"/>
-                <w:szCs w:val="20"/>
-              </w:rPr>
-            </w:pPr>
-          </w:p>
-          <w:p>
-            <w:pPr>
-              <w:snapToGrid w:val="0"/>
-              <w:spacing w:line="276" w:lineRule="auto"/>
-              <w:rPr>
-                <w:rFonts w:ascii="Arial" w:hAnsi="Arial"/>
-                <w:bCs/>
-                <w:sz w:val="20"/>
-                <w:szCs w:val="20"/>
-              </w:rPr>
-            </w:pPr>
-          </w:p>
-          <w:p>
-            <w:pPr>
-              <w:snapToGrid w:val="0"/>
-              <w:spacing w:line="276" w:lineRule="auto"/>
-              <w:rPr>
-                <w:rFonts w:ascii="Arial" w:hAnsi="Arial"/>
-                <w:bCs/>
-                <w:sz w:val="20"/>
-                <w:szCs w:val="20"/>
-              </w:rPr>
-            </w:pPr>
-          </w:p>
-          <w:p>
-            <w:pPr>
-              <w:snapToGrid w:val="0"/>
-              <w:spacing w:line="276" w:lineRule="auto"/>
-              <w:rPr>
-                <w:rFonts w:ascii="Arial" w:hAnsi="Arial"/>
-                <w:bCs/>
-                <w:sz w:val="20"/>
-                <w:szCs w:val="20"/>
-              </w:rPr>
-            </w:pPr>
-          </w:p>
-          <w:p>
-            <w:pPr>
-              <w:snapToGrid w:val="0"/>
-              <w:spacing w:line="276" w:lineRule="auto"/>
-              <w:rPr>
-                <w:rFonts w:ascii="Arial" w:hAnsi="Arial"/>
-                <w:bCs/>
-                <w:sz w:val="20"/>
-                <w:szCs w:val="20"/>
-              </w:rPr>
-            </w:pPr>
-          </w:p>
-          <w:p>
-            <w:pPr>
-              <w:snapToGrid w:val="0"/>
-              <w:spacing w:line="276" w:lineRule="auto"/>
-              <w:rPr>
-                <w:rFonts w:ascii="Arial" w:hAnsi="Arial"/>
-                <w:bCs/>
-                <w:sz w:val="20"/>
-                <w:szCs w:val="20"/>
-              </w:rPr>
-            </w:pPr>
-          </w:p>
-          <w:p>
-            <w:pPr>
-              <w:snapToGrid w:val="0"/>
-              <w:spacing w:line="276" w:lineRule="auto"/>
-              <w:rPr>
-                <w:rFonts w:ascii="Arial" w:hAnsi="Arial"/>
-                <w:bCs/>
-                <w:sz w:val="20"/>
-                <w:szCs w:val="20"/>
-              </w:rPr>
-            </w:pPr>
           </w:p>
           <w:p>
             <w:pPr>
@@ -36229,6 +36631,7 @@
               </w:rPr>
               <w:t>Exploiter les ressources du cadre applicatif (</w:t>
             </w:r>
+            <w:proofErr w:type="spellStart"/>
             <w:r>
               <w:rPr>
                 <w:rFonts w:ascii="Arial" w:hAnsi="Arial" w:cs="Arial"/>
@@ -36239,6 +36642,7 @@
               </w:rPr>
               <w:t>framework</w:t>
             </w:r>
+            <w:proofErr w:type="spellEnd"/>
             <w:r>
               <w:rPr>
                 <w:rFonts w:ascii="Arial" w:hAnsi="Arial" w:cs="Arial"/>
@@ -45418,6 +45822,7 @@
               </w:rPr>
               <w:t xml:space="preserve">Une solution gérée à l'aide de procédures automatisées écrites avec un langage de </w:t>
             </w:r>
+            <w:proofErr w:type="spellStart"/>
             <w:r>
               <w:rPr>
                 <w:rFonts w:ascii="Arial" w:hAnsi="Arial" w:cs="Arial"/>
@@ -45428,6 +45833,7 @@
               </w:rPr>
               <w:t>scripting</w:t>
             </w:r>
+            <w:proofErr w:type="spellEnd"/>
           </w:p>
         </w:tc>
         <w:tc>
@@ -48078,6 +48484,7 @@
               </w:rPr>
               <w:t>Un ou deux environnements de développement disposant d'outils de gestion de tests et supportant un cadre applicatif (</w:t>
             </w:r>
+            <w:proofErr w:type="spellStart"/>
             <w:r>
               <w:rPr>
                 <w:rFonts w:ascii="Arial" w:hAnsi="Arial" w:cs="Arial"/>
@@ -48088,6 +48495,7 @@
               </w:rPr>
               <w:t>framework</w:t>
             </w:r>
+            <w:proofErr w:type="spellEnd"/>
             <w:r>
               <w:rPr>
                 <w:rFonts w:ascii="Arial" w:hAnsi="Arial" w:cs="Arial"/>
@@ -52362,7 +52770,7 @@
   <w:style w:type="paragraph" w:default="1" w:styleId="Normal">
     <w:name w:val="Normal"/>
     <w:qFormat/>
-    <w:rsid w:val="00E47104"/>
+    <w:rsid w:val="00EE59B1"/>
     <w:pPr>
       <w:suppressAutoHyphens/>
     </w:pPr>

--- a/Epreuve - E6/Projet_NetCorp_BTS_Adrien_D/RealisationSysteme/ANNEXE_VII_projet_adrien_d_systeme.docx
+++ b/Epreuve - E6/Projet_NetCorp_BTS_Adrien_D/RealisationSysteme/ANNEXE_VII_projet_adrien_d_systeme.docx
@@ -4016,7 +4016,6 @@
               <w:t>.</w:t>
             </w:r>
           </w:p>
-          <w:p/>
           <w:p>
             <w:pPr>
               <w:rPr>
@@ -4743,7 +4742,6 @@
                 <w:b/>
                 <w:sz w:val="20"/>
               </w:rPr>
-              <w:lastRenderedPageBreak/>
               <w:t>Conditions de réalisation</w:t>
             </w:r>
             <w:r>
@@ -6292,63 +6290,31 @@
                 <w:bCs/>
                 <w:sz w:val="20"/>
               </w:rPr>
-              <w:t>Accès via le web à l’hyperviseur sur l’adresse IP suivante depuis le Wi-Fi LABO ou en Ethernet : http://</w:t>
-            </w:r>
-            <w:r>
-              <w:rPr>
-                <w:rFonts w:ascii="Arial" w:hAnsi="Arial" w:cs="Arial"/>
-                <w:bCs/>
-                <w:sz w:val="20"/>
-              </w:rPr>
-              <w:t>17</w:t>
-            </w:r>
-            <w:r>
-              <w:rPr>
-                <w:rFonts w:ascii="Arial" w:hAnsi="Arial" w:cs="Arial"/>
-                <w:bCs/>
-                <w:sz w:val="20"/>
-              </w:rPr>
-              <w:t>2</w:t>
-            </w:r>
-            <w:r>
-              <w:rPr>
-                <w:rFonts w:ascii="Arial" w:hAnsi="Arial" w:cs="Arial"/>
-                <w:bCs/>
-                <w:sz w:val="20"/>
-              </w:rPr>
-              <w:t>.</w:t>
-            </w:r>
-            <w:r>
-              <w:rPr>
-                <w:rFonts w:ascii="Arial" w:hAnsi="Arial" w:cs="Arial"/>
-                <w:bCs/>
-                <w:sz w:val="20"/>
-              </w:rPr>
-              <w:t>1</w:t>
-            </w:r>
-            <w:r>
-              <w:rPr>
-                <w:rFonts w:ascii="Arial" w:hAnsi="Arial" w:cs="Arial"/>
-                <w:bCs/>
-                <w:sz w:val="20"/>
-              </w:rPr>
-              <w:t>6</w:t>
-            </w:r>
-            <w:r>
-              <w:rPr>
-                <w:rFonts w:ascii="Arial" w:hAnsi="Arial" w:cs="Arial"/>
-                <w:bCs/>
-                <w:sz w:val="20"/>
-              </w:rPr>
-              <w:t>.1.</w:t>
-            </w:r>
-            <w:r>
-              <w:rPr>
-                <w:rFonts w:ascii="Arial" w:hAnsi="Arial" w:cs="Arial"/>
-                <w:bCs/>
-                <w:sz w:val="20"/>
-              </w:rPr>
-              <w:t>2</w:t>
+              <w:t xml:space="preserve">Accès via le web à l’hyperviseur sur l’adresse IP suivante </w:t>
+            </w:r>
+            <w:r>
+              <w:rPr>
+                <w:rFonts w:ascii="Arial" w:hAnsi="Arial" w:cs="Arial"/>
+                <w:bCs/>
+                <w:sz w:val="20"/>
+              </w:rPr>
+              <w:t>depuis le VPN ou en Ethernet sur un port correspondant au VLAN 223 (IT)</w:t>
+            </w:r>
+            <w:r>
+              <w:rPr>
+                <w:rFonts w:ascii="Arial" w:hAnsi="Arial" w:cs="Arial"/>
+                <w:bCs/>
+                <w:sz w:val="20"/>
+              </w:rPr>
+              <w:t>: http://</w:t>
+            </w:r>
+            <w:r>
+              <w:rPr>
+                <w:rFonts w:ascii="Arial" w:hAnsi="Arial" w:cs="Arial"/>
+                <w:bCs/>
+                <w:sz w:val="20"/>
+              </w:rPr>
+              <w:t>192.168.223.2</w:t>
             </w:r>
           </w:p>
           <w:p>
@@ -6396,7 +6362,23 @@
                 <w:bCs/>
                 <w:sz w:val="20"/>
               </w:rPr>
-              <w:t xml:space="preserve"> avec 3 </w:t>
+              <w:t xml:space="preserve"> avec </w:t>
+            </w:r>
+            <w:r>
+              <w:rPr>
+                <w:rFonts w:ascii="Arial" w:hAnsi="Arial" w:cs="Arial"/>
+                <w:bCs/>
+                <w:sz w:val="20"/>
+              </w:rPr>
+              <w:t>4</w:t>
+            </w:r>
+            <w:r>
+              <w:rPr>
+                <w:rFonts w:ascii="Arial" w:hAnsi="Arial" w:cs="Arial"/>
+                <w:bCs/>
+                <w:sz w:val="20"/>
+              </w:rPr>
+              <w:t xml:space="preserve"> </w:t>
             </w:r>
             <w:proofErr w:type="spellStart"/>
             <w:r>
@@ -6457,7 +6439,23 @@
                 <w:bCs/>
                 <w:sz w:val="20"/>
               </w:rPr>
-              <w:t xml:space="preserve">cessible sur 172.16.1.2 depuis le </w:t>
+              <w:t>cessible sur 1</w:t>
+            </w:r>
+            <w:r>
+              <w:rPr>
+                <w:rFonts w:ascii="Arial" w:hAnsi="Arial" w:cs="Arial"/>
+                <w:bCs/>
+                <w:sz w:val="20"/>
+              </w:rPr>
+              <w:t>92.168.223.2</w:t>
+            </w:r>
+            <w:r>
+              <w:rPr>
+                <w:rFonts w:ascii="Arial" w:hAnsi="Arial" w:cs="Arial"/>
+                <w:bCs/>
+                <w:sz w:val="20"/>
+              </w:rPr>
+              <w:t xml:space="preserve"> depuis le </w:t>
             </w:r>
             <w:r>
               <w:rPr>
@@ -7054,30 +7052,22 @@
               <w:jc w:val="both"/>
               <w:rPr>
                 <w:rFonts w:ascii="Arial" w:hAnsi="Arial" w:cs="Arial"/>
-                <w:b/>
-                <w:sz w:val="20"/>
-              </w:rPr>
-            </w:pPr>
-            <w:r>
-              <w:rPr>
-                <w:rFonts w:ascii="Arial" w:hAnsi="Arial" w:cs="Arial"/>
-                <w:b/>
-                <w:sz w:val="20"/>
-              </w:rPr>
-              <w:t xml:space="preserve">Livrable Projet Réalisation </w:t>
-            </w:r>
-            <w:r>
-              <w:rPr>
-                <w:rFonts w:ascii="Arial" w:hAnsi="Arial" w:cs="Arial"/>
-                <w:b/>
-                <w:sz w:val="20"/>
-              </w:rPr>
-              <w:t>2 Système</w:t>
-            </w:r>
-            <w:r>
-              <w:rPr>
-                <w:rFonts w:ascii="Arial" w:hAnsi="Arial" w:cs="Arial"/>
-                <w:b/>
+                <w:bCs/>
+                <w:sz w:val="20"/>
+              </w:rPr>
+            </w:pPr>
+            <w:r>
+              <w:rPr>
+                <w:rFonts w:ascii="Arial" w:hAnsi="Arial" w:cs="Arial"/>
+                <w:bCs/>
+                <w:sz w:val="20"/>
+              </w:rPr>
+              <w:t>Documentation complète de la réalisation</w:t>
+            </w:r>
+            <w:r>
+              <w:rPr>
+                <w:rFonts w:ascii="Arial" w:hAnsi="Arial" w:cs="Arial"/>
+                <w:bCs/>
                 <w:sz w:val="20"/>
               </w:rPr>
               <w:t xml:space="preserve"> :</w:t>
@@ -7089,27 +7079,30 @@
               <w:jc w:val="both"/>
               <w:rPr>
                 <w:rFonts w:ascii="Arial" w:hAnsi="Arial" w:cs="Arial"/>
-                <w:bCs/>
-                <w:sz w:val="20"/>
-              </w:rPr>
-            </w:pPr>
-            <w:r>
-              <w:rPr>
-                <w:rFonts w:ascii="Arial" w:hAnsi="Arial" w:cs="Arial"/>
-                <w:b/>
-                <w:sz w:val="20"/>
-              </w:rPr>
-              <w:t xml:space="preserve"> </w:t>
-            </w:r>
+                <w:b/>
+                <w:sz w:val="20"/>
+              </w:rPr>
+            </w:pPr>
+          </w:p>
+          <w:p>
+            <w:pPr>
+              <w:snapToGrid w:val="0"/>
+              <w:jc w:val="both"/>
+              <w:rPr>
+                <w:rFonts w:ascii="Arial" w:hAnsi="Arial" w:cs="Arial"/>
+                <w:b/>
+                <w:sz w:val="20"/>
+              </w:rPr>
+            </w:pPr>
             <w:hyperlink r:id="rId11" w:history="1">
               <w:r>
                 <w:rPr>
                   <w:rStyle w:val="Hyperlink"/>
                   <w:rFonts w:ascii="Arial" w:hAnsi="Arial" w:cs="Arial"/>
-                  <w:bCs/>
+                  <w:b/>
                   <w:sz w:val="20"/>
                 </w:rPr>
-                <w:t>https://github.com/adriendemange/DEMANGE/blob/main/Projet_NetCorp_BTS_Adrien_D/RealisationSysteme/netcorp_systeme_documentation.docx</w:t>
+                <w:t>https://github.com/adriendemange/DEMANGE/blob/main/Epreuve%20-%20E6/Projet_NetCorp_BTS_Adrien_D/RealisationSysteme/netcorp_systeme_rendu.docx</w:t>
               </w:r>
             </w:hyperlink>
           </w:p>
@@ -7119,7 +7112,7 @@
               <w:jc w:val="both"/>
               <w:rPr>
                 <w:rFonts w:ascii="Arial" w:hAnsi="Arial" w:cs="Arial"/>
-                <w:b/>
+                <w:bCs/>
                 <w:sz w:val="20"/>
               </w:rPr>
             </w:pPr>
@@ -7130,10 +7123,26 @@
               <w:jc w:val="both"/>
               <w:rPr>
                 <w:rFonts w:ascii="Arial" w:hAnsi="Arial" w:cs="Arial"/>
-                <w:bCs/>
-                <w:sz w:val="20"/>
-              </w:rPr>
-            </w:pPr>
+                <w:b/>
+                <w:sz w:val="20"/>
+              </w:rPr>
+            </w:pPr>
+            <w:r>
+              <w:rPr>
+                <w:rFonts w:ascii="Arial" w:hAnsi="Arial" w:cs="Arial"/>
+                <w:b/>
+                <w:sz w:val="20"/>
+              </w:rPr>
+              <w:t>Schéma réseau</w:t>
+            </w:r>
+            <w:r>
+              <w:rPr>
+                <w:rFonts w:ascii="Arial" w:hAnsi="Arial" w:cs="Arial"/>
+                <w:b/>
+                <w:sz w:val="20"/>
+              </w:rPr>
+              <w:t> :</w:t>
+            </w:r>
           </w:p>
           <w:p>
             <w:pPr>
@@ -7145,45 +7154,18 @@
                 <w:sz w:val="20"/>
               </w:rPr>
             </w:pPr>
-            <w:r>
-              <w:rPr>
-                <w:rFonts w:ascii="Arial" w:hAnsi="Arial" w:cs="Arial"/>
-                <w:b/>
-                <w:sz w:val="20"/>
-              </w:rPr>
-              <w:t xml:space="preserve">Schéma réseau </w:t>
-            </w:r>
           </w:p>
           <w:p>
             <w:pPr>
               <w:snapToGrid w:val="0"/>
               <w:jc w:val="both"/>
-              <w:rPr>
-                <w:rFonts w:ascii="Arial" w:hAnsi="Arial" w:cs="Arial"/>
-                <w:b/>
-                <w:sz w:val="20"/>
-              </w:rPr>
-            </w:pPr>
-          </w:p>
-          <w:p>
-            <w:pPr>
-              <w:snapToGrid w:val="0"/>
-              <w:jc w:val="both"/>
-              <w:rPr>
-                <w:rFonts w:ascii="Arial" w:hAnsi="Arial" w:cs="Arial"/>
-                <w:bCs/>
-                <w:sz w:val="20"/>
-              </w:rPr>
             </w:pPr>
             <w:hyperlink r:id="rId12" w:history="1">
               <w:r>
                 <w:rPr>
                   <w:rStyle w:val="Hyperlink"/>
-                  <w:rFonts w:ascii="Arial" w:hAnsi="Arial" w:cs="Arial"/>
-                  <w:bCs/>
-                  <w:sz w:val="20"/>
                 </w:rPr>
-                <w:t>https://github.com/adriendemange/DEMANGE/blob/main/Projet_NetCorp_BTS_Adrien_D/RealisationSysteme/netcorp_reseau_schema.pdf</w:t>
+                <w:t>https://github.com/adriendemange/DEMANGE/blob/main/Epreuve%20-%20E6/Projet_NetCorp_BTS_Adrien_D/RealisationSysteme/netcorp_reseau_schema.pdf</w:t>
               </w:r>
             </w:hyperlink>
           </w:p>
@@ -7827,18 +7809,6 @@
                 <w:szCs w:val="20"/>
               </w:rPr>
             </w:pPr>
-          </w:p>
-          <w:p>
-            <w:pPr>
-              <w:snapToGrid w:val="0"/>
-              <w:spacing w:line="276" w:lineRule="auto"/>
-              <w:rPr>
-                <w:rFonts w:ascii="Arial" w:hAnsi="Arial"/>
-                <w:bCs/>
-                <w:sz w:val="20"/>
-                <w:szCs w:val="20"/>
-              </w:rPr>
-            </w:pPr>
             <w:r>
               <w:rPr>
                 <w:rFonts w:ascii="Arial" w:hAnsi="Arial"/>
@@ -7848,18 +7818,6 @@
               </w:rPr>
               <w:t>Création de 3 serveurs :</w:t>
             </w:r>
-          </w:p>
-          <w:p>
-            <w:pPr>
-              <w:snapToGrid w:val="0"/>
-              <w:spacing w:line="276" w:lineRule="auto"/>
-              <w:rPr>
-                <w:rFonts w:ascii="Arial" w:hAnsi="Arial"/>
-                <w:bCs/>
-                <w:sz w:val="20"/>
-                <w:szCs w:val="20"/>
-              </w:rPr>
-            </w:pPr>
           </w:p>
           <w:p>
             <w:pPr>
@@ -8158,7 +8116,34 @@
                 <w:sz w:val="20"/>
                 <w:szCs w:val="20"/>
               </w:rPr>
-              <w:t>Sauvegarde du serveur effectuée avec l’outil Windows</w:t>
+              <w:t xml:space="preserve">Sauvegarde du serveur </w:t>
+            </w:r>
+            <w:r>
+              <w:rPr>
+                <w:rFonts w:ascii="Arial" w:hAnsi="Arial"/>
+                <w:bCs/>
+                <w:sz w:val="20"/>
+                <w:szCs w:val="20"/>
+              </w:rPr>
+              <w:t xml:space="preserve">complet </w:t>
+            </w:r>
+            <w:r>
+              <w:rPr>
+                <w:rFonts w:ascii="Arial" w:hAnsi="Arial"/>
+                <w:bCs/>
+                <w:sz w:val="20"/>
+                <w:szCs w:val="20"/>
+              </w:rPr>
+              <w:t>effectuée avec l’outil Windows</w:t>
+            </w:r>
+            <w:r>
+              <w:rPr>
+                <w:rFonts w:ascii="Arial" w:hAnsi="Arial"/>
+                <w:bCs/>
+                <w:sz w:val="20"/>
+                <w:szCs w:val="20"/>
+              </w:rPr>
+              <w:t xml:space="preserve"> toutes les semaines</w:t>
             </w:r>
           </w:p>
           <w:p>
@@ -8192,7 +8177,6 @@
                 <w:sz w:val="20"/>
                 <w:szCs w:val="20"/>
               </w:rPr>
-              <w:lastRenderedPageBreak/>
               <w:t xml:space="preserve">SRV-FICHIERS : </w:t>
             </w:r>
           </w:p>
@@ -8245,6 +8229,7 @@
                 <w:sz w:val="20"/>
                 <w:szCs w:val="20"/>
               </w:rPr>
+              <w:lastRenderedPageBreak/>
               <w:t xml:space="preserve">Configuration du partage de fichiers : </w:t>
             </w:r>
           </w:p>
@@ -8336,6 +8321,33 @@
                 <w:sz w:val="20"/>
                 <w:szCs w:val="20"/>
               </w:rPr>
+              <w:t xml:space="preserve"> tout en </w:t>
+            </w:r>
+            <w:r>
+              <w:rPr>
+                <w:rFonts w:ascii="Arial" w:hAnsi="Arial"/>
+                <w:bCs/>
+                <w:sz w:val="20"/>
+                <w:szCs w:val="20"/>
+              </w:rPr>
+              <w:t xml:space="preserve">restant accessible </w:t>
+            </w:r>
+            <w:r>
+              <w:rPr>
+                <w:rFonts w:ascii="Arial" w:hAnsi="Arial"/>
+                <w:bCs/>
+                <w:sz w:val="20"/>
+                <w:szCs w:val="20"/>
+              </w:rPr>
+              <w:t>pour les administrateurs</w:t>
+            </w:r>
+            <w:r>
+              <w:rPr>
+                <w:rFonts w:ascii="Arial" w:hAnsi="Arial"/>
+                <w:bCs/>
+                <w:sz w:val="20"/>
+                <w:szCs w:val="20"/>
+              </w:rPr>
               <w:t>.</w:t>
             </w:r>
           </w:p>
@@ -8460,31 +8472,32 @@
                 <w:sz w:val="20"/>
                 <w:szCs w:val="20"/>
               </w:rPr>
-              <w:t xml:space="preserve">Clichés instantanés configurés sur les partages de fichiers avec l’outil </w:t>
-            </w:r>
-            <w:r>
-              <w:rPr>
-                <w:rFonts w:ascii="Arial" w:hAnsi="Arial"/>
-                <w:bCs/>
-                <w:sz w:val="20"/>
-                <w:szCs w:val="20"/>
-              </w:rPr>
-              <w:t xml:space="preserve">intégré </w:t>
-            </w:r>
-            <w:r>
-              <w:rPr>
-                <w:rFonts w:ascii="Arial" w:hAnsi="Arial"/>
-                <w:bCs/>
-                <w:sz w:val="20"/>
-                <w:szCs w:val="20"/>
-              </w:rPr>
-              <w:t>de sauvegarde Windows</w:t>
+              <w:t xml:space="preserve">Clichés instantanés configurés sur les </w:t>
+            </w:r>
+            <w:r>
+              <w:rPr>
+                <w:rFonts w:ascii="Arial" w:hAnsi="Arial"/>
+                <w:bCs/>
+                <w:sz w:val="20"/>
+                <w:szCs w:val="20"/>
+              </w:rPr>
+              <w:t>fichiers partagés pour faciliter la restauration</w:t>
+            </w:r>
+            <w:r>
+              <w:rPr>
+                <w:rFonts w:ascii="Arial" w:hAnsi="Arial"/>
+                <w:bCs/>
+                <w:sz w:val="20"/>
+                <w:szCs w:val="20"/>
+              </w:rPr>
+              <w:t xml:space="preserve"> d’un document</w:t>
             </w:r>
           </w:p>
           <w:p>
             <w:pPr>
               <w:snapToGrid w:val="0"/>
               <w:spacing w:line="276" w:lineRule="auto"/>
+              <w:ind w:left="360"/>
               <w:rPr>
                 <w:rFonts w:ascii="Arial" w:hAnsi="Arial"/>
                 <w:bCs/>
@@ -8565,6 +8578,15 @@
               </w:rPr>
               <w:t xml:space="preserve">Création du dossier </w:t>
             </w:r>
+            <w:r>
+              <w:rPr>
+                <w:rFonts w:ascii="Arial" w:hAnsi="Arial"/>
+                <w:bCs/>
+                <w:sz w:val="20"/>
+                <w:szCs w:val="20"/>
+              </w:rPr>
+              <w:t>« </w:t>
+            </w:r>
             <w:proofErr w:type="spellStart"/>
             <w:r>
               <w:rPr>
@@ -8583,7 +8605,25 @@
                 <w:sz w:val="20"/>
                 <w:szCs w:val="20"/>
               </w:rPr>
-              <w:t xml:space="preserve"> au chemin « /home/</w:t>
+              <w:t> »</w:t>
+            </w:r>
+            <w:r>
+              <w:rPr>
+                <w:rFonts w:ascii="Arial" w:hAnsi="Arial"/>
+                <w:bCs/>
+                <w:sz w:val="20"/>
+                <w:szCs w:val="20"/>
+              </w:rPr>
+              <w:t xml:space="preserve"> </w:t>
+            </w:r>
+            <w:r>
+              <w:rPr>
+                <w:rFonts w:ascii="Arial" w:hAnsi="Arial"/>
+                <w:bCs/>
+                <w:sz w:val="20"/>
+                <w:szCs w:val="20"/>
+              </w:rPr>
+              <w:t>au chemin « /home/</w:t>
             </w:r>
             <w:proofErr w:type="spellStart"/>
             <w:r>
@@ -8691,18 +8731,6 @@
               <w:t>lab-glpi</w:t>
             </w:r>
             <w:proofErr w:type="spellEnd"/>
-          </w:p>
-          <w:p>
-            <w:pPr>
-              <w:snapToGrid w:val="0"/>
-              <w:spacing w:line="276" w:lineRule="auto"/>
-              <w:rPr>
-                <w:rFonts w:ascii="Arial" w:hAnsi="Arial"/>
-                <w:bCs/>
-                <w:sz w:val="20"/>
-                <w:szCs w:val="20"/>
-              </w:rPr>
-            </w:pPr>
           </w:p>
           <w:p>
             <w:pPr>
@@ -9106,18 +9134,6 @@
                 </wp:inline>
               </w:drawing>
             </w:r>
-          </w:p>
-          <w:p>
-            <w:pPr>
-              <w:snapToGrid w:val="0"/>
-              <w:spacing w:line="276" w:lineRule="auto"/>
-              <w:rPr>
-                <w:rFonts w:ascii="Arial" w:hAnsi="Arial"/>
-                <w:bCs/>
-                <w:sz w:val="20"/>
-                <w:szCs w:val="20"/>
-              </w:rPr>
-            </w:pPr>
           </w:p>
           <w:p>
             <w:pPr>
@@ -53162,6 +53178,18 @@
       <w:shd w:val="clear" w:color="auto" w:fill="E1DFDD"/>
     </w:rPr>
   </w:style>
+  <w:style w:type="character" w:styleId="FollowedHyperlink">
+    <w:name w:val="FollowedHyperlink"/>
+    <w:basedOn w:val="DefaultParagraphFont"/>
+    <w:uiPriority w:val="99"/>
+    <w:semiHidden/>
+    <w:unhideWhenUsed/>
+    <w:rsid w:val="000C1ECA"/>
+    <w:rPr>
+      <w:color w:val="954F72" w:themeColor="followedHyperlink"/>
+      <w:u w:val="single"/>
+    </w:rPr>
+  </w:style>
 </w:styles>
 </file>
 

--- a/Epreuve - E6/Projet_NetCorp_BTS_Adrien_D/RealisationSysteme/ANNEXE_VII_projet_adrien_d_systeme.docx
+++ b/Epreuve - E6/Projet_NetCorp_BTS_Adrien_D/RealisationSysteme/ANNEXE_VII_projet_adrien_d_systeme.docx
@@ -417,6 +417,7 @@
           <w:szCs w:val="20"/>
         </w:rPr>
       </w:pPr>
+      <w:proofErr w:type="gramStart"/>
       <w:r>
         <w:rPr>
           <w:rFonts w:ascii="Arial" w:hAnsi="Arial" w:cs="Arial"/>
@@ -424,7 +425,17 @@
           <w:sz w:val="20"/>
           <w:szCs w:val="20"/>
         </w:rPr>
-        <w:t xml:space="preserve">des fiches descriptives des deux réalisations professionnelles intégrant les modalités d’accès aux éléments techniques. Ces fiches sont décrites à l’aide du modèle de fiche présenté </w:t>
+        <w:t>des</w:t>
+      </w:r>
+      <w:proofErr w:type="gramEnd"/>
+      <w:r>
+        <w:rPr>
+          <w:rFonts w:ascii="Arial" w:hAnsi="Arial" w:cs="Arial"/>
+          <w:color w:val="000000"/>
+          <w:sz w:val="20"/>
+          <w:szCs w:val="20"/>
+        </w:rPr>
+        <w:t xml:space="preserve"> fiches descriptives des deux réalisations professionnelles intégrant les modalités d’accès aux éléments techniques. Ces fiches sont décrites à l’aide du modèle de fiche présenté </w:t>
       </w:r>
       <w:r>
         <w:rPr>
@@ -604,6 +615,7 @@
           <w:szCs w:val="20"/>
         </w:rPr>
       </w:pPr>
+      <w:proofErr w:type="gramStart"/>
       <w:r>
         <w:rPr>
           <w:rFonts w:ascii="Arial" w:hAnsi="Arial" w:cs="Arial"/>
@@ -611,7 +623,17 @@
           <w:sz w:val="20"/>
           <w:szCs w:val="20"/>
         </w:rPr>
-        <w:t>des éléments constitutifs de chaque réalisation professionnelle mise en œuvre par la personne candidate : description des ressources matérielles et logicielles utilisées, schémas explicatifs ou encore documentation utile.</w:t>
+        <w:t>des</w:t>
+      </w:r>
+      <w:proofErr w:type="gramEnd"/>
+      <w:r>
+        <w:rPr>
+          <w:rFonts w:ascii="Arial" w:hAnsi="Arial" w:cs="Arial"/>
+          <w:color w:val="000000"/>
+          <w:sz w:val="20"/>
+          <w:szCs w:val="20"/>
+        </w:rPr>
+        <w:t xml:space="preserve"> éléments constitutifs de chaque réalisation professionnelle mise en œuvre par la personne candidate : description des ressources matérielles et logicielles utilisées, schémas explicatifs ou encore documentation utile.</w:t>
       </w:r>
     </w:p>
     <w:p>
@@ -671,13 +693,23 @@
           <w:szCs w:val="20"/>
         </w:rPr>
       </w:pPr>
+      <w:proofErr w:type="gramStart"/>
       <w:r>
         <w:rPr>
           <w:rFonts w:ascii="Arial" w:hAnsi="Arial"/>
           <w:sz w:val="20"/>
           <w:szCs w:val="20"/>
         </w:rPr>
-        <w:t xml:space="preserve">la </w:t>
+        <w:t>la</w:t>
+      </w:r>
+      <w:proofErr w:type="gramEnd"/>
+      <w:r>
+        <w:rPr>
+          <w:rFonts w:ascii="Arial" w:hAnsi="Arial"/>
+          <w:sz w:val="20"/>
+          <w:szCs w:val="20"/>
+        </w:rPr>
+        <w:t xml:space="preserve"> </w:t>
       </w:r>
       <w:r>
         <w:rPr>
@@ -710,13 +742,23 @@
           <w:szCs w:val="20"/>
         </w:rPr>
       </w:pPr>
+      <w:proofErr w:type="gramStart"/>
       <w:r>
         <w:rPr>
           <w:rFonts w:ascii="Arial" w:hAnsi="Arial"/>
           <w:sz w:val="20"/>
           <w:szCs w:val="20"/>
         </w:rPr>
-        <w:t xml:space="preserve">l’expression des besoins qui sera remise </w:t>
+        <w:t>l’expression</w:t>
+      </w:r>
+      <w:proofErr w:type="gramEnd"/>
+      <w:r>
+        <w:rPr>
+          <w:rFonts w:ascii="Arial" w:hAnsi="Arial"/>
+          <w:sz w:val="20"/>
+          <w:szCs w:val="20"/>
+        </w:rPr>
+        <w:t xml:space="preserve"> des besoins qui sera remise </w:t>
       </w:r>
       <w:r>
         <w:rPr>
@@ -2443,7 +2485,25 @@
           <w:sz w:val="20"/>
           <w:szCs w:val="20"/>
         </w:rPr>
-        <w:t xml:space="preserve">Seuls les candidats ayant préparé le brevet de technicien supérieur par la voie scolaire dans un établissement public ou privé sous contrat, par la voie de la formation professionnelle continue dans un établissement public habilité ou bien par la voie de l'apprentissage dans un centre de formation d'apprentis habilité ou une section d'apprentissage habilitée, peuvent </w:t>
+        <w:t xml:space="preserve">Seuls les candidats ayant préparé le brevet de technicien supérieur par la voie scolaire dans un établissement public ou privé sous contrat, par la voie de la formation professionnelle </w:t>
+      </w:r>
+      <w:proofErr w:type="gramStart"/>
+      <w:r>
+        <w:rPr>
+          <w:rFonts w:ascii="Arial" w:hAnsi="Arial"/>
+          <w:sz w:val="20"/>
+          <w:szCs w:val="20"/>
+        </w:rPr>
+        <w:t>continue</w:t>
+      </w:r>
+      <w:proofErr w:type="gramEnd"/>
+      <w:r>
+        <w:rPr>
+          <w:rFonts w:ascii="Arial" w:hAnsi="Arial"/>
+          <w:sz w:val="20"/>
+          <w:szCs w:val="20"/>
+        </w:rPr>
+        <w:t xml:space="preserve"> dans un établissement public habilité ou bien par la voie de l'apprentissage dans un centre de formation d'apprentis habilité ou une section d'apprentissage habilitée, peuvent </w:t>
       </w:r>
       <w:r>
         <w:rPr>
@@ -3752,7 +3812,6 @@
                 <w:b/>
                 <w:sz w:val="20"/>
                 <w:szCs w:val="21"/>
-                <w:highlight w:val="yellow"/>
               </w:rPr>
               <w:fldChar w:fldCharType="begin">
                 <w:ffData>
@@ -3761,7 +3820,7 @@
                   <w:calcOnExit w:val="0"/>
                   <w:checkBox>
                     <w:sizeAuto/>
-                    <w:default w:val="0"/>
+                    <w:default w:val="1"/>
                   </w:checkBox>
                 </w:ffData>
               </w:fldChar>
@@ -3772,7 +3831,6 @@
                 <w:b/>
                 <w:sz w:val="20"/>
                 <w:szCs w:val="21"/>
-                <w:highlight w:val="yellow"/>
               </w:rPr>
               <w:instrText xml:space="preserve"> FORMCHECKBOX </w:instrText>
             </w:r>
@@ -3782,7 +3840,6 @@
                 <w:b/>
                 <w:sz w:val="20"/>
                 <w:szCs w:val="21"/>
-                <w:highlight w:val="yellow"/>
               </w:rPr>
             </w:r>
             <w:r>
@@ -3791,7 +3848,6 @@
                 <w:b/>
                 <w:sz w:val="20"/>
                 <w:szCs w:val="21"/>
-                <w:highlight w:val="yellow"/>
               </w:rPr>
               <w:fldChar w:fldCharType="separate"/>
             </w:r>
@@ -3801,7 +3857,6 @@
                 <w:b/>
                 <w:sz w:val="20"/>
                 <w:szCs w:val="21"/>
-                <w:highlight w:val="yellow"/>
               </w:rPr>
               <w:fldChar w:fldCharType="end"/>
             </w:r>
@@ -3943,7 +3998,39 @@
                 <w:sz w:val="20"/>
                 <w:szCs w:val="20"/>
               </w:rPr>
-              <w:t>...... / ...... /............</w:t>
+              <w:t>12</w:t>
+            </w:r>
+            <w:r>
+              <w:rPr>
+                <w:rFonts w:ascii="Arial" w:hAnsi="Arial" w:cs="Arial"/>
+                <w:sz w:val="20"/>
+                <w:szCs w:val="20"/>
+              </w:rPr>
+              <w:t>/</w:t>
+            </w:r>
+            <w:r>
+              <w:rPr>
+                <w:rFonts w:ascii="Arial" w:hAnsi="Arial" w:cs="Arial"/>
+                <w:sz w:val="20"/>
+                <w:szCs w:val="20"/>
+              </w:rPr>
+              <w:t>06</w:t>
+            </w:r>
+            <w:r>
+              <w:rPr>
+                <w:rFonts w:ascii="Arial" w:hAnsi="Arial" w:cs="Arial"/>
+                <w:sz w:val="20"/>
+                <w:szCs w:val="20"/>
+              </w:rPr>
+              <w:t>/</w:t>
+            </w:r>
+            <w:r>
+              <w:rPr>
+                <w:rFonts w:ascii="Arial" w:hAnsi="Arial" w:cs="Arial"/>
+                <w:sz w:val="20"/>
+                <w:szCs w:val="20"/>
+              </w:rPr>
+              <w:t>2026</w:t>
             </w:r>
           </w:p>
         </w:tc>
@@ -4261,7 +4348,88 @@
                 <w:b/>
                 <w:sz w:val="20"/>
                 <w:szCs w:val="24"/>
-                <w:highlight w:val="yellow"/>
+              </w:rPr>
+              <w:fldChar w:fldCharType="begin">
+                <w:ffData>
+                  <w:name w:val=""/>
+                  <w:enabled/>
+                  <w:calcOnExit w:val="0"/>
+                  <w:checkBox>
+                    <w:sizeAuto/>
+                    <w:default w:val="1"/>
+                  </w:checkBox>
+                </w:ffData>
+              </w:fldChar>
+            </w:r>
+            <w:r>
+              <w:rPr>
+                <w:b/>
+                <w:sz w:val="20"/>
+                <w:szCs w:val="24"/>
+              </w:rPr>
+              <w:instrText xml:space="preserve"> FORMCHECKBOX </w:instrText>
+            </w:r>
+            <w:r>
+              <w:rPr>
+                <w:b/>
+                <w:sz w:val="20"/>
+                <w:szCs w:val="24"/>
+              </w:rPr>
+            </w:r>
+            <w:r>
+              <w:rPr>
+                <w:b/>
+                <w:sz w:val="20"/>
+                <w:szCs w:val="24"/>
+              </w:rPr>
+              <w:fldChar w:fldCharType="separate"/>
+            </w:r>
+            <w:r>
+              <w:rPr>
+                <w:b/>
+                <w:sz w:val="20"/>
+                <w:szCs w:val="24"/>
+              </w:rPr>
+              <w:fldChar w:fldCharType="end"/>
+            </w:r>
+            <w:r>
+              <w:rPr>
+                <w:b/>
+                <w:sz w:val="20"/>
+                <w:szCs w:val="24"/>
+              </w:rPr>
+              <w:t xml:space="preserve">  Seul</w:t>
+            </w:r>
+            <w:bookmarkStart w:id="0" w:name="CheckBox"/>
+            <w:r>
+              <w:rPr>
+                <w:b/>
+                <w:sz w:val="20"/>
+                <w:szCs w:val="24"/>
+              </w:rPr>
+              <w:t>(e)</w:t>
+            </w:r>
+            <w:r>
+              <w:rPr>
+                <w:b/>
+                <w:sz w:val="20"/>
+                <w:szCs w:val="24"/>
+              </w:rPr>
+              <w:tab/>
+            </w:r>
+            <w:r>
+              <w:rPr>
+                <w:b/>
+                <w:sz w:val="20"/>
+                <w:szCs w:val="24"/>
+              </w:rPr>
+              <w:tab/>
+            </w:r>
+            <w:r>
+              <w:rPr>
+                <w:b/>
+                <w:sz w:val="20"/>
+                <w:szCs w:val="24"/>
               </w:rPr>
               <w:fldChar w:fldCharType="begin">
                 <w:ffData>
@@ -4280,92 +4448,6 @@
                 <w:b/>
                 <w:sz w:val="20"/>
                 <w:szCs w:val="24"/>
-                <w:highlight w:val="yellow"/>
-              </w:rPr>
-              <w:instrText xml:space="preserve"> FORMCHECKBOX </w:instrText>
-            </w:r>
-            <w:r>
-              <w:rPr>
-                <w:b/>
-                <w:sz w:val="20"/>
-                <w:szCs w:val="24"/>
-                <w:highlight w:val="yellow"/>
-              </w:rPr>
-            </w:r>
-            <w:r>
-              <w:rPr>
-                <w:b/>
-                <w:sz w:val="20"/>
-                <w:szCs w:val="24"/>
-                <w:highlight w:val="yellow"/>
-              </w:rPr>
-              <w:fldChar w:fldCharType="separate"/>
-            </w:r>
-            <w:r>
-              <w:rPr>
-                <w:b/>
-                <w:sz w:val="20"/>
-                <w:szCs w:val="24"/>
-                <w:highlight w:val="yellow"/>
-              </w:rPr>
-              <w:fldChar w:fldCharType="end"/>
-            </w:r>
-            <w:r>
-              <w:rPr>
-                <w:b/>
-                <w:sz w:val="20"/>
-                <w:szCs w:val="24"/>
-              </w:rPr>
-              <w:t xml:space="preserve">  Seul</w:t>
-            </w:r>
-            <w:bookmarkStart w:id="0" w:name="CheckBox"/>
-            <w:r>
-              <w:rPr>
-                <w:b/>
-                <w:sz w:val="20"/>
-                <w:szCs w:val="24"/>
-              </w:rPr>
-              <w:t>(e)</w:t>
-            </w:r>
-            <w:r>
-              <w:rPr>
-                <w:b/>
-                <w:sz w:val="20"/>
-                <w:szCs w:val="24"/>
-              </w:rPr>
-              <w:tab/>
-            </w:r>
-            <w:r>
-              <w:rPr>
-                <w:b/>
-                <w:sz w:val="20"/>
-                <w:szCs w:val="24"/>
-              </w:rPr>
-              <w:tab/>
-            </w:r>
-            <w:r>
-              <w:rPr>
-                <w:b/>
-                <w:sz w:val="20"/>
-                <w:szCs w:val="24"/>
-              </w:rPr>
-              <w:fldChar w:fldCharType="begin">
-                <w:ffData>
-                  <w:name w:val="CheckBox"/>
-                  <w:enabled/>
-                  <w:calcOnExit w:val="0"/>
-                  <w:checkBox>
-                    <w:sizeAuto/>
-                    <w:default w:val="0"/>
-                  </w:checkBox>
-                </w:ffData>
-              </w:fldChar>
-            </w:r>
-            <w:r>
-              <w:rPr>
-                <w:b/>
-                <w:sz w:val="20"/>
-                <w:szCs w:val="24"/>
               </w:rPr>
               <w:instrText xml:space="preserve"> FORMCHECKBOX </w:instrText>
             </w:r>
@@ -4466,16 +4548,15 @@
                 <w:rFonts w:ascii="Arial" w:hAnsi="Arial" w:cs="Arial"/>
                 <w:b/>
                 <w:sz w:val="20"/>
-                <w:highlight w:val="yellow"/>
               </w:rPr>
               <w:fldChar w:fldCharType="begin">
                 <w:ffData>
-                  <w:name w:val="CheckBox"/>
+                  <w:name w:val=""/>
                   <w:enabled/>
                   <w:calcOnExit w:val="0"/>
                   <w:checkBox>
                     <w:sizeAuto/>
-                    <w:default w:val="0"/>
+                    <w:default w:val="1"/>
                   </w:checkBox>
                 </w:ffData>
               </w:fldChar>
@@ -4485,7 +4566,6 @@
                 <w:rFonts w:ascii="Arial" w:hAnsi="Arial" w:cs="Arial"/>
                 <w:b/>
                 <w:sz w:val="20"/>
-                <w:highlight w:val="yellow"/>
               </w:rPr>
               <w:instrText xml:space="preserve"> FORMCHECKBOX </w:instrText>
             </w:r>
@@ -4494,15 +4574,13 @@
                 <w:rFonts w:ascii="Arial" w:hAnsi="Arial" w:cs="Arial"/>
                 <w:b/>
                 <w:sz w:val="20"/>
-                <w:highlight w:val="yellow"/>
-              </w:rPr>
-            </w:r>
-            <w:r>
-              <w:rPr>
-                <w:rFonts w:ascii="Arial" w:hAnsi="Arial" w:cs="Arial"/>
-                <w:b/>
-                <w:sz w:val="20"/>
-                <w:highlight w:val="yellow"/>
+              </w:rPr>
+            </w:r>
+            <w:r>
+              <w:rPr>
+                <w:rFonts w:ascii="Arial" w:hAnsi="Arial" w:cs="Arial"/>
+                <w:b/>
+                <w:sz w:val="20"/>
               </w:rPr>
               <w:fldChar w:fldCharType="separate"/>
             </w:r>
@@ -4511,7 +4589,6 @@
                 <w:rFonts w:ascii="Arial" w:hAnsi="Arial" w:cs="Arial"/>
                 <w:b/>
                 <w:sz w:val="20"/>
-                <w:highlight w:val="yellow"/>
               </w:rPr>
               <w:fldChar w:fldCharType="end"/>
             </w:r>
@@ -4555,16 +4632,15 @@
                 <w:rFonts w:ascii="Arial" w:hAnsi="Arial" w:cs="Arial"/>
                 <w:b/>
                 <w:sz w:val="20"/>
-                <w:highlight w:val="yellow"/>
               </w:rPr>
               <w:fldChar w:fldCharType="begin">
                 <w:ffData>
-                  <w:name w:val="CheckBox"/>
+                  <w:name w:val=""/>
                   <w:enabled/>
                   <w:calcOnExit w:val="0"/>
                   <w:checkBox>
                     <w:sizeAuto/>
-                    <w:default w:val="0"/>
+                    <w:default w:val="1"/>
                   </w:checkBox>
                 </w:ffData>
               </w:fldChar>
@@ -4574,7 +4650,6 @@
                 <w:rFonts w:ascii="Arial" w:hAnsi="Arial" w:cs="Arial"/>
                 <w:b/>
                 <w:sz w:val="20"/>
-                <w:highlight w:val="yellow"/>
               </w:rPr>
               <w:instrText xml:space="preserve"> FORMCHECKBOX </w:instrText>
             </w:r>
@@ -4583,15 +4658,13 @@
                 <w:rFonts w:ascii="Arial" w:hAnsi="Arial" w:cs="Arial"/>
                 <w:b/>
                 <w:sz w:val="20"/>
-                <w:highlight w:val="yellow"/>
-              </w:rPr>
-            </w:r>
-            <w:r>
-              <w:rPr>
-                <w:rFonts w:ascii="Arial" w:hAnsi="Arial" w:cs="Arial"/>
-                <w:b/>
-                <w:sz w:val="20"/>
-                <w:highlight w:val="yellow"/>
+              </w:rPr>
+            </w:r>
+            <w:r>
+              <w:rPr>
+                <w:rFonts w:ascii="Arial" w:hAnsi="Arial" w:cs="Arial"/>
+                <w:b/>
+                <w:sz w:val="20"/>
               </w:rPr>
               <w:fldChar w:fldCharType="separate"/>
             </w:r>
@@ -4600,7 +4673,6 @@
                 <w:rFonts w:ascii="Arial" w:hAnsi="Arial" w:cs="Arial"/>
                 <w:b/>
                 <w:sz w:val="20"/>
-                <w:highlight w:val="yellow"/>
               </w:rPr>
               <w:fldChar w:fldCharType="end"/>
             </w:r>
@@ -4643,16 +4715,15 @@
                 <w:rFonts w:ascii="Arial" w:hAnsi="Arial" w:cs="Arial"/>
                 <w:b/>
                 <w:sz w:val="20"/>
-                <w:highlight w:val="yellow"/>
               </w:rPr>
               <w:fldChar w:fldCharType="begin">
                 <w:ffData>
-                  <w:name w:val="CheckBox"/>
+                  <w:name w:val=""/>
                   <w:enabled/>
                   <w:calcOnExit w:val="0"/>
                   <w:checkBox>
                     <w:sizeAuto/>
-                    <w:default w:val="0"/>
+                    <w:default w:val="1"/>
                   </w:checkBox>
                 </w:ffData>
               </w:fldChar>
@@ -4662,7 +4733,6 @@
                 <w:rFonts w:ascii="Arial" w:hAnsi="Arial" w:cs="Arial"/>
                 <w:b/>
                 <w:sz w:val="20"/>
-                <w:highlight w:val="yellow"/>
               </w:rPr>
               <w:instrText xml:space="preserve"> FORMCHECKBOX </w:instrText>
             </w:r>
@@ -4671,15 +4741,13 @@
                 <w:rFonts w:ascii="Arial" w:hAnsi="Arial" w:cs="Arial"/>
                 <w:b/>
                 <w:sz w:val="20"/>
-                <w:highlight w:val="yellow"/>
-              </w:rPr>
-            </w:r>
-            <w:r>
-              <w:rPr>
-                <w:rFonts w:ascii="Arial" w:hAnsi="Arial" w:cs="Arial"/>
-                <w:b/>
-                <w:sz w:val="20"/>
-                <w:highlight w:val="yellow"/>
+              </w:rPr>
+            </w:r>
+            <w:r>
+              <w:rPr>
+                <w:rFonts w:ascii="Arial" w:hAnsi="Arial" w:cs="Arial"/>
+                <w:b/>
+                <w:sz w:val="20"/>
               </w:rPr>
               <w:fldChar w:fldCharType="separate"/>
             </w:r>
@@ -4688,7 +4756,6 @@
                 <w:rFonts w:ascii="Arial" w:hAnsi="Arial" w:cs="Arial"/>
                 <w:b/>
                 <w:sz w:val="20"/>
-                <w:highlight w:val="yellow"/>
               </w:rPr>
               <w:fldChar w:fldCharType="end"/>
             </w:r>
@@ -4856,16 +4923,24 @@
               </w:rPr>
               <w:t xml:space="preserve">. </w:t>
             </w:r>
+            <w:proofErr w:type="gramStart"/>
             <w:r>
               <w:rPr>
                 <w:lang w:val="en-US"/>
               </w:rPr>
-              <w:t xml:space="preserve">Stockage : </w:t>
-            </w:r>
+              <w:t>Stockage :</w:t>
+            </w:r>
+            <w:proofErr w:type="gramEnd"/>
             <w:r>
               <w:rPr>
                 <w:lang w:val="en-US"/>
               </w:rPr>
+              <w:t xml:space="preserve"> </w:t>
+            </w:r>
+            <w:r>
+              <w:rPr>
+                <w:lang w:val="en-US"/>
+              </w:rPr>
               <w:t xml:space="preserve">1To </w:t>
             </w:r>
             <w:r>
@@ -4904,6 +4979,7 @@
               </w:rPr>
               <w:t xml:space="preserve">| </w:t>
             </w:r>
+            <w:proofErr w:type="gramStart"/>
             <w:r>
               <w:rPr>
                 <w:lang w:val="en-US"/>
@@ -4914,7 +4990,14 @@
               <w:rPr>
                 <w:lang w:val="en-US"/>
               </w:rPr>
-              <w:t xml:space="preserve">: </w:t>
+              <w:t>:</w:t>
+            </w:r>
+            <w:proofErr w:type="gramEnd"/>
+            <w:r>
+              <w:rPr>
+                <w:lang w:val="en-US"/>
+              </w:rPr>
+              <w:t xml:space="preserve"> </w:t>
             </w:r>
             <w:r>
               <w:rPr>
@@ -4938,7 +5021,16 @@
               </w:numPr>
             </w:pPr>
             <w:r>
-              <w:t>Routeur Cisco C8200L-1N-4T</w:t>
+              <w:t xml:space="preserve">2 </w:t>
+            </w:r>
+            <w:r>
+              <w:t>Routeur</w:t>
+            </w:r>
+            <w:r>
+              <w:t>s</w:t>
+            </w:r>
+            <w:r>
+              <w:t xml:space="preserve"> Cisco C8200L-1N-4T</w:t>
             </w:r>
           </w:p>
           <w:p>
@@ -4950,7 +5042,18 @@
               </w:numPr>
             </w:pPr>
             <w:r>
-              <w:t xml:space="preserve">Switch Cisco Catalyst 1000 </w:t>
+              <w:t xml:space="preserve">2 </w:t>
+            </w:r>
+            <w:proofErr w:type="spellStart"/>
+            <w:r>
+              <w:t>Switch</w:t>
+            </w:r>
+            <w:r>
+              <w:t>s</w:t>
+            </w:r>
+            <w:proofErr w:type="spellEnd"/>
+            <w:r>
+              <w:t xml:space="preserve"> Cisco Catalyst 1000 </w:t>
             </w:r>
             <w:proofErr w:type="spellStart"/>
             <w:r>
@@ -5109,23 +5212,14 @@
                 <w:rFonts w:ascii="Arial" w:hAnsi="Arial" w:cs="Arial"/>
                 <w:sz w:val="20"/>
               </w:rPr>
-              <w:t>Mettre en place un service de partage de fichiers sécurisé avec des droits d'accès basés sur les Unités d'Organisation (</w:t>
-            </w:r>
-            <w:proofErr w:type="spellStart"/>
-            <w:r>
-              <w:rPr>
-                <w:rFonts w:ascii="Arial" w:hAnsi="Arial" w:cs="Arial"/>
-                <w:sz w:val="20"/>
-              </w:rPr>
-              <w:t>OUs</w:t>
-            </w:r>
-            <w:proofErr w:type="spellEnd"/>
-            <w:r>
-              <w:rPr>
-                <w:rFonts w:ascii="Arial" w:hAnsi="Arial" w:cs="Arial"/>
-                <w:sz w:val="20"/>
-              </w:rPr>
-              <w:t>) définies dans l'Active Directory.</w:t>
+              <w:t xml:space="preserve">Mettre en place un service de partage de fichiers sécurisé avec des droits d'accès basés sur </w:t>
+            </w:r>
+            <w:r>
+              <w:rPr>
+                <w:rFonts w:ascii="Arial" w:hAnsi="Arial" w:cs="Arial"/>
+                <w:sz w:val="20"/>
+              </w:rPr>
+              <w:t>le groupe correspondant au service.</w:t>
             </w:r>
           </w:p>
           <w:p>
@@ -5379,7 +5473,47 @@
                 <w:sz w:val="20"/>
                 <w:lang w:val="en-US"/>
               </w:rPr>
-              <w:t xml:space="preserve">Site IT-Connect — Documentation technique : Windows Server, Active Directory, GPO, installation Debian : </w:t>
+              <w:t xml:space="preserve">Site IT-Connect — Documentation </w:t>
+            </w:r>
+            <w:proofErr w:type="gramStart"/>
+            <w:r>
+              <w:rPr>
+                <w:rFonts w:ascii="Arial" w:hAnsi="Arial" w:cs="Arial"/>
+                <w:bCs/>
+                <w:sz w:val="20"/>
+                <w:lang w:val="en-US"/>
+              </w:rPr>
+              <w:t>technique :</w:t>
+            </w:r>
+            <w:proofErr w:type="gramEnd"/>
+            <w:r>
+              <w:rPr>
+                <w:rFonts w:ascii="Arial" w:hAnsi="Arial" w:cs="Arial"/>
+                <w:bCs/>
+                <w:sz w:val="20"/>
+                <w:lang w:val="en-US"/>
+              </w:rPr>
+              <w:t xml:space="preserve"> Windows Server, Active Directory, GPO, installation </w:t>
+            </w:r>
+            <w:proofErr w:type="gramStart"/>
+            <w:r>
+              <w:rPr>
+                <w:rFonts w:ascii="Arial" w:hAnsi="Arial" w:cs="Arial"/>
+                <w:bCs/>
+                <w:sz w:val="20"/>
+                <w:lang w:val="en-US"/>
+              </w:rPr>
+              <w:t>Debian :</w:t>
+            </w:r>
+            <w:proofErr w:type="gramEnd"/>
+            <w:r>
+              <w:rPr>
+                <w:rFonts w:ascii="Arial" w:hAnsi="Arial" w:cs="Arial"/>
+                <w:bCs/>
+                <w:sz w:val="20"/>
+                <w:lang w:val="en-US"/>
+              </w:rPr>
+              <w:t xml:space="preserve"> </w:t>
             </w:r>
             <w:hyperlink r:id="rId8" w:history="1">
               <w:r>
@@ -5481,8 +5615,19 @@
                 <w:sz w:val="20"/>
                 <w:lang w:val="en-US"/>
               </w:rPr>
-              <w:t xml:space="preserve"> Microsoft — Active Directory, GPO, Windows Server :</w:t>
-            </w:r>
+              <w:t xml:space="preserve"> Microsoft — Active Directory, GPO, Windows </w:t>
+            </w:r>
+            <w:proofErr w:type="gramStart"/>
+            <w:r>
+              <w:rPr>
+                <w:rFonts w:ascii="Arial" w:hAnsi="Arial" w:cs="Arial"/>
+                <w:bCs/>
+                <w:sz w:val="20"/>
+                <w:lang w:val="en-US"/>
+              </w:rPr>
+              <w:t>Server :</w:t>
+            </w:r>
+            <w:proofErr w:type="gramEnd"/>
           </w:p>
           <w:p>
             <w:pPr>
@@ -5754,12 +5899,26 @@
               <w:rPr>
                 <w:lang w:val="en-US"/>
               </w:rPr>
-              <w:t xml:space="preserve">. Stockage : </w:t>
-            </w:r>
+              <w:t xml:space="preserve">. </w:t>
+            </w:r>
+            <w:proofErr w:type="gramStart"/>
             <w:r>
               <w:rPr>
                 <w:lang w:val="en-US"/>
               </w:rPr>
+              <w:t>Stockage :</w:t>
+            </w:r>
+            <w:proofErr w:type="gramEnd"/>
+            <w:r>
+              <w:rPr>
+                <w:lang w:val="en-US"/>
+              </w:rPr>
+              <w:t xml:space="preserve"> </w:t>
+            </w:r>
+            <w:r>
+              <w:rPr>
+                <w:lang w:val="en-US"/>
+              </w:rPr>
               <w:t xml:space="preserve">1To </w:t>
             </w:r>
             <w:r>
@@ -5778,101 +5937,95 @@
               <w:rPr>
                 <w:lang w:val="en-US"/>
               </w:rPr>
-              <w:t xml:space="preserve"> 25 Go | CPU : Intel </w:t>
-            </w:r>
+              <w:t xml:space="preserve"> 25 Go | </w:t>
+            </w:r>
+            <w:proofErr w:type="gramStart"/>
             <w:r>
               <w:rPr>
                 <w:lang w:val="en-US"/>
               </w:rPr>
+              <w:t>CPU :</w:t>
+            </w:r>
+            <w:proofErr w:type="gramEnd"/>
+            <w:r>
+              <w:rPr>
+                <w:lang w:val="en-US"/>
+              </w:rPr>
+              <w:t xml:space="preserve"> Intel </w:t>
+            </w:r>
+            <w:r>
+              <w:rPr>
+                <w:lang w:val="en-US"/>
+              </w:rPr>
               <w:t>i5</w:t>
             </w:r>
           </w:p>
           <w:p>
             <w:pPr>
-              <w:pStyle w:val="ListParagraph"/>
-              <w:numPr>
-                <w:ilvl w:val="0"/>
-                <w:numId w:val="11"/>
-              </w:numPr>
-            </w:pPr>
-            <w:r>
-              <w:t>Routeur Cisco C8200L-1N-4T</w:t>
-            </w:r>
-          </w:p>
-          <w:p>
-            <w:pPr>
-              <w:pStyle w:val="ListParagraph"/>
-              <w:numPr>
-                <w:ilvl w:val="0"/>
-                <w:numId w:val="11"/>
-              </w:numPr>
-            </w:pPr>
-            <w:r>
-              <w:t xml:space="preserve">Switch Cisco Catalyst 1000 </w:t>
+              <w:rPr>
+                <w:lang w:val="en-US"/>
+              </w:rPr>
+            </w:pPr>
+            <w:r>
+              <w:rPr>
+                <w:lang w:val="en-US"/>
+              </w:rPr>
+              <w:t xml:space="preserve">      -     PC portable Personnel Windows 11</w:t>
+            </w:r>
+          </w:p>
+          <w:p>
+            <w:pPr>
+              <w:rPr>
+                <w:lang w:val="en-US"/>
+              </w:rPr>
+            </w:pPr>
+            <w:r>
+              <w:rPr>
+                <w:lang w:val="en-US"/>
+              </w:rPr>
+              <w:t xml:space="preserve">      -     2 PC Clients Wind</w:t>
+            </w:r>
+            <w:r>
+              <w:rPr>
+                <w:lang w:val="en-US"/>
+              </w:rPr>
+              <w:t xml:space="preserve">ows 11 </w:t>
+            </w:r>
+          </w:p>
+          <w:p>
+            <w:pPr>
+              <w:rPr>
+                <w:lang w:val="en-US"/>
+              </w:rPr>
+            </w:pPr>
+            <w:r>
+              <w:rPr>
+                <w:lang w:val="en-US"/>
+              </w:rPr>
+              <w:t xml:space="preserve">      -     </w:t>
             </w:r>
             <w:proofErr w:type="spellStart"/>
             <w:r>
-              <w:t>Series</w:t>
+              <w:rPr>
+                <w:lang w:val="en-US"/>
+              </w:rPr>
+              <w:t>Câbles</w:t>
             </w:r>
             <w:proofErr w:type="spellEnd"/>
-          </w:p>
-          <w:p>
-            <w:r>
-              <w:t xml:space="preserve">      -     Serveur Dell Hyperviseurs de secours</w:t>
-            </w:r>
-          </w:p>
-          <w:p>
-            <w:r>
-              <w:t xml:space="preserve">      -     PC portable Personnel Windows 11</w:t>
-            </w:r>
-          </w:p>
-          <w:p>
-            <w:pPr>
+            <w:r>
               <w:rPr>
                 <w:lang w:val="en-US"/>
               </w:rPr>
-            </w:pPr>
-            <w:r>
+              <w:t xml:space="preserve"> Ethernet </w:t>
+            </w:r>
+          </w:p>
+          <w:p>
+            <w:pPr>
               <w:rPr>
                 <w:lang w:val="en-US"/>
               </w:rPr>
-              <w:t xml:space="preserve">      -     2 PC Clients Wind</w:t>
-            </w:r>
-            <w:r>
-              <w:rPr>
-                <w:lang w:val="en-US"/>
-              </w:rPr>
-              <w:t xml:space="preserve">ows 11 </w:t>
-            </w:r>
-          </w:p>
-          <w:p>
-            <w:pPr>
-              <w:rPr>
-                <w:lang w:val="en-US"/>
-              </w:rPr>
-            </w:pPr>
-            <w:r>
-              <w:rPr>
-                <w:lang w:val="en-US"/>
-              </w:rPr>
-              <w:t xml:space="preserve">      -     </w:t>
-            </w:r>
-            <w:proofErr w:type="spellStart"/>
-            <w:r>
-              <w:rPr>
-                <w:lang w:val="en-US"/>
-              </w:rPr>
-              <w:t>Câbles</w:t>
-            </w:r>
-            <w:proofErr w:type="spellEnd"/>
-            <w:r>
-              <w:rPr>
-                <w:lang w:val="en-US"/>
-              </w:rPr>
-              <w:t xml:space="preserve"> Ethernet </w:t>
-            </w:r>
-          </w:p>
-          <w:p/>
+            </w:pPr>
+          </w:p>
           <w:p>
             <w:pPr>
               <w:snapToGrid w:val="0"/>
@@ -6298,15 +6451,33 @@
                 <w:bCs/>
                 <w:sz w:val="20"/>
               </w:rPr>
-              <w:t>depuis le VPN ou en Ethernet sur un port correspondant au VLAN 223 (IT)</w:t>
-            </w:r>
-            <w:r>
-              <w:rPr>
-                <w:rFonts w:ascii="Arial" w:hAnsi="Arial" w:cs="Arial"/>
-                <w:bCs/>
-                <w:sz w:val="20"/>
-              </w:rPr>
-              <w:t>: http://</w:t>
+              <w:t>depuis le VPN ou en Ethernet sur un port correspondant au VLAN 223 (IT</w:t>
+            </w:r>
+            <w:proofErr w:type="gramStart"/>
+            <w:r>
+              <w:rPr>
+                <w:rFonts w:ascii="Arial" w:hAnsi="Arial" w:cs="Arial"/>
+                <w:bCs/>
+                <w:sz w:val="20"/>
+              </w:rPr>
+              <w:t>)</w:t>
+            </w:r>
+            <w:r>
+              <w:rPr>
+                <w:rFonts w:ascii="Arial" w:hAnsi="Arial" w:cs="Arial"/>
+                <w:bCs/>
+                <w:sz w:val="20"/>
+              </w:rPr>
+              <w:t>:</w:t>
+            </w:r>
+            <w:proofErr w:type="gramEnd"/>
+            <w:r>
+              <w:rPr>
+                <w:rFonts w:ascii="Arial" w:hAnsi="Arial" w:cs="Arial"/>
+                <w:bCs/>
+                <w:sz w:val="20"/>
+              </w:rPr>
+              <w:t xml:space="preserve"> http://</w:t>
             </w:r>
             <w:r>
               <w:rPr>
@@ -6553,7 +6724,27 @@
                 <w:sz w:val="20"/>
                 <w:lang w:val="en-US"/>
               </w:rPr>
-              <w:t>User name : root</w:t>
+              <w:t xml:space="preserve">User </w:t>
+            </w:r>
+            <w:proofErr w:type="gramStart"/>
+            <w:r>
+              <w:rPr>
+                <w:rFonts w:ascii="Arial" w:hAnsi="Arial" w:cs="Arial"/>
+                <w:bCs/>
+                <w:sz w:val="20"/>
+                <w:lang w:val="en-US"/>
+              </w:rPr>
+              <w:t>name :</w:t>
+            </w:r>
+            <w:proofErr w:type="gramEnd"/>
+            <w:r>
+              <w:rPr>
+                <w:rFonts w:ascii="Arial" w:hAnsi="Arial" w:cs="Arial"/>
+                <w:bCs/>
+                <w:sz w:val="20"/>
+                <w:lang w:val="en-US"/>
+              </w:rPr>
+              <w:t xml:space="preserve"> root</w:t>
             </w:r>
           </w:p>
           <w:p>
@@ -6567,6 +6758,7 @@
                 <w:lang w:val="en-US"/>
               </w:rPr>
             </w:pPr>
+            <w:proofErr w:type="gramStart"/>
             <w:r>
               <w:rPr>
                 <w:rFonts w:ascii="Arial" w:hAnsi="Arial" w:cs="Arial"/>
@@ -6574,7 +6766,37 @@
                 <w:sz w:val="20"/>
                 <w:lang w:val="en-US"/>
               </w:rPr>
-              <w:t>Password : w=:2cS.VjVHBBW#</w:t>
+              <w:t>Password :</w:t>
+            </w:r>
+            <w:proofErr w:type="gramEnd"/>
+            <w:r>
+              <w:rPr>
+                <w:rFonts w:ascii="Arial" w:hAnsi="Arial" w:cs="Arial"/>
+                <w:bCs/>
+                <w:sz w:val="20"/>
+                <w:lang w:val="en-US"/>
+              </w:rPr>
+              <w:t xml:space="preserve"> w</w:t>
+            </w:r>
+            <w:proofErr w:type="gramStart"/>
+            <w:r>
+              <w:rPr>
+                <w:rFonts w:ascii="Arial" w:hAnsi="Arial" w:cs="Arial"/>
+                <w:bCs/>
+                <w:sz w:val="20"/>
+                <w:lang w:val="en-US"/>
+              </w:rPr>
+              <w:t>=:2cS.VjVHBBW</w:t>
+            </w:r>
+            <w:proofErr w:type="gramEnd"/>
+            <w:r>
+              <w:rPr>
+                <w:rFonts w:ascii="Arial" w:hAnsi="Arial" w:cs="Arial"/>
+                <w:bCs/>
+                <w:sz w:val="20"/>
+                <w:lang w:val="en-US"/>
+              </w:rPr>
+              <w:t>#</w:t>
             </w:r>
           </w:p>
           <w:p>
@@ -6588,6 +6810,7 @@
                 <w:lang w:val="en-US"/>
               </w:rPr>
             </w:pPr>
+            <w:proofErr w:type="gramStart"/>
             <w:r>
               <w:rPr>
                 <w:rFonts w:ascii="Arial" w:hAnsi="Arial" w:cs="Arial"/>
@@ -6595,7 +6818,17 @@
                 <w:sz w:val="20"/>
                 <w:lang w:val="en-US"/>
               </w:rPr>
-              <w:t>Realm : Linux PAM standard authentication </w:t>
+              <w:t>Realm :</w:t>
+            </w:r>
+            <w:proofErr w:type="gramEnd"/>
+            <w:r>
+              <w:rPr>
+                <w:rFonts w:ascii="Arial" w:hAnsi="Arial" w:cs="Arial"/>
+                <w:bCs/>
+                <w:sz w:val="20"/>
+                <w:lang w:val="en-US"/>
+              </w:rPr>
+              <w:t xml:space="preserve"> Linux PAM standard authentication </w:t>
             </w:r>
           </w:p>
           <w:p>
@@ -6665,7 +6898,25 @@
                 <w:bCs/>
                 <w:sz w:val="20"/>
               </w:rPr>
-              <w:t>Accès à SRV-AD , Windows Server 2025 avec Active Directory :</w:t>
+              <w:t>Accès à SRV-</w:t>
+            </w:r>
+            <w:proofErr w:type="gramStart"/>
+            <w:r>
+              <w:rPr>
+                <w:rFonts w:ascii="Arial" w:hAnsi="Arial" w:cs="Arial"/>
+                <w:bCs/>
+                <w:sz w:val="20"/>
+              </w:rPr>
+              <w:t>AD ,</w:t>
+            </w:r>
+            <w:proofErr w:type="gramEnd"/>
+            <w:r>
+              <w:rPr>
+                <w:rFonts w:ascii="Arial" w:hAnsi="Arial" w:cs="Arial"/>
+                <w:bCs/>
+                <w:sz w:val="20"/>
+              </w:rPr>
+              <w:t xml:space="preserve"> Windows Server 2025 avec Active Directory :</w:t>
             </w:r>
           </w:p>
           <w:p>
@@ -6760,29 +7011,42 @@
                 <w:rFonts w:ascii="Arial" w:hAnsi="Arial" w:cs="Arial"/>
                 <w:bCs/>
                 <w:sz w:val="20"/>
-                <w:lang w:val="es-ES"/>
-              </w:rPr>
-            </w:pPr>
-            <w:r>
-              <w:rPr>
-                <w:rFonts w:ascii="Arial" w:hAnsi="Arial" w:cs="Arial"/>
-                <w:bCs/>
-                <w:sz w:val="20"/>
-                <w:lang w:val="es-ES"/>
-              </w:rPr>
-              <w:t>LAB\</w:t>
-            </w:r>
-            <w:proofErr w:type="spellStart"/>
-            <w:r>
-              <w:rPr>
-                <w:rFonts w:ascii="Arial" w:hAnsi="Arial" w:cs="Arial"/>
-                <w:bCs/>
-                <w:sz w:val="20"/>
-                <w:lang w:val="es-ES"/>
-              </w:rPr>
-              <w:t>Administrateur</w:t>
-            </w:r>
-            <w:proofErr w:type="spellEnd"/>
+              </w:rPr>
+            </w:pPr>
+            <w:r>
+              <w:rPr>
+                <w:rFonts w:ascii="Arial" w:hAnsi="Arial" w:cs="Arial"/>
+                <w:bCs/>
+                <w:sz w:val="20"/>
+              </w:rPr>
+              <w:t>Utilisateur</w:t>
+            </w:r>
+            <w:proofErr w:type="gramStart"/>
+            <w:r>
+              <w:rPr>
+                <w:rFonts w:ascii="Arial" w:hAnsi="Arial" w:cs="Arial"/>
+                <w:bCs/>
+                <w:sz w:val="20"/>
+              </w:rPr>
+              <w:t xml:space="preserve"> :</w:t>
+            </w:r>
+            <w:r>
+              <w:rPr>
+                <w:rFonts w:ascii="Arial" w:hAnsi="Arial" w:cs="Arial"/>
+                <w:bCs/>
+                <w:sz w:val="20"/>
+              </w:rPr>
+              <w:t>LAB</w:t>
+            </w:r>
+            <w:proofErr w:type="gramEnd"/>
+            <w:r>
+              <w:rPr>
+                <w:rFonts w:ascii="Arial" w:hAnsi="Arial" w:cs="Arial"/>
+                <w:bCs/>
+                <w:sz w:val="20"/>
+              </w:rPr>
+              <w:t>\Administrateur</w:t>
+            </w:r>
           </w:p>
           <w:p>
             <w:pPr>
@@ -6792,17 +7056,51 @@
                 <w:rFonts w:ascii="Arial" w:hAnsi="Arial" w:cs="Arial"/>
                 <w:bCs/>
                 <w:sz w:val="20"/>
-                <w:lang w:val="es-ES"/>
-              </w:rPr>
-            </w:pPr>
-            <w:r>
-              <w:rPr>
-                <w:rFonts w:ascii="Arial" w:hAnsi="Arial" w:cs="Arial"/>
-                <w:bCs/>
-                <w:sz w:val="20"/>
-                <w:lang w:val="es-ES"/>
-              </w:rPr>
-              <w:t>T3ch92750@ci</w:t>
+              </w:rPr>
+            </w:pPr>
+            <w:r>
+              <w:rPr>
+                <w:rFonts w:ascii="Arial" w:hAnsi="Arial" w:cs="Arial"/>
+                <w:bCs/>
+                <w:sz w:val="20"/>
+              </w:rPr>
+              <w:t xml:space="preserve">Mot de </w:t>
+            </w:r>
+            <w:proofErr w:type="spellStart"/>
+            <w:r>
+              <w:rPr>
+                <w:rFonts w:ascii="Arial" w:hAnsi="Arial" w:cs="Arial"/>
+                <w:bCs/>
+                <w:sz w:val="20"/>
+              </w:rPr>
+              <w:t>pase</w:t>
+            </w:r>
+            <w:proofErr w:type="spellEnd"/>
+            <w:proofErr w:type="gramStart"/>
+            <w:r>
+              <w:rPr>
+                <w:rFonts w:ascii="Arial" w:hAnsi="Arial" w:cs="Arial"/>
+                <w:bCs/>
+                <w:sz w:val="20"/>
+              </w:rPr>
+              <w:t> :</w:t>
+            </w:r>
+            <w:r>
+              <w:rPr>
+                <w:rFonts w:ascii="Arial" w:hAnsi="Arial" w:cs="Arial"/>
+                <w:bCs/>
+                <w:sz w:val="20"/>
+              </w:rPr>
+              <w:t>T</w:t>
+            </w:r>
+            <w:proofErr w:type="gramEnd"/>
+            <w:r>
+              <w:rPr>
+                <w:rFonts w:ascii="Arial" w:hAnsi="Arial" w:cs="Arial"/>
+                <w:bCs/>
+                <w:sz w:val="20"/>
+              </w:rPr>
+              <w:t>3ch92750@ci</w:t>
             </w:r>
           </w:p>
           <w:p>
@@ -6813,7 +7111,6 @@
                 <w:rFonts w:ascii="Arial" w:hAnsi="Arial" w:cs="Arial"/>
                 <w:bCs/>
                 <w:sz w:val="20"/>
-                <w:lang w:val="es-ES"/>
               </w:rPr>
             </w:pPr>
           </w:p>
@@ -6825,15 +7122,48 @@
                 <w:rFonts w:ascii="Arial" w:hAnsi="Arial" w:cs="Arial"/>
                 <w:bCs/>
                 <w:sz w:val="20"/>
-              </w:rPr>
-            </w:pPr>
-            <w:r>
-              <w:rPr>
-                <w:rFonts w:ascii="Arial" w:hAnsi="Arial" w:cs="Arial"/>
-                <w:bCs/>
-                <w:sz w:val="20"/>
-              </w:rPr>
-              <w:t>Accès à DEBIAN-GLPI, Debian 13 : </w:t>
+                <w:lang w:val="es-ES"/>
+              </w:rPr>
+            </w:pPr>
+            <w:proofErr w:type="spellStart"/>
+            <w:r>
+              <w:rPr>
+                <w:rFonts w:ascii="Arial" w:hAnsi="Arial" w:cs="Arial"/>
+                <w:bCs/>
+                <w:sz w:val="20"/>
+                <w:lang w:val="es-ES"/>
+              </w:rPr>
+              <w:t>Accès</w:t>
+            </w:r>
+            <w:proofErr w:type="spellEnd"/>
+            <w:r>
+              <w:rPr>
+                <w:rFonts w:ascii="Arial" w:hAnsi="Arial" w:cs="Arial"/>
+                <w:bCs/>
+                <w:sz w:val="20"/>
+                <w:lang w:val="es-ES"/>
+              </w:rPr>
+              <w:t xml:space="preserve"> à DEBIAN-GLPI, Debian </w:t>
+            </w:r>
+            <w:proofErr w:type="gramStart"/>
+            <w:r>
+              <w:rPr>
+                <w:rFonts w:ascii="Arial" w:hAnsi="Arial" w:cs="Arial"/>
+                <w:bCs/>
+                <w:sz w:val="20"/>
+                <w:lang w:val="es-ES"/>
+              </w:rPr>
+              <w:t>13 :</w:t>
+            </w:r>
+            <w:proofErr w:type="gramEnd"/>
+            <w:r>
+              <w:rPr>
+                <w:rFonts w:ascii="Arial" w:hAnsi="Arial" w:cs="Arial"/>
+                <w:bCs/>
+                <w:sz w:val="20"/>
+                <w:lang w:val="es-ES"/>
+              </w:rPr>
+              <w:t> </w:t>
             </w:r>
           </w:p>
           <w:p>
@@ -6881,23 +7211,13 @@
               </w:rPr>
               <w:t xml:space="preserve">Mot de passe : </w:t>
             </w:r>
-            <w:proofErr w:type="spellStart"/>
-            <w:r>
-              <w:rPr>
-                <w:rFonts w:ascii="Arial" w:hAnsi="Arial" w:cs="Arial"/>
-                <w:bCs/>
-                <w:sz w:val="20"/>
-              </w:rPr>
-              <w:t>adrien</w:t>
-            </w:r>
-            <w:proofErr w:type="spellEnd"/>
-            <w:r>
-              <w:rPr>
-                <w:rFonts w:ascii="Arial" w:hAnsi="Arial" w:cs="Arial"/>
-                <w:bCs/>
-                <w:sz w:val="20"/>
-              </w:rPr>
-              <w:t> </w:t>
+            <w:r>
+              <w:rPr>
+                <w:rFonts w:ascii="Arial" w:hAnsi="Arial" w:cs="Arial"/>
+                <w:bCs/>
+                <w:sz w:val="20"/>
+              </w:rPr>
+              <w:t>qj52ro59&amp;*</w:t>
             </w:r>
           </w:p>
           <w:p>
@@ -6975,16 +7295,14 @@
               </w:rPr>
               <w:t xml:space="preserve">Mot de passe : </w:t>
             </w:r>
-            <w:proofErr w:type="spellStart"/>
-            <w:r>
-              <w:rPr>
-                <w:rFonts w:ascii="Arial" w:hAnsi="Arial" w:cs="Arial"/>
-                <w:bCs/>
-                <w:sz w:val="20"/>
-              </w:rPr>
-              <w:t>adrien</w:t>
-            </w:r>
-            <w:proofErr w:type="spellEnd"/>
+            <w:r>
+              <w:rPr>
+                <w:rFonts w:ascii="Arial" w:hAnsi="Arial" w:cs="Arial"/>
+                <w:bCs/>
+                <w:sz w:val="20"/>
+              </w:rPr>
+              <w:t>qj52ro59&amp;*</w:t>
+            </w:r>
             <w:r>
               <w:rPr>
                 <w:rFonts w:ascii="Arial" w:hAnsi="Arial" w:cs="Arial"/>
@@ -7070,8 +7388,46 @@
                 <w:bCs/>
                 <w:sz w:val="20"/>
               </w:rPr>
-              <w:t xml:space="preserve"> :</w:t>
-            </w:r>
+              <w:t xml:space="preserve"> </w:t>
+            </w:r>
+            <w:proofErr w:type="gramStart"/>
+            <w:r>
+              <w:rPr>
+                <w:rFonts w:ascii="Arial" w:hAnsi="Arial" w:cs="Arial"/>
+                <w:bCs/>
+                <w:sz w:val="20"/>
+              </w:rPr>
+              <w:t>( .</w:t>
+            </w:r>
+            <w:proofErr w:type="spellStart"/>
+            <w:proofErr w:type="gramEnd"/>
+            <w:r>
+              <w:rPr>
+                <w:rFonts w:ascii="Arial" w:hAnsi="Arial" w:cs="Arial"/>
+                <w:bCs/>
+                <w:sz w:val="20"/>
+              </w:rPr>
+              <w:t>pdf</w:t>
+            </w:r>
+            <w:proofErr w:type="spellEnd"/>
+            <w:proofErr w:type="gramStart"/>
+            <w:r>
+              <w:rPr>
+                <w:rFonts w:ascii="Arial" w:hAnsi="Arial" w:cs="Arial"/>
+                <w:bCs/>
+                <w:sz w:val="20"/>
+              </w:rPr>
+              <w:t>)</w:t>
+            </w:r>
+            <w:r>
+              <w:rPr>
+                <w:rFonts w:ascii="Arial" w:hAnsi="Arial" w:cs="Arial"/>
+                <w:bCs/>
+                <w:sz w:val="20"/>
+              </w:rPr>
+              <w:t>:</w:t>
+            </w:r>
+            <w:proofErr w:type="gramEnd"/>
           </w:p>
           <w:p>
             <w:pPr>
@@ -7090,21 +7446,26 @@
               <w:jc w:val="both"/>
               <w:rPr>
                 <w:rFonts w:ascii="Arial" w:hAnsi="Arial" w:cs="Arial"/>
-                <w:b/>
-                <w:sz w:val="20"/>
-              </w:rPr>
-            </w:pPr>
-            <w:hyperlink r:id="rId11" w:history="1">
-              <w:r>
-                <w:rPr>
-                  <w:rStyle w:val="Hyperlink"/>
-                  <w:rFonts w:ascii="Arial" w:hAnsi="Arial" w:cs="Arial"/>
-                  <w:b/>
-                  <w:sz w:val="20"/>
-                </w:rPr>
-                <w:t>https://github.com/adriendemange/DEMANGE/blob/main/Epreuve%20-%20E6/Projet_NetCorp_BTS_Adrien_D/RealisationSysteme/netcorp_systeme_rendu.docx</w:t>
-              </w:r>
-            </w:hyperlink>
+                <w:bCs/>
+                <w:sz w:val="20"/>
+              </w:rPr>
+            </w:pPr>
+            <w:r>
+              <w:rPr>
+                <w:rFonts w:ascii="Arial" w:hAnsi="Arial" w:cs="Arial"/>
+                <w:b/>
+                <w:sz w:val="20"/>
+              </w:rPr>
+              <w:t>https://github.com/adriendemange/DEMANGE/blob/main/Epreuve%20-%20E6/Projet_NetCorp_BTS_Adrien_D/RealisationReseau/netcorp_reseau_rendu.</w:t>
+            </w:r>
+            <w:r>
+              <w:rPr>
+                <w:rFonts w:ascii="Arial" w:hAnsi="Arial" w:cs="Arial"/>
+                <w:b/>
+                <w:sz w:val="20"/>
+              </w:rPr>
+              <w:t>pdf</w:t>
+            </w:r>
           </w:p>
           <w:p>
             <w:pPr>
@@ -7123,14 +7484,14 @@
               <w:jc w:val="both"/>
               <w:rPr>
                 <w:rFonts w:ascii="Arial" w:hAnsi="Arial" w:cs="Arial"/>
-                <w:b/>
-                <w:sz w:val="20"/>
-              </w:rPr>
-            </w:pPr>
-            <w:r>
-              <w:rPr>
-                <w:rFonts w:ascii="Arial" w:hAnsi="Arial" w:cs="Arial"/>
-                <w:b/>
+                <w:bCs/>
+                <w:sz w:val="20"/>
+              </w:rPr>
+            </w:pPr>
+            <w:r>
+              <w:rPr>
+                <w:rFonts w:ascii="Arial" w:hAnsi="Arial" w:cs="Arial"/>
+                <w:bCs/>
                 <w:sz w:val="20"/>
               </w:rPr>
               <w:t>Schéma réseau</w:t>
@@ -7138,10 +7499,44 @@
             <w:r>
               <w:rPr>
                 <w:rFonts w:ascii="Arial" w:hAnsi="Arial" w:cs="Arial"/>
-                <w:b/>
-                <w:sz w:val="20"/>
-              </w:rPr>
-              <w:t> :</w:t>
+                <w:bCs/>
+                <w:sz w:val="20"/>
+              </w:rPr>
+              <w:t> </w:t>
+            </w:r>
+            <w:r>
+              <w:rPr>
+                <w:rFonts w:ascii="Arial" w:hAnsi="Arial" w:cs="Arial"/>
+                <w:bCs/>
+                <w:sz w:val="20"/>
+              </w:rPr>
+              <w:t>(.</w:t>
+            </w:r>
+            <w:proofErr w:type="spellStart"/>
+            <w:r>
+              <w:rPr>
+                <w:rFonts w:ascii="Arial" w:hAnsi="Arial" w:cs="Arial"/>
+                <w:bCs/>
+                <w:sz w:val="20"/>
+              </w:rPr>
+              <w:t>pdf</w:t>
+            </w:r>
+            <w:proofErr w:type="spellEnd"/>
+            <w:r>
+              <w:rPr>
+                <w:rFonts w:ascii="Arial" w:hAnsi="Arial" w:cs="Arial"/>
+                <w:bCs/>
+                <w:sz w:val="20"/>
+              </w:rPr>
+              <w:t xml:space="preserve">) </w:t>
+            </w:r>
+            <w:r>
+              <w:rPr>
+                <w:rFonts w:ascii="Arial" w:hAnsi="Arial" w:cs="Arial"/>
+                <w:bCs/>
+                <w:sz w:val="20"/>
+              </w:rPr>
+              <w:t>:</w:t>
             </w:r>
           </w:p>
           <w:p>
@@ -7160,7 +7555,7 @@
               <w:snapToGrid w:val="0"/>
               <w:jc w:val="both"/>
             </w:pPr>
-            <w:hyperlink r:id="rId12" w:history="1">
+            <w:hyperlink r:id="rId11" w:history="1">
               <w:r>
                 <w:rPr>
                   <w:rStyle w:val="Hyperlink"/>
@@ -7574,16 +7969,13 @@
             </w:pPr>
             <w:r>
               <w:rPr>
-                <w:rFonts w:ascii="Arial" w:hAnsi="Arial"/>
-                <w:bCs/>
-                <w:sz w:val="20"/>
-                <w:szCs w:val="20"/>
+                <w:noProof/>
               </w:rPr>
               <w:drawing>
-                <wp:inline distT="0" distB="0" distL="0" distR="0" wp14:anchorId="3F33C064" wp14:editId="42F0C30D">
-                  <wp:extent cx="6055464" cy="3715867"/>
-                  <wp:effectExtent l="0" t="0" r="2540" b="0"/>
-                  <wp:docPr id="728475617" name="Picture 1"/>
+                <wp:inline distT="0" distB="0" distL="0" distR="0" wp14:anchorId="537CD39B" wp14:editId="4E187711">
+                  <wp:extent cx="5990906" cy="3687734"/>
+                  <wp:effectExtent l="0" t="0" r="0" b="8255"/>
+                  <wp:docPr id="1330789871" name="Picture 1"/>
                   <wp:cNvGraphicFramePr>
                     <a:graphicFrameLocks xmlns:a="http://schemas.openxmlformats.org/drawingml/2006/main" noChangeAspect="1"/>
                   </wp:cNvGraphicFramePr>
@@ -7591,11 +7983,11 @@
                     <a:graphicData uri="http://schemas.openxmlformats.org/drawingml/2006/picture">
                       <pic:pic xmlns:pic="http://schemas.openxmlformats.org/drawingml/2006/picture">
                         <pic:nvPicPr>
-                          <pic:cNvPr id="728475617" name=""/>
+                          <pic:cNvPr id="1330789871" name=""/>
                           <pic:cNvPicPr/>
                         </pic:nvPicPr>
                         <pic:blipFill>
-                          <a:blip r:embed="rId13"/>
+                          <a:blip r:embed="rId12"/>
                           <a:stretch>
                             <a:fillRect/>
                           </a:stretch>
@@ -7603,7 +7995,7 @@
                         <pic:spPr>
                           <a:xfrm>
                             <a:off x="0" y="0"/>
-                            <a:ext cx="6062066" cy="3719919"/>
+                            <a:ext cx="6007172" cy="3697747"/>
                           </a:xfrm>
                           <a:prstGeom prst="rect">
                             <a:avLst/>
@@ -7677,6 +8069,7 @@
               <w:rPr>
                 <w:rFonts w:ascii="Arial" w:hAnsi="Arial"/>
                 <w:bCs/>
+                <w:noProof/>
                 <w:sz w:val="20"/>
                 <w:szCs w:val="20"/>
               </w:rPr>
@@ -7696,7 +8089,7 @@
                           <pic:cNvPicPr/>
                         </pic:nvPicPr>
                         <pic:blipFill>
-                          <a:blip r:embed="rId14"/>
+                          <a:blip r:embed="rId13"/>
                           <a:stretch>
                             <a:fillRect/>
                           </a:stretch>
@@ -7746,6 +8139,7 @@
               <w:rPr>
                 <w:rFonts w:ascii="Arial" w:hAnsi="Arial"/>
                 <w:bCs/>
+                <w:noProof/>
                 <w:sz w:val="20"/>
                 <w:szCs w:val="20"/>
               </w:rPr>
@@ -7765,7 +8159,7 @@
                           <pic:cNvPicPr/>
                         </pic:nvPicPr>
                         <pic:blipFill>
-                          <a:blip r:embed="rId15"/>
+                          <a:blip r:embed="rId14"/>
                           <a:stretch>
                             <a:fillRect/>
                           </a:stretch>
@@ -7957,6 +8351,50 @@
               </w:rPr>
               <w:t xml:space="preserve">Création de </w:t>
             </w:r>
+            <w:r>
+              <w:rPr>
+                <w:rFonts w:ascii="Arial" w:hAnsi="Arial"/>
+                <w:bCs/>
+                <w:sz w:val="20"/>
+                <w:szCs w:val="20"/>
+              </w:rPr>
+              <w:t>2</w:t>
+            </w:r>
+            <w:r>
+              <w:rPr>
+                <w:rFonts w:ascii="Arial" w:hAnsi="Arial"/>
+                <w:bCs/>
+                <w:sz w:val="20"/>
+                <w:szCs w:val="20"/>
+              </w:rPr>
+              <w:t xml:space="preserve"> Groupes pour les accès aux partages</w:t>
+            </w:r>
+          </w:p>
+          <w:p>
+            <w:pPr>
+              <w:pStyle w:val="ListParagraph"/>
+              <w:numPr>
+                <w:ilvl w:val="0"/>
+                <w:numId w:val="11"/>
+              </w:numPr>
+              <w:snapToGrid w:val="0"/>
+              <w:spacing w:line="276" w:lineRule="auto"/>
+              <w:rPr>
+                <w:rFonts w:ascii="Arial" w:hAnsi="Arial"/>
+                <w:bCs/>
+                <w:sz w:val="20"/>
+                <w:szCs w:val="20"/>
+              </w:rPr>
+            </w:pPr>
+            <w:r>
+              <w:rPr>
+                <w:rFonts w:ascii="Arial" w:hAnsi="Arial"/>
+                <w:bCs/>
+                <w:sz w:val="20"/>
+                <w:szCs w:val="20"/>
+              </w:rPr>
+              <w:t xml:space="preserve">Création de </w:t>
+            </w:r>
             <w:proofErr w:type="spellStart"/>
             <w:r>
               <w:rPr>
@@ -8203,6 +8641,7 @@
                 <w:sz w:val="20"/>
                 <w:szCs w:val="20"/>
               </w:rPr>
+              <w:lastRenderedPageBreak/>
               <w:t xml:space="preserve">Installation du rôle en tant que DC Secondaire </w:t>
             </w:r>
           </w:p>
@@ -8229,7 +8668,6 @@
                 <w:sz w:val="20"/>
                 <w:szCs w:val="20"/>
               </w:rPr>
-              <w:lastRenderedPageBreak/>
               <w:t xml:space="preserve">Configuration du partage de fichiers : </w:t>
             </w:r>
           </w:p>
@@ -8689,7 +9127,17 @@
                 <w:sz w:val="20"/>
                 <w:szCs w:val="20"/>
               </w:rPr>
-              <w:t> » et « .</w:t>
+              <w:t xml:space="preserve"> » et </w:t>
+            </w:r>
+            <w:proofErr w:type="gramStart"/>
+            <w:r>
+              <w:rPr>
+                <w:rFonts w:ascii="Arial" w:hAnsi="Arial"/>
+                <w:bCs/>
+                <w:sz w:val="20"/>
+                <w:szCs w:val="20"/>
+              </w:rPr>
+              <w:t>« .</w:t>
             </w:r>
             <w:proofErr w:type="spellStart"/>
             <w:r>
@@ -8702,6 +9150,7 @@
               <w:t>env</w:t>
             </w:r>
             <w:proofErr w:type="spellEnd"/>
+            <w:proofErr w:type="gramEnd"/>
             <w:r>
               <w:rPr>
                 <w:rFonts w:ascii="Arial" w:hAnsi="Arial"/>
@@ -8764,14 +9213,25 @@
                 <w:szCs w:val="20"/>
               </w:rPr>
             </w:pPr>
-            <w:r>
-              <w:rPr>
-                <w:rFonts w:ascii="Arial" w:hAnsi="Arial"/>
-                <w:bCs/>
-                <w:sz w:val="20"/>
-                <w:szCs w:val="20"/>
-              </w:rPr>
-              <w:t xml:space="preserve">docker compose up -d : </w:t>
+            <w:proofErr w:type="gramStart"/>
+            <w:r>
+              <w:rPr>
+                <w:rFonts w:ascii="Arial" w:hAnsi="Arial"/>
+                <w:bCs/>
+                <w:sz w:val="20"/>
+                <w:szCs w:val="20"/>
+              </w:rPr>
+              <w:t>docker</w:t>
+            </w:r>
+            <w:proofErr w:type="gramEnd"/>
+            <w:r>
+              <w:rPr>
+                <w:rFonts w:ascii="Arial" w:hAnsi="Arial"/>
+                <w:bCs/>
+                <w:sz w:val="20"/>
+                <w:szCs w:val="20"/>
+              </w:rPr>
+              <w:t xml:space="preserve"> compose up -d : </w:t>
             </w:r>
             <w:r>
               <w:rPr>
@@ -8902,16 +9362,36 @@
                 <w:sz w:val="20"/>
                 <w:szCs w:val="20"/>
               </w:rPr>
-              <w:t>MDP :q</w:t>
-            </w:r>
-            <w:r>
-              <w:rPr>
-                <w:rFonts w:ascii="Arial" w:hAnsi="Arial"/>
-                <w:bCs/>
-                <w:sz w:val="20"/>
-                <w:szCs w:val="20"/>
-              </w:rPr>
-              <w:t>j52ro59&amp;*</w:t>
+              <w:t>MDP</w:t>
+            </w:r>
+            <w:proofErr w:type="gramStart"/>
+            <w:r>
+              <w:rPr>
+                <w:rFonts w:ascii="Arial" w:hAnsi="Arial"/>
+                <w:bCs/>
+                <w:sz w:val="20"/>
+                <w:szCs w:val="20"/>
+              </w:rPr>
+              <w:t> :q</w:t>
+            </w:r>
+            <w:r>
+              <w:rPr>
+                <w:rFonts w:ascii="Arial" w:hAnsi="Arial"/>
+                <w:bCs/>
+                <w:sz w:val="20"/>
+                <w:szCs w:val="20"/>
+              </w:rPr>
+              <w:t>j</w:t>
+            </w:r>
+            <w:proofErr w:type="gramEnd"/>
+            <w:r>
+              <w:rPr>
+                <w:rFonts w:ascii="Arial" w:hAnsi="Arial"/>
+                <w:bCs/>
+                <w:sz w:val="20"/>
+                <w:szCs w:val="20"/>
+              </w:rPr>
+              <w:t>52ro59&amp;*</w:t>
             </w:r>
           </w:p>
           <w:p>
@@ -9006,19 +9486,49 @@
                 <w:sz w:val="20"/>
                 <w:szCs w:val="20"/>
               </w:rPr>
-              <w:t>MDP :</w:t>
-            </w:r>
-            <w:proofErr w:type="spellStart"/>
-            <w:r>
-              <w:rPr>
-                <w:rFonts w:ascii="Arial" w:hAnsi="Arial"/>
-                <w:bCs/>
-                <w:sz w:val="20"/>
-                <w:szCs w:val="20"/>
-              </w:rPr>
-              <w:t>glpi</w:t>
-            </w:r>
-            <w:proofErr w:type="spellEnd"/>
+              <w:t>MDP</w:t>
+            </w:r>
+            <w:proofErr w:type="gramStart"/>
+            <w:r>
+              <w:rPr>
+                <w:rFonts w:ascii="Arial" w:hAnsi="Arial"/>
+                <w:bCs/>
+                <w:sz w:val="20"/>
+                <w:szCs w:val="20"/>
+              </w:rPr>
+              <w:t> :</w:t>
+            </w:r>
+            <w:r>
+              <w:rPr>
+                <w:rFonts w:ascii="Arial" w:hAnsi="Arial"/>
+                <w:bCs/>
+                <w:sz w:val="20"/>
+                <w:szCs w:val="20"/>
+              </w:rPr>
+              <w:t>qj</w:t>
+            </w:r>
+            <w:proofErr w:type="gramEnd"/>
+            <w:r>
+              <w:rPr>
+                <w:rFonts w:ascii="Arial" w:hAnsi="Arial"/>
+                <w:bCs/>
+                <w:sz w:val="20"/>
+                <w:szCs w:val="20"/>
+              </w:rPr>
+              <w:t>52ro59&amp;*</w:t>
+            </w:r>
+          </w:p>
+          <w:p>
+            <w:pPr>
+              <w:snapToGrid w:val="0"/>
+              <w:spacing w:line="276" w:lineRule="auto"/>
+              <w:rPr>
+                <w:rFonts w:ascii="Arial" w:hAnsi="Arial"/>
+                <w:bCs/>
+                <w:sz w:val="20"/>
+                <w:szCs w:val="20"/>
+              </w:rPr>
+            </w:pPr>
           </w:p>
           <w:p>
             <w:pPr>
@@ -9114,7 +9624,7 @@
                           <pic:cNvPicPr/>
                         </pic:nvPicPr>
                         <pic:blipFill>
-                          <a:blip r:embed="rId16"/>
+                          <a:blip r:embed="rId15"/>
                           <a:stretch>
                             <a:fillRect/>
                           </a:stretch>
@@ -9137,6 +9647,11 @@
           </w:p>
           <w:p>
             <w:pPr>
+              <w:pStyle w:val="ListParagraph"/>
+              <w:numPr>
+                <w:ilvl w:val="0"/>
+                <w:numId w:val="11"/>
+              </w:numPr>
               <w:snapToGrid w:val="0"/>
               <w:spacing w:line="276" w:lineRule="auto"/>
               <w:rPr>
@@ -9153,15 +9668,6 @@
                 <w:sz w:val="20"/>
                 <w:szCs w:val="20"/>
               </w:rPr>
-              <w:t xml:space="preserve">L’application </w:t>
-            </w:r>
-            <w:r>
-              <w:rPr>
-                <w:rFonts w:ascii="Arial" w:hAnsi="Arial"/>
-                <w:bCs/>
-                <w:sz w:val="20"/>
-                <w:szCs w:val="20"/>
-              </w:rPr>
               <w:t xml:space="preserve">GLPI </w:t>
             </w:r>
             <w:r>
@@ -9191,7 +9697,7 @@
               </w:rPr>
               <w:t xml:space="preserve">à l’adresse suivante : </w:t>
             </w:r>
-            <w:hyperlink r:id="rId17" w:history="1">
+            <w:hyperlink r:id="rId16" w:history="1">
               <w:r>
                 <w:rPr>
                   <w:rStyle w:val="Hyperlink"/>
@@ -9277,6 +9783,7 @@
           <w:sz w:val="22"/>
           <w:szCs w:val="22"/>
         </w:rPr>
+        <w:lastRenderedPageBreak/>
         <w:br w:type="page"/>
       </w:r>
     </w:p>
@@ -12756,16 +13263,36 @@
                 <w:sz w:val="22"/>
                 <w:szCs w:val="22"/>
               </w:rPr>
-              <w:t xml:space="preserve"> a</w:t>
-            </w:r>
-            <w:r>
-              <w:rPr>
-                <w:rFonts w:ascii="Arial" w:hAnsi="Arial" w:cs="Arial"/>
-                <w:bCs/>
-                <w:sz w:val="22"/>
-                <w:szCs w:val="22"/>
-              </w:rPr>
-              <w:t>bsence de dossier</w:t>
+              <w:t xml:space="preserve"> </w:t>
+            </w:r>
+            <w:proofErr w:type="gramStart"/>
+            <w:r>
+              <w:rPr>
+                <w:rFonts w:ascii="Arial" w:hAnsi="Arial" w:cs="Arial"/>
+                <w:bCs/>
+                <w:sz w:val="22"/>
+                <w:szCs w:val="22"/>
+              </w:rPr>
+              <w:t>a</w:t>
+            </w:r>
+            <w:r>
+              <w:rPr>
+                <w:rFonts w:ascii="Arial" w:hAnsi="Arial" w:cs="Arial"/>
+                <w:bCs/>
+                <w:sz w:val="22"/>
+                <w:szCs w:val="22"/>
+              </w:rPr>
+              <w:t>bsence</w:t>
+            </w:r>
+            <w:proofErr w:type="gramEnd"/>
+            <w:r>
+              <w:rPr>
+                <w:rFonts w:ascii="Arial" w:hAnsi="Arial" w:cs="Arial"/>
+                <w:bCs/>
+                <w:sz w:val="22"/>
+                <w:szCs w:val="22"/>
+              </w:rPr>
+              <w:t xml:space="preserve"> de dossier</w:t>
             </w:r>
             <w:r>
               <w:rPr>
@@ -12873,16 +13400,36 @@
                 <w:sz w:val="22"/>
                 <w:szCs w:val="22"/>
               </w:rPr>
-              <w:t xml:space="preserve"> d</w:t>
-            </w:r>
-            <w:r>
-              <w:rPr>
-                <w:rFonts w:ascii="Arial" w:hAnsi="Arial" w:cs="Arial"/>
-                <w:bCs/>
-                <w:sz w:val="22"/>
-                <w:szCs w:val="22"/>
-              </w:rPr>
-              <w:t>épôt du dossier au-delà de la date fixée par les autorités académiques</w:t>
+              <w:t xml:space="preserve"> </w:t>
+            </w:r>
+            <w:proofErr w:type="gramStart"/>
+            <w:r>
+              <w:rPr>
+                <w:rFonts w:ascii="Arial" w:hAnsi="Arial" w:cs="Arial"/>
+                <w:bCs/>
+                <w:sz w:val="22"/>
+                <w:szCs w:val="22"/>
+              </w:rPr>
+              <w:t>d</w:t>
+            </w:r>
+            <w:r>
+              <w:rPr>
+                <w:rFonts w:ascii="Arial" w:hAnsi="Arial" w:cs="Arial"/>
+                <w:bCs/>
+                <w:sz w:val="22"/>
+                <w:szCs w:val="22"/>
+              </w:rPr>
+              <w:t>épôt</w:t>
+            </w:r>
+            <w:proofErr w:type="gramEnd"/>
+            <w:r>
+              <w:rPr>
+                <w:rFonts w:ascii="Arial" w:hAnsi="Arial" w:cs="Arial"/>
+                <w:bCs/>
+                <w:sz w:val="22"/>
+                <w:szCs w:val="22"/>
+              </w:rPr>
+              <w:t xml:space="preserve"> du dossier au-delà de la date fixée par les autorités académiques</w:t>
             </w:r>
             <w:r>
               <w:rPr>
@@ -16523,7 +17070,7 @@
           <w:szCs w:val="22"/>
         </w:rPr>
         <w:sectPr>
-          <w:footerReference w:type="default" r:id="rId18"/>
+          <w:footerReference w:type="default" r:id="rId17"/>
           <w:pgSz w:w="11900" w:h="16840"/>
           <w:pgMar w:top="851" w:right="1134" w:bottom="851" w:left="1134" w:header="709" w:footer="709" w:gutter="0"/>
           <w:cols w:space="708"/>
@@ -20204,13 +20751,23 @@
                 <w:szCs w:val="18"/>
               </w:rPr>
             </w:pPr>
-            <w:r>
-              <w:rPr>
-                <w:rFonts w:ascii="Arial" w:hAnsi="Arial" w:cs="Arial"/>
-                <w:sz w:val="18"/>
-                <w:szCs w:val="18"/>
-              </w:rPr>
-              <w:t>réalisation en env. 1</w:t>
+            <w:proofErr w:type="gramStart"/>
+            <w:r>
+              <w:rPr>
+                <w:rFonts w:ascii="Arial" w:hAnsi="Arial" w:cs="Arial"/>
+                <w:sz w:val="18"/>
+                <w:szCs w:val="18"/>
+              </w:rPr>
+              <w:t>réalisation</w:t>
+            </w:r>
+            <w:proofErr w:type="gramEnd"/>
+            <w:r>
+              <w:rPr>
+                <w:rFonts w:ascii="Arial" w:hAnsi="Arial" w:cs="Arial"/>
+                <w:sz w:val="18"/>
+                <w:szCs w:val="18"/>
+              </w:rPr>
+              <w:t xml:space="preserve"> en env. 1</w:t>
             </w:r>
           </w:p>
         </w:tc>
@@ -20532,13 +21089,23 @@
                 <w:szCs w:val="18"/>
               </w:rPr>
             </w:pPr>
-            <w:r>
-              <w:rPr>
-                <w:rFonts w:ascii="Arial" w:hAnsi="Arial" w:cs="Arial"/>
-                <w:sz w:val="18"/>
-                <w:szCs w:val="18"/>
-              </w:rPr>
-              <w:t>réalisation en env. 2</w:t>
+            <w:proofErr w:type="gramStart"/>
+            <w:r>
+              <w:rPr>
+                <w:rFonts w:ascii="Arial" w:hAnsi="Arial" w:cs="Arial"/>
+                <w:sz w:val="18"/>
+                <w:szCs w:val="18"/>
+              </w:rPr>
+              <w:t>réalisation</w:t>
+            </w:r>
+            <w:proofErr w:type="gramEnd"/>
+            <w:r>
+              <w:rPr>
+                <w:rFonts w:ascii="Arial" w:hAnsi="Arial" w:cs="Arial"/>
+                <w:sz w:val="18"/>
+                <w:szCs w:val="18"/>
+              </w:rPr>
+              <w:t xml:space="preserve"> en env. 2</w:t>
             </w:r>
           </w:p>
         </w:tc>
@@ -20852,13 +21419,23 @@
                 <w:szCs w:val="18"/>
               </w:rPr>
             </w:pPr>
-            <w:r>
-              <w:rPr>
-                <w:rFonts w:ascii="Arial" w:hAnsi="Arial" w:cs="Arial"/>
-                <w:sz w:val="18"/>
-                <w:szCs w:val="18"/>
-              </w:rPr>
-              <w:t>réalisation en env. 1</w:t>
+            <w:proofErr w:type="gramStart"/>
+            <w:r>
+              <w:rPr>
+                <w:rFonts w:ascii="Arial" w:hAnsi="Arial" w:cs="Arial"/>
+                <w:sz w:val="18"/>
+                <w:szCs w:val="18"/>
+              </w:rPr>
+              <w:t>réalisation</w:t>
+            </w:r>
+            <w:proofErr w:type="gramEnd"/>
+            <w:r>
+              <w:rPr>
+                <w:rFonts w:ascii="Arial" w:hAnsi="Arial" w:cs="Arial"/>
+                <w:sz w:val="18"/>
+                <w:szCs w:val="18"/>
+              </w:rPr>
+              <w:t xml:space="preserve"> en env. 1</w:t>
             </w:r>
           </w:p>
         </w:tc>
@@ -22696,13 +23273,23 @@
                 <w:szCs w:val="18"/>
               </w:rPr>
             </w:pPr>
-            <w:r>
-              <w:rPr>
-                <w:rFonts w:ascii="Arial" w:hAnsi="Arial" w:cs="Arial"/>
-                <w:sz w:val="18"/>
-                <w:szCs w:val="18"/>
-              </w:rPr>
-              <w:t>réalisation en env. 1</w:t>
+            <w:proofErr w:type="gramStart"/>
+            <w:r>
+              <w:rPr>
+                <w:rFonts w:ascii="Arial" w:hAnsi="Arial" w:cs="Arial"/>
+                <w:sz w:val="18"/>
+                <w:szCs w:val="18"/>
+              </w:rPr>
+              <w:t>réalisation</w:t>
+            </w:r>
+            <w:proofErr w:type="gramEnd"/>
+            <w:r>
+              <w:rPr>
+                <w:rFonts w:ascii="Arial" w:hAnsi="Arial" w:cs="Arial"/>
+                <w:sz w:val="18"/>
+                <w:szCs w:val="18"/>
+              </w:rPr>
+              <w:t xml:space="preserve"> en env. 1</w:t>
             </w:r>
           </w:p>
         </w:tc>
@@ -22922,13 +23509,23 @@
                 <w:szCs w:val="18"/>
               </w:rPr>
             </w:pPr>
-            <w:r>
-              <w:rPr>
-                <w:rFonts w:ascii="Arial" w:hAnsi="Arial" w:cs="Arial"/>
-                <w:sz w:val="18"/>
-                <w:szCs w:val="18"/>
-              </w:rPr>
-              <w:t>réalisation en env. 1</w:t>
+            <w:proofErr w:type="gramStart"/>
+            <w:r>
+              <w:rPr>
+                <w:rFonts w:ascii="Arial" w:hAnsi="Arial" w:cs="Arial"/>
+                <w:sz w:val="18"/>
+                <w:szCs w:val="18"/>
+              </w:rPr>
+              <w:t>réalisation</w:t>
+            </w:r>
+            <w:proofErr w:type="gramEnd"/>
+            <w:r>
+              <w:rPr>
+                <w:rFonts w:ascii="Arial" w:hAnsi="Arial" w:cs="Arial"/>
+                <w:sz w:val="18"/>
+                <w:szCs w:val="18"/>
+              </w:rPr>
+              <w:t xml:space="preserve"> en env. 1</w:t>
             </w:r>
           </w:p>
         </w:tc>
@@ -23238,13 +23835,23 @@
                 <w:szCs w:val="18"/>
               </w:rPr>
             </w:pPr>
-            <w:r>
-              <w:rPr>
-                <w:rFonts w:ascii="Arial" w:hAnsi="Arial" w:cs="Arial"/>
-                <w:sz w:val="18"/>
-                <w:szCs w:val="18"/>
-              </w:rPr>
-              <w:t>réalisation en env. 2</w:t>
+            <w:proofErr w:type="gramStart"/>
+            <w:r>
+              <w:rPr>
+                <w:rFonts w:ascii="Arial" w:hAnsi="Arial" w:cs="Arial"/>
+                <w:sz w:val="18"/>
+                <w:szCs w:val="18"/>
+              </w:rPr>
+              <w:t>réalisation</w:t>
+            </w:r>
+            <w:proofErr w:type="gramEnd"/>
+            <w:r>
+              <w:rPr>
+                <w:rFonts w:ascii="Arial" w:hAnsi="Arial" w:cs="Arial"/>
+                <w:sz w:val="18"/>
+                <w:szCs w:val="18"/>
+              </w:rPr>
+              <w:t xml:space="preserve"> en env. 2</w:t>
             </w:r>
           </w:p>
         </w:tc>
@@ -23430,13 +24037,23 @@
                 <w:szCs w:val="18"/>
               </w:rPr>
             </w:pPr>
-            <w:r>
-              <w:rPr>
-                <w:rFonts w:ascii="Arial" w:hAnsi="Arial" w:cs="Arial"/>
-                <w:sz w:val="18"/>
-                <w:szCs w:val="18"/>
-              </w:rPr>
-              <w:t>réalisation en env. 2</w:t>
+            <w:proofErr w:type="gramStart"/>
+            <w:r>
+              <w:rPr>
+                <w:rFonts w:ascii="Arial" w:hAnsi="Arial" w:cs="Arial"/>
+                <w:sz w:val="18"/>
+                <w:szCs w:val="18"/>
+              </w:rPr>
+              <w:t>réalisation</w:t>
+            </w:r>
+            <w:proofErr w:type="gramEnd"/>
+            <w:r>
+              <w:rPr>
+                <w:rFonts w:ascii="Arial" w:hAnsi="Arial" w:cs="Arial"/>
+                <w:sz w:val="18"/>
+                <w:szCs w:val="18"/>
+              </w:rPr>
+              <w:t xml:space="preserve"> en env. 2</w:t>
             </w:r>
           </w:p>
         </w:tc>
@@ -23793,13 +24410,23 @@
                 <w:szCs w:val="18"/>
               </w:rPr>
             </w:pPr>
-            <w:r>
-              <w:rPr>
-                <w:rFonts w:ascii="Arial" w:hAnsi="Arial" w:cs="Arial"/>
-                <w:sz w:val="18"/>
-                <w:szCs w:val="18"/>
-              </w:rPr>
-              <w:t>réalisation en env. 1</w:t>
+            <w:proofErr w:type="gramStart"/>
+            <w:r>
+              <w:rPr>
+                <w:rFonts w:ascii="Arial" w:hAnsi="Arial" w:cs="Arial"/>
+                <w:sz w:val="18"/>
+                <w:szCs w:val="18"/>
+              </w:rPr>
+              <w:t>réalisation</w:t>
+            </w:r>
+            <w:proofErr w:type="gramEnd"/>
+            <w:r>
+              <w:rPr>
+                <w:rFonts w:ascii="Arial" w:hAnsi="Arial" w:cs="Arial"/>
+                <w:sz w:val="18"/>
+                <w:szCs w:val="18"/>
+              </w:rPr>
+              <w:t xml:space="preserve"> en env. 1</w:t>
             </w:r>
           </w:p>
         </w:tc>
@@ -24127,13 +24754,23 @@
                 <w:szCs w:val="18"/>
               </w:rPr>
             </w:pPr>
-            <w:r>
-              <w:rPr>
-                <w:rFonts w:ascii="Arial" w:hAnsi="Arial" w:cs="Arial"/>
-                <w:sz w:val="18"/>
-                <w:szCs w:val="18"/>
-              </w:rPr>
-              <w:t xml:space="preserve">réalisation en env. </w:t>
+            <w:proofErr w:type="gramStart"/>
+            <w:r>
+              <w:rPr>
+                <w:rFonts w:ascii="Arial" w:hAnsi="Arial" w:cs="Arial"/>
+                <w:sz w:val="18"/>
+                <w:szCs w:val="18"/>
+              </w:rPr>
+              <w:t>réalisation</w:t>
+            </w:r>
+            <w:proofErr w:type="gramEnd"/>
+            <w:r>
+              <w:rPr>
+                <w:rFonts w:ascii="Arial" w:hAnsi="Arial" w:cs="Arial"/>
+                <w:sz w:val="18"/>
+                <w:szCs w:val="18"/>
+              </w:rPr>
+              <w:t xml:space="preserve"> en env. </w:t>
             </w:r>
             <w:r>
               <w:rPr>
@@ -25043,7 +25680,31 @@
           <w:sz w:val="21"/>
           <w:szCs w:val="21"/>
         </w:rPr>
-        <w:t>Proposition de note suite à l’évaluation du profil de la personne candidate</w:t>
+        <w:t xml:space="preserve">Proposition de note </w:t>
+      </w:r>
+      <w:proofErr w:type="gramStart"/>
+      <w:r>
+        <w:rPr>
+          <w:rFonts w:ascii="Arial" w:hAnsi="Arial" w:cs="Arial"/>
+          <w:b/>
+          <w:bCs/>
+          <w:iCs/>
+          <w:sz w:val="21"/>
+          <w:szCs w:val="21"/>
+        </w:rPr>
+        <w:t>suite à</w:t>
+      </w:r>
+      <w:proofErr w:type="gramEnd"/>
+      <w:r>
+        <w:rPr>
+          <w:rFonts w:ascii="Arial" w:hAnsi="Arial" w:cs="Arial"/>
+          <w:b/>
+          <w:bCs/>
+          <w:iCs/>
+          <w:sz w:val="21"/>
+          <w:szCs w:val="21"/>
+        </w:rPr>
+        <w:t xml:space="preserve"> l’évaluation du profil de la personne candidate</w:t>
       </w:r>
     </w:p>
     <w:tbl>
@@ -25439,7 +26100,25 @@
                 <w:sz w:val="20"/>
                 <w:szCs w:val="20"/>
               </w:rPr>
-              <w:t>Les pénalités ci-dessous doivent être appliquées de façon à ce que la note finale de la personne candidate (</w:t>
+              <w:t xml:space="preserve">Les pénalités ci-dessous doivent être appliquées </w:t>
+            </w:r>
+            <w:proofErr w:type="gramStart"/>
+            <w:r>
+              <w:rPr>
+                <w:rFonts w:ascii="Arial" w:hAnsi="Arial" w:cs="Arial"/>
+                <w:sz w:val="20"/>
+                <w:szCs w:val="20"/>
+              </w:rPr>
+              <w:t>de façon à ce</w:t>
+            </w:r>
+            <w:proofErr w:type="gramEnd"/>
+            <w:r>
+              <w:rPr>
+                <w:rFonts w:ascii="Arial" w:hAnsi="Arial" w:cs="Arial"/>
+                <w:sz w:val="20"/>
+                <w:szCs w:val="20"/>
+              </w:rPr>
+              <w:t xml:space="preserve"> que la note finale de la personne candidate (</w:t>
             </w:r>
             <w:r>
               <w:rPr>
@@ -28035,7 +28714,29 @@
                 <w:sz w:val="16"/>
                 <w:szCs w:val="16"/>
               </w:rPr>
-              <w:t>Les choix de solutions répondant au besoin exprimé (adaptation d’une solution existante ou réalisation d’une nouvelle) sont décrits et justifiés en termes de coût, de délai et de qualité.</w:t>
+              <w:t xml:space="preserve">Les choix de solutions répondant au besoin </w:t>
+            </w:r>
+            <w:proofErr w:type="gramStart"/>
+            <w:r>
+              <w:rPr>
+                <w:rFonts w:ascii="Arial" w:hAnsi="Arial" w:cs="Arial"/>
+                <w:i/>
+                <w:iCs/>
+                <w:sz w:val="16"/>
+                <w:szCs w:val="16"/>
+              </w:rPr>
+              <w:t>exprimé</w:t>
+            </w:r>
+            <w:proofErr w:type="gramEnd"/>
+            <w:r>
+              <w:rPr>
+                <w:rFonts w:ascii="Arial" w:hAnsi="Arial" w:cs="Arial"/>
+                <w:i/>
+                <w:iCs/>
+                <w:sz w:val="16"/>
+                <w:szCs w:val="16"/>
+              </w:rPr>
+              <w:t xml:space="preserve"> (adaptation d’une solution existante ou réalisation d’une nouvelle) sont décrits et justifiés en termes de coût, de délai et de qualité.</w:t>
             </w:r>
           </w:p>
           <w:p>
@@ -30980,7 +31681,29 @@
                 <w:sz w:val="16"/>
                 <w:szCs w:val="16"/>
               </w:rPr>
-              <w:t>L’automatisation des tâches d’administration répond au besoin exprimé.</w:t>
+              <w:t xml:space="preserve">L’automatisation des tâches d’administration répond au besoin </w:t>
+            </w:r>
+            <w:proofErr w:type="gramStart"/>
+            <w:r>
+              <w:rPr>
+                <w:rFonts w:ascii="Arial" w:hAnsi="Arial" w:cs="Arial"/>
+                <w:i/>
+                <w:iCs/>
+                <w:sz w:val="16"/>
+                <w:szCs w:val="16"/>
+              </w:rPr>
+              <w:t>exprimé</w:t>
+            </w:r>
+            <w:proofErr w:type="gramEnd"/>
+            <w:r>
+              <w:rPr>
+                <w:rFonts w:ascii="Arial" w:hAnsi="Arial" w:cs="Arial"/>
+                <w:i/>
+                <w:iCs/>
+                <w:sz w:val="16"/>
+                <w:szCs w:val="16"/>
+              </w:rPr>
+              <w:t>.</w:t>
             </w:r>
           </w:p>
           <w:p>
@@ -32864,7 +33587,31 @@
           <w:sz w:val="21"/>
           <w:szCs w:val="21"/>
         </w:rPr>
-        <w:t>Proposition de note suite à l’évaluation du profil de la personne candidate</w:t>
+        <w:t xml:space="preserve">Proposition de note </w:t>
+      </w:r>
+      <w:proofErr w:type="gramStart"/>
+      <w:r>
+        <w:rPr>
+          <w:rFonts w:ascii="Arial" w:hAnsi="Arial" w:cs="Arial"/>
+          <w:b/>
+          <w:bCs/>
+          <w:iCs/>
+          <w:sz w:val="21"/>
+          <w:szCs w:val="21"/>
+        </w:rPr>
+        <w:t>suite à</w:t>
+      </w:r>
+      <w:proofErr w:type="gramEnd"/>
+      <w:r>
+        <w:rPr>
+          <w:rFonts w:ascii="Arial" w:hAnsi="Arial" w:cs="Arial"/>
+          <w:b/>
+          <w:bCs/>
+          <w:iCs/>
+          <w:sz w:val="21"/>
+          <w:szCs w:val="21"/>
+        </w:rPr>
+        <w:t xml:space="preserve"> l’évaluation du profil de la personne candidate</w:t>
       </w:r>
     </w:p>
     <w:tbl>
@@ -33260,7 +34007,25 @@
                 <w:sz w:val="20"/>
                 <w:szCs w:val="20"/>
               </w:rPr>
-              <w:t>Les pénalités ci-dessous doivent être appliquées de façon à ce que la note finale de la personne candidate (</w:t>
+              <w:t xml:space="preserve">Les pénalités ci-dessous doivent être appliquées </w:t>
+            </w:r>
+            <w:proofErr w:type="gramStart"/>
+            <w:r>
+              <w:rPr>
+                <w:rFonts w:ascii="Arial" w:hAnsi="Arial" w:cs="Arial"/>
+                <w:sz w:val="20"/>
+                <w:szCs w:val="20"/>
+              </w:rPr>
+              <w:t>de façon à ce</w:t>
+            </w:r>
+            <w:proofErr w:type="gramEnd"/>
+            <w:r>
+              <w:rPr>
+                <w:rFonts w:ascii="Arial" w:hAnsi="Arial" w:cs="Arial"/>
+                <w:sz w:val="20"/>
+                <w:szCs w:val="20"/>
+              </w:rPr>
+              <w:t xml:space="preserve"> que la note finale de la personne candidate (</w:t>
             </w:r>
             <w:r>
               <w:rPr>
@@ -35671,7 +36436,29 @@
                 <w:sz w:val="16"/>
                 <w:szCs w:val="16"/>
               </w:rPr>
-              <w:t>La proposition de la solution applicative répond au besoin exprimé dans le cahier des charges y compris dans sa dimension contractuelle :</w:t>
+              <w:t xml:space="preserve">La proposition de la solution applicative répond au besoin </w:t>
+            </w:r>
+            <w:proofErr w:type="gramStart"/>
+            <w:r>
+              <w:rPr>
+                <w:rFonts w:ascii="Arial" w:hAnsi="Arial" w:cs="Arial"/>
+                <w:i/>
+                <w:iCs/>
+                <w:sz w:val="16"/>
+                <w:szCs w:val="16"/>
+              </w:rPr>
+              <w:t>exprimé</w:t>
+            </w:r>
+            <w:proofErr w:type="gramEnd"/>
+            <w:r>
+              <w:rPr>
+                <w:rFonts w:ascii="Arial" w:hAnsi="Arial" w:cs="Arial"/>
+                <w:i/>
+                <w:iCs/>
+                <w:sz w:val="16"/>
+                <w:szCs w:val="16"/>
+              </w:rPr>
+              <w:t xml:space="preserve"> dans le cahier des charges y compris dans sa dimension contractuelle :</w:t>
             </w:r>
           </w:p>
           <w:p>
@@ -38296,7 +39083,29 @@
                 <w:sz w:val="16"/>
                 <w:szCs w:val="16"/>
               </w:rPr>
-              <w:t>Les tests de non régression sont réalisés.</w:t>
+              <w:t xml:space="preserve">Les tests de </w:t>
+            </w:r>
+            <w:proofErr w:type="gramStart"/>
+            <w:r>
+              <w:rPr>
+                <w:rFonts w:ascii="Arial" w:hAnsi="Arial" w:cs="Arial"/>
+                <w:i/>
+                <w:iCs/>
+                <w:sz w:val="16"/>
+                <w:szCs w:val="16"/>
+              </w:rPr>
+              <w:t>non régression</w:t>
+            </w:r>
+            <w:proofErr w:type="gramEnd"/>
+            <w:r>
+              <w:rPr>
+                <w:rFonts w:ascii="Arial" w:hAnsi="Arial" w:cs="Arial"/>
+                <w:i/>
+                <w:iCs/>
+                <w:sz w:val="16"/>
+                <w:szCs w:val="16"/>
+              </w:rPr>
+              <w:t xml:space="preserve"> sont réalisés.</w:t>
             </w:r>
           </w:p>
           <w:p>
@@ -42457,6 +43266,7 @@
                 <w:szCs w:val="22"/>
               </w:rPr>
             </w:pPr>
+            <w:proofErr w:type="gramStart"/>
             <w:r>
               <w:rPr>
                 <w:rFonts w:ascii="Arial" w:hAnsi="Arial" w:cs="Arial"/>
@@ -42468,6 +43278,7 @@
               </w:rPr>
               <w:t>d’interrogation</w:t>
             </w:r>
+            <w:proofErr w:type="gramEnd"/>
           </w:p>
         </w:tc>
       </w:tr>
@@ -43175,6 +43986,7 @@
                 <w:szCs w:val="22"/>
               </w:rPr>
             </w:pPr>
+            <w:proofErr w:type="gramStart"/>
             <w:r>
               <w:rPr>
                 <w:rFonts w:ascii="Arial" w:hAnsi="Arial" w:cs="Arial"/>
@@ -43186,6 +43998,7 @@
               </w:rPr>
               <w:t>d’interrogation</w:t>
             </w:r>
+            <w:proofErr w:type="gramEnd"/>
           </w:p>
         </w:tc>
       </w:tr>
@@ -43650,6 +44463,7 @@
                 <w:szCs w:val="22"/>
               </w:rPr>
             </w:pPr>
+            <w:proofErr w:type="gramStart"/>
             <w:r>
               <w:rPr>
                 <w:rFonts w:ascii="Arial" w:hAnsi="Arial" w:cs="Arial"/>
@@ -43661,6 +44475,7 @@
               </w:rPr>
               <w:t>d’interrogation</w:t>
             </w:r>
+            <w:proofErr w:type="gramEnd"/>
           </w:p>
         </w:tc>
       </w:tr>
@@ -44384,6 +45199,7 @@
                 <w:szCs w:val="22"/>
               </w:rPr>
             </w:pPr>
+            <w:proofErr w:type="gramStart"/>
             <w:r>
               <w:rPr>
                 <w:rFonts w:ascii="Arial" w:hAnsi="Arial" w:cs="Arial"/>
@@ -44395,6 +45211,7 @@
               </w:rPr>
               <w:t>d’interrogation</w:t>
             </w:r>
+            <w:proofErr w:type="gramEnd"/>
           </w:p>
         </w:tc>
       </w:tr>
@@ -45153,6 +45970,7 @@
                 <w:szCs w:val="22"/>
               </w:rPr>
             </w:pPr>
+            <w:proofErr w:type="gramStart"/>
             <w:r>
               <w:rPr>
                 <w:rFonts w:ascii="Arial" w:hAnsi="Arial" w:cs="Arial"/>
@@ -45164,6 +45982,7 @@
               </w:rPr>
               <w:t>d’interrogation</w:t>
             </w:r>
+            <w:proofErr w:type="gramEnd"/>
           </w:p>
         </w:tc>
       </w:tr>
@@ -45611,6 +46430,7 @@
                 <w:szCs w:val="22"/>
               </w:rPr>
             </w:pPr>
+            <w:proofErr w:type="gramStart"/>
             <w:r>
               <w:rPr>
                 <w:rFonts w:ascii="Arial" w:hAnsi="Arial" w:cs="Arial"/>
@@ -45622,6 +46442,7 @@
               </w:rPr>
               <w:t>d’interrogation</w:t>
             </w:r>
+            <w:proofErr w:type="gramEnd"/>
           </w:p>
         </w:tc>
       </w:tr>
@@ -46211,7 +47032,27 @@
           <w:bCs/>
           <w:iCs/>
         </w:rPr>
-        <w:t>En référence à l’annexe II.E –« Environnement technologique pour la certification » du référentiel du BTS SIO</w:t>
+        <w:t xml:space="preserve">En référence à l’annexe II.E </w:t>
+      </w:r>
+      <w:proofErr w:type="gramStart"/>
+      <w:r>
+        <w:rPr>
+          <w:rFonts w:ascii="Arial" w:hAnsi="Arial" w:cs="Arial"/>
+          <w:b/>
+          <w:bCs/>
+          <w:iCs/>
+        </w:rPr>
+        <w:t>–«</w:t>
+      </w:r>
+      <w:proofErr w:type="gramEnd"/>
+      <w:r>
+        <w:rPr>
+          <w:rFonts w:ascii="Arial" w:hAnsi="Arial" w:cs="Arial"/>
+          <w:b/>
+          <w:bCs/>
+          <w:iCs/>
+        </w:rPr>
+        <w:t> Environnement technologique pour la certification » du référentiel du BTS SIO</w:t>
       </w:r>
     </w:p>
     <w:tbl>
@@ -46553,6 +47394,7 @@
                 <w:szCs w:val="22"/>
               </w:rPr>
             </w:pPr>
+            <w:proofErr w:type="gramStart"/>
             <w:r>
               <w:rPr>
                 <w:rFonts w:ascii="Arial" w:hAnsi="Arial" w:cs="Arial"/>
@@ -46564,6 +47406,7 @@
               </w:rPr>
               <w:t>d’interrogation</w:t>
             </w:r>
+            <w:proofErr w:type="gramEnd"/>
           </w:p>
         </w:tc>
       </w:tr>
@@ -47271,6 +48114,7 @@
                 <w:szCs w:val="22"/>
               </w:rPr>
             </w:pPr>
+            <w:proofErr w:type="gramStart"/>
             <w:r>
               <w:rPr>
                 <w:rFonts w:ascii="Arial" w:hAnsi="Arial" w:cs="Arial"/>
@@ -47282,6 +48126,7 @@
               </w:rPr>
               <w:t>d’interrogation</w:t>
             </w:r>
+            <w:proofErr w:type="gramEnd"/>
           </w:p>
         </w:tc>
       </w:tr>
@@ -47746,6 +48591,7 @@
                 <w:szCs w:val="22"/>
               </w:rPr>
             </w:pPr>
+            <w:proofErr w:type="gramStart"/>
             <w:r>
               <w:rPr>
                 <w:rFonts w:ascii="Arial" w:hAnsi="Arial" w:cs="Arial"/>
@@ -47757,6 +48603,7 @@
               </w:rPr>
               <w:t>d’interrogation</w:t>
             </w:r>
+            <w:proofErr w:type="gramEnd"/>
           </w:p>
         </w:tc>
       </w:tr>
@@ -48449,6 +49296,7 @@
                 <w:szCs w:val="22"/>
               </w:rPr>
             </w:pPr>
+            <w:proofErr w:type="gramStart"/>
             <w:r>
               <w:rPr>
                 <w:rFonts w:ascii="Arial" w:hAnsi="Arial" w:cs="Arial"/>
@@ -48460,6 +49308,7 @@
               </w:rPr>
               <w:t>d’interrogation</w:t>
             </w:r>
+            <w:proofErr w:type="gramEnd"/>
           </w:p>
         </w:tc>
       </w:tr>
@@ -49141,6 +49990,7 @@
                 <w:szCs w:val="22"/>
               </w:rPr>
             </w:pPr>
+            <w:proofErr w:type="gramStart"/>
             <w:r>
               <w:rPr>
                 <w:rFonts w:ascii="Arial" w:hAnsi="Arial" w:cs="Arial"/>
@@ -49152,6 +50002,7 @@
               </w:rPr>
               <w:t>d’interrogation</w:t>
             </w:r>
+            <w:proofErr w:type="gramEnd"/>
           </w:p>
         </w:tc>
       </w:tr>

--- a/Epreuve - E6/Projet_NetCorp_BTS_Adrien_D/RealisationSysteme/ANNEXE_VII_projet_adrien_d_systeme.docx
+++ b/Epreuve - E6/Projet_NetCorp_BTS_Adrien_D/RealisationSysteme/ANNEXE_VII_projet_adrien_d_systeme.docx
@@ -417,7 +417,6 @@
           <w:szCs w:val="20"/>
         </w:rPr>
       </w:pPr>
-      <w:proofErr w:type="gramStart"/>
       <w:r>
         <w:rPr>
           <w:rFonts w:ascii="Arial" w:hAnsi="Arial" w:cs="Arial"/>
@@ -425,17 +424,7 @@
           <w:sz w:val="20"/>
           <w:szCs w:val="20"/>
         </w:rPr>
-        <w:t>des</w:t>
-      </w:r>
-      <w:proofErr w:type="gramEnd"/>
-      <w:r>
-        <w:rPr>
-          <w:rFonts w:ascii="Arial" w:hAnsi="Arial" w:cs="Arial"/>
-          <w:color w:val="000000"/>
-          <w:sz w:val="20"/>
-          <w:szCs w:val="20"/>
-        </w:rPr>
-        <w:t xml:space="preserve"> fiches descriptives des deux réalisations professionnelles intégrant les modalités d’accès aux éléments techniques. Ces fiches sont décrites à l’aide du modèle de fiche présenté </w:t>
+        <w:t xml:space="preserve">des fiches descriptives des deux réalisations professionnelles intégrant les modalités d’accès aux éléments techniques. Ces fiches sont décrites à l’aide du modèle de fiche présenté </w:t>
       </w:r>
       <w:r>
         <w:rPr>
@@ -615,7 +604,6 @@
           <w:szCs w:val="20"/>
         </w:rPr>
       </w:pPr>
-      <w:proofErr w:type="gramStart"/>
       <w:r>
         <w:rPr>
           <w:rFonts w:ascii="Arial" w:hAnsi="Arial" w:cs="Arial"/>
@@ -623,17 +611,7 @@
           <w:sz w:val="20"/>
           <w:szCs w:val="20"/>
         </w:rPr>
-        <w:t>des</w:t>
-      </w:r>
-      <w:proofErr w:type="gramEnd"/>
-      <w:r>
-        <w:rPr>
-          <w:rFonts w:ascii="Arial" w:hAnsi="Arial" w:cs="Arial"/>
-          <w:color w:val="000000"/>
-          <w:sz w:val="20"/>
-          <w:szCs w:val="20"/>
-        </w:rPr>
-        <w:t xml:space="preserve"> éléments constitutifs de chaque réalisation professionnelle mise en œuvre par la personne candidate : description des ressources matérielles et logicielles utilisées, schémas explicatifs ou encore documentation utile.</w:t>
+        <w:t>des éléments constitutifs de chaque réalisation professionnelle mise en œuvre par la personne candidate : description des ressources matérielles et logicielles utilisées, schémas explicatifs ou encore documentation utile.</w:t>
       </w:r>
     </w:p>
     <w:p>
@@ -693,23 +671,13 @@
           <w:szCs w:val="20"/>
         </w:rPr>
       </w:pPr>
-      <w:proofErr w:type="gramStart"/>
       <w:r>
         <w:rPr>
           <w:rFonts w:ascii="Arial" w:hAnsi="Arial"/>
           <w:sz w:val="20"/>
           <w:szCs w:val="20"/>
         </w:rPr>
-        <w:t>la</w:t>
-      </w:r>
-      <w:proofErr w:type="gramEnd"/>
-      <w:r>
-        <w:rPr>
-          <w:rFonts w:ascii="Arial" w:hAnsi="Arial"/>
-          <w:sz w:val="20"/>
-          <w:szCs w:val="20"/>
-        </w:rPr>
-        <w:t xml:space="preserve"> </w:t>
+        <w:t xml:space="preserve">la </w:t>
       </w:r>
       <w:r>
         <w:rPr>
@@ -742,23 +710,13 @@
           <w:szCs w:val="20"/>
         </w:rPr>
       </w:pPr>
-      <w:proofErr w:type="gramStart"/>
       <w:r>
         <w:rPr>
           <w:rFonts w:ascii="Arial" w:hAnsi="Arial"/>
           <w:sz w:val="20"/>
           <w:szCs w:val="20"/>
         </w:rPr>
-        <w:t>l’expression</w:t>
-      </w:r>
-      <w:proofErr w:type="gramEnd"/>
-      <w:r>
-        <w:rPr>
-          <w:rFonts w:ascii="Arial" w:hAnsi="Arial"/>
-          <w:sz w:val="20"/>
-          <w:szCs w:val="20"/>
-        </w:rPr>
-        <w:t xml:space="preserve"> des besoins qui sera remise </w:t>
+        <w:t xml:space="preserve">l’expression des besoins qui sera remise </w:t>
       </w:r>
       <w:r>
         <w:rPr>
@@ -2485,25 +2443,7 @@
           <w:sz w:val="20"/>
           <w:szCs w:val="20"/>
         </w:rPr>
-        <w:t xml:space="preserve">Seuls les candidats ayant préparé le brevet de technicien supérieur par la voie scolaire dans un établissement public ou privé sous contrat, par la voie de la formation professionnelle </w:t>
-      </w:r>
-      <w:proofErr w:type="gramStart"/>
-      <w:r>
-        <w:rPr>
-          <w:rFonts w:ascii="Arial" w:hAnsi="Arial"/>
-          <w:sz w:val="20"/>
-          <w:szCs w:val="20"/>
-        </w:rPr>
-        <w:t>continue</w:t>
-      </w:r>
-      <w:proofErr w:type="gramEnd"/>
-      <w:r>
-        <w:rPr>
-          <w:rFonts w:ascii="Arial" w:hAnsi="Arial"/>
-          <w:sz w:val="20"/>
-          <w:szCs w:val="20"/>
-        </w:rPr>
-        <w:t xml:space="preserve"> dans un établissement public habilité ou bien par la voie de l'apprentissage dans un centre de formation d'apprentis habilité ou une section d'apprentissage habilitée, peuvent </w:t>
+        <w:t xml:space="preserve">Seuls les candidats ayant préparé le brevet de technicien supérieur par la voie scolaire dans un établissement public ou privé sous contrat, par la voie de la formation professionnelle continue dans un établissement public habilité ou bien par la voie de l'apprentissage dans un centre de formation d'apprentis habilité ou une section d'apprentissage habilitée, peuvent </w:t>
       </w:r>
       <w:r>
         <w:rPr>
@@ -4923,81 +4863,65 @@
               </w:rPr>
               <w:t xml:space="preserve">. </w:t>
             </w:r>
-            <w:proofErr w:type="gramStart"/>
             <w:r>
               <w:rPr>
                 <w:lang w:val="en-US"/>
               </w:rPr>
-              <w:t>Stockage :</w:t>
-            </w:r>
-            <w:proofErr w:type="gramEnd"/>
+              <w:t xml:space="preserve">Stockage : </w:t>
+            </w:r>
             <w:r>
               <w:rPr>
                 <w:lang w:val="en-US"/>
               </w:rPr>
+              <w:t xml:space="preserve">1To </w:t>
+            </w:r>
+            <w:r>
+              <w:rPr>
+                <w:lang w:val="en-US"/>
+              </w:rPr>
+              <w:t xml:space="preserve">| </w:t>
+            </w:r>
+            <w:r>
+              <w:rPr>
+                <w:lang w:val="en-US"/>
+              </w:rPr>
+              <w:t>RAM</w:t>
+            </w:r>
+            <w:r>
+              <w:rPr>
+                <w:lang w:val="en-US"/>
+              </w:rPr>
               <w:t xml:space="preserve"> </w:t>
             </w:r>
             <w:r>
               <w:rPr>
                 <w:lang w:val="en-US"/>
               </w:rPr>
-              <w:t xml:space="preserve">1To </w:t>
+              <w:t>25 Go</w:t>
             </w:r>
             <w:r>
               <w:rPr>
                 <w:lang w:val="en-US"/>
               </w:rPr>
+              <w:t xml:space="preserve"> </w:t>
+            </w:r>
+            <w:r>
+              <w:rPr>
+                <w:lang w:val="en-US"/>
+              </w:rPr>
               <w:t xml:space="preserve">| </w:t>
             </w:r>
             <w:r>
               <w:rPr>
                 <w:lang w:val="en-US"/>
               </w:rPr>
-              <w:t>RAM</w:t>
+              <w:t xml:space="preserve">CPU </w:t>
             </w:r>
             <w:r>
               <w:rPr>
                 <w:lang w:val="en-US"/>
               </w:rPr>
-              <w:t xml:space="preserve"> </w:t>
-            </w:r>
-            <w:r>
-              <w:rPr>
-                <w:lang w:val="en-US"/>
-              </w:rPr>
-              <w:t>25 Go</w:t>
-            </w:r>
-            <w:r>
-              <w:rPr>
-                <w:lang w:val="en-US"/>
-              </w:rPr>
-              <w:t xml:space="preserve"> </w:t>
-            </w:r>
-            <w:r>
-              <w:rPr>
-                <w:lang w:val="en-US"/>
-              </w:rPr>
-              <w:t xml:space="preserve">| </w:t>
-            </w:r>
-            <w:proofErr w:type="gramStart"/>
-            <w:r>
-              <w:rPr>
-                <w:lang w:val="en-US"/>
-              </w:rPr>
-              <w:t xml:space="preserve">CPU </w:t>
-            </w:r>
-            <w:r>
-              <w:rPr>
-                <w:lang w:val="en-US"/>
-              </w:rPr>
-              <w:t>:</w:t>
-            </w:r>
-            <w:proofErr w:type="gramEnd"/>
-            <w:r>
-              <w:rPr>
-                <w:lang w:val="en-US"/>
-              </w:rPr>
-              <w:t xml:space="preserve"> </w:t>
+              <w:t xml:space="preserve">: </w:t>
             </w:r>
             <w:r>
               <w:rPr>
@@ -5473,47 +5397,7 @@
                 <w:sz w:val="20"/>
                 <w:lang w:val="en-US"/>
               </w:rPr>
-              <w:t xml:space="preserve">Site IT-Connect — Documentation </w:t>
-            </w:r>
-            <w:proofErr w:type="gramStart"/>
-            <w:r>
-              <w:rPr>
-                <w:rFonts w:ascii="Arial" w:hAnsi="Arial" w:cs="Arial"/>
-                <w:bCs/>
-                <w:sz w:val="20"/>
-                <w:lang w:val="en-US"/>
-              </w:rPr>
-              <w:t>technique :</w:t>
-            </w:r>
-            <w:proofErr w:type="gramEnd"/>
-            <w:r>
-              <w:rPr>
-                <w:rFonts w:ascii="Arial" w:hAnsi="Arial" w:cs="Arial"/>
-                <w:bCs/>
-                <w:sz w:val="20"/>
-                <w:lang w:val="en-US"/>
-              </w:rPr>
-              <w:t xml:space="preserve"> Windows Server, Active Directory, GPO, installation </w:t>
-            </w:r>
-            <w:proofErr w:type="gramStart"/>
-            <w:r>
-              <w:rPr>
-                <w:rFonts w:ascii="Arial" w:hAnsi="Arial" w:cs="Arial"/>
-                <w:bCs/>
-                <w:sz w:val="20"/>
-                <w:lang w:val="en-US"/>
-              </w:rPr>
-              <w:t>Debian :</w:t>
-            </w:r>
-            <w:proofErr w:type="gramEnd"/>
-            <w:r>
-              <w:rPr>
-                <w:rFonts w:ascii="Arial" w:hAnsi="Arial" w:cs="Arial"/>
-                <w:bCs/>
-                <w:sz w:val="20"/>
-                <w:lang w:val="en-US"/>
-              </w:rPr>
-              <w:t xml:space="preserve"> </w:t>
+              <w:t xml:space="preserve">Site IT-Connect — Documentation technique : Windows Server, Active Directory, GPO, installation Debian : </w:t>
             </w:r>
             <w:hyperlink r:id="rId8" w:history="1">
               <w:r>
@@ -5615,19 +5499,8 @@
                 <w:sz w:val="20"/>
                 <w:lang w:val="en-US"/>
               </w:rPr>
-              <w:t xml:space="preserve"> Microsoft — Active Directory, GPO, Windows </w:t>
-            </w:r>
-            <w:proofErr w:type="gramStart"/>
-            <w:r>
-              <w:rPr>
-                <w:rFonts w:ascii="Arial" w:hAnsi="Arial" w:cs="Arial"/>
-                <w:bCs/>
-                <w:sz w:val="20"/>
-                <w:lang w:val="en-US"/>
-              </w:rPr>
-              <w:t>Server :</w:t>
-            </w:r>
-            <w:proofErr w:type="gramEnd"/>
+              <w:t xml:space="preserve"> Microsoft — Active Directory, GPO, Windows Server :</w:t>
+            </w:r>
           </w:p>
           <w:p>
             <w:pPr>
@@ -5899,133 +5772,83 @@
               <w:rPr>
                 <w:lang w:val="en-US"/>
               </w:rPr>
-              <w:t xml:space="preserve">. </w:t>
-            </w:r>
-            <w:proofErr w:type="gramStart"/>
+              <w:t xml:space="preserve">. Stockage : </w:t>
+            </w:r>
             <w:r>
               <w:rPr>
                 <w:lang w:val="en-US"/>
               </w:rPr>
-              <w:t>Stockage :</w:t>
-            </w:r>
-            <w:proofErr w:type="gramEnd"/>
+              <w:t xml:space="preserve">1To </w:t>
+            </w:r>
             <w:r>
               <w:rPr>
                 <w:lang w:val="en-US"/>
               </w:rPr>
-              <w:t xml:space="preserve"> </w:t>
+              <w:t xml:space="preserve">| </w:t>
             </w:r>
             <w:r>
               <w:rPr>
                 <w:lang w:val="en-US"/>
               </w:rPr>
-              <w:t xml:space="preserve">1To </w:t>
+              <w:t>RAM</w:t>
             </w:r>
             <w:r>
               <w:rPr>
                 <w:lang w:val="en-US"/>
               </w:rPr>
-              <w:t xml:space="preserve">| </w:t>
+              <w:t xml:space="preserve"> 25 Go | CPU : Intel </w:t>
             </w:r>
             <w:r>
               <w:rPr>
                 <w:lang w:val="en-US"/>
               </w:rPr>
-              <w:t>RAM</w:t>
-            </w:r>
-            <w:r>
+              <w:t>i5</w:t>
+            </w:r>
+          </w:p>
+          <w:p>
+            <w:pPr>
               <w:rPr>
                 <w:lang w:val="en-US"/>
               </w:rPr>
-              <w:t xml:space="preserve"> 25 Go | </w:t>
-            </w:r>
-            <w:proofErr w:type="gramStart"/>
+            </w:pPr>
             <w:r>
               <w:rPr>
                 <w:lang w:val="en-US"/>
               </w:rPr>
-              <w:t>CPU :</w:t>
-            </w:r>
-            <w:proofErr w:type="gramEnd"/>
-            <w:r>
+              <w:t xml:space="preserve">      -     PC portable Personnel Windows 11</w:t>
+            </w:r>
+          </w:p>
+          <w:p>
+            <w:pPr>
               <w:rPr>
                 <w:lang w:val="en-US"/>
               </w:rPr>
-              <w:t xml:space="preserve"> Intel </w:t>
-            </w:r>
+            </w:pPr>
             <w:r>
               <w:rPr>
                 <w:lang w:val="en-US"/>
               </w:rPr>
-              <w:t>i5</w:t>
-            </w:r>
-          </w:p>
-          <w:p>
-            <w:pPr>
+              <w:t xml:space="preserve">      -     2 PC Clients Wind</w:t>
+            </w:r>
+            <w:r>
               <w:rPr>
                 <w:lang w:val="en-US"/>
               </w:rPr>
-            </w:pPr>
+              <w:t xml:space="preserve">ows 11 </w:t>
+            </w:r>
+          </w:p>
+          <w:p>
             <w:r>
               <w:rPr>
                 <w:lang w:val="en-US"/>
               </w:rPr>
-              <w:t xml:space="preserve">      -     PC portable Personnel Windows 11</w:t>
-            </w:r>
-          </w:p>
-          <w:p>
-            <w:pPr>
-              <w:rPr>
-                <w:lang w:val="en-US"/>
-              </w:rPr>
-            </w:pPr>
-            <w:r>
-              <w:rPr>
-                <w:lang w:val="en-US"/>
-              </w:rPr>
-              <w:t xml:space="preserve">      -     2 PC Clients Wind</w:t>
-            </w:r>
-            <w:r>
-              <w:rPr>
-                <w:lang w:val="en-US"/>
-              </w:rPr>
-              <w:t xml:space="preserve">ows 11 </w:t>
-            </w:r>
-          </w:p>
-          <w:p>
-            <w:pPr>
-              <w:rPr>
-                <w:lang w:val="en-US"/>
-              </w:rPr>
-            </w:pPr>
-            <w:r>
-              <w:rPr>
-                <w:lang w:val="en-US"/>
-              </w:rPr>
-              <w:t xml:space="preserve">      -     </w:t>
-            </w:r>
-            <w:proofErr w:type="spellStart"/>
-            <w:r>
-              <w:rPr>
-                <w:lang w:val="en-US"/>
-              </w:rPr>
-              <w:t>Câbles</w:t>
-            </w:r>
-            <w:proofErr w:type="spellEnd"/>
-            <w:r>
-              <w:rPr>
-                <w:lang w:val="en-US"/>
-              </w:rPr>
-              <w:t xml:space="preserve"> Ethernet </w:t>
-            </w:r>
-          </w:p>
-          <w:p>
-            <w:pPr>
-              <w:rPr>
-                <w:lang w:val="en-US"/>
-              </w:rPr>
-            </w:pPr>
-          </w:p>
+              <w:t xml:space="preserve">      </w:t>
+            </w:r>
+            <w:r>
+              <w:t xml:space="preserve">-     Câbles Ethernet </w:t>
+            </w:r>
+          </w:p>
+          <w:p/>
           <w:p>
             <w:pPr>
               <w:snapToGrid w:val="0"/>
@@ -6451,33 +6274,15 @@
                 <w:bCs/>
                 <w:sz w:val="20"/>
               </w:rPr>
-              <w:t>depuis le VPN ou en Ethernet sur un port correspondant au VLAN 223 (IT</w:t>
-            </w:r>
-            <w:proofErr w:type="gramStart"/>
-            <w:r>
-              <w:rPr>
-                <w:rFonts w:ascii="Arial" w:hAnsi="Arial" w:cs="Arial"/>
-                <w:bCs/>
-                <w:sz w:val="20"/>
-              </w:rPr>
-              <w:t>)</w:t>
-            </w:r>
-            <w:r>
-              <w:rPr>
-                <w:rFonts w:ascii="Arial" w:hAnsi="Arial" w:cs="Arial"/>
-                <w:bCs/>
-                <w:sz w:val="20"/>
-              </w:rPr>
-              <w:t>:</w:t>
-            </w:r>
-            <w:proofErr w:type="gramEnd"/>
-            <w:r>
-              <w:rPr>
-                <w:rFonts w:ascii="Arial" w:hAnsi="Arial" w:cs="Arial"/>
-                <w:bCs/>
-                <w:sz w:val="20"/>
-              </w:rPr>
-              <w:t xml:space="preserve"> http://</w:t>
+              <w:t>depuis le VPN ou en Ethernet sur un port correspondant au VLAN 223 (IT)</w:t>
+            </w:r>
+            <w:r>
+              <w:rPr>
+                <w:rFonts w:ascii="Arial" w:hAnsi="Arial" w:cs="Arial"/>
+                <w:bCs/>
+                <w:sz w:val="20"/>
+              </w:rPr>
+              <w:t>: http://</w:t>
             </w:r>
             <w:r>
               <w:rPr>
@@ -6724,27 +6529,7 @@
                 <w:sz w:val="20"/>
                 <w:lang w:val="en-US"/>
               </w:rPr>
-              <w:t xml:space="preserve">User </w:t>
-            </w:r>
-            <w:proofErr w:type="gramStart"/>
-            <w:r>
-              <w:rPr>
-                <w:rFonts w:ascii="Arial" w:hAnsi="Arial" w:cs="Arial"/>
-                <w:bCs/>
-                <w:sz w:val="20"/>
-                <w:lang w:val="en-US"/>
-              </w:rPr>
-              <w:t>name :</w:t>
-            </w:r>
-            <w:proofErr w:type="gramEnd"/>
-            <w:r>
-              <w:rPr>
-                <w:rFonts w:ascii="Arial" w:hAnsi="Arial" w:cs="Arial"/>
-                <w:bCs/>
-                <w:sz w:val="20"/>
-                <w:lang w:val="en-US"/>
-              </w:rPr>
-              <w:t xml:space="preserve"> root</w:t>
+              <w:t>User name : root</w:t>
             </w:r>
           </w:p>
           <w:p>
@@ -6758,7 +6543,6 @@
                 <w:lang w:val="en-US"/>
               </w:rPr>
             </w:pPr>
-            <w:proofErr w:type="gramStart"/>
             <w:r>
               <w:rPr>
                 <w:rFonts w:ascii="Arial" w:hAnsi="Arial" w:cs="Arial"/>
@@ -6766,37 +6550,7 @@
                 <w:sz w:val="20"/>
                 <w:lang w:val="en-US"/>
               </w:rPr>
-              <w:t>Password :</w:t>
-            </w:r>
-            <w:proofErr w:type="gramEnd"/>
-            <w:r>
-              <w:rPr>
-                <w:rFonts w:ascii="Arial" w:hAnsi="Arial" w:cs="Arial"/>
-                <w:bCs/>
-                <w:sz w:val="20"/>
-                <w:lang w:val="en-US"/>
-              </w:rPr>
-              <w:t xml:space="preserve"> w</w:t>
-            </w:r>
-            <w:proofErr w:type="gramStart"/>
-            <w:r>
-              <w:rPr>
-                <w:rFonts w:ascii="Arial" w:hAnsi="Arial" w:cs="Arial"/>
-                <w:bCs/>
-                <w:sz w:val="20"/>
-                <w:lang w:val="en-US"/>
-              </w:rPr>
-              <w:t>=:2cS.VjVHBBW</w:t>
-            </w:r>
-            <w:proofErr w:type="gramEnd"/>
-            <w:r>
-              <w:rPr>
-                <w:rFonts w:ascii="Arial" w:hAnsi="Arial" w:cs="Arial"/>
-                <w:bCs/>
-                <w:sz w:val="20"/>
-                <w:lang w:val="en-US"/>
-              </w:rPr>
-              <w:t>#</w:t>
+              <w:t>Password : w=:2cS.VjVHBBW#</w:t>
             </w:r>
           </w:p>
           <w:p>
@@ -6810,7 +6564,6 @@
                 <w:lang w:val="en-US"/>
               </w:rPr>
             </w:pPr>
-            <w:proofErr w:type="gramStart"/>
             <w:r>
               <w:rPr>
                 <w:rFonts w:ascii="Arial" w:hAnsi="Arial" w:cs="Arial"/>
@@ -6818,17 +6571,7 @@
                 <w:sz w:val="20"/>
                 <w:lang w:val="en-US"/>
               </w:rPr>
-              <w:t>Realm :</w:t>
-            </w:r>
-            <w:proofErr w:type="gramEnd"/>
-            <w:r>
-              <w:rPr>
-                <w:rFonts w:ascii="Arial" w:hAnsi="Arial" w:cs="Arial"/>
-                <w:bCs/>
-                <w:sz w:val="20"/>
-                <w:lang w:val="en-US"/>
-              </w:rPr>
-              <w:t xml:space="preserve"> Linux PAM standard authentication </w:t>
+              <w:t>Realm : Linux PAM standard authentication </w:t>
             </w:r>
           </w:p>
           <w:p>
@@ -6898,25 +6641,7 @@
                 <w:bCs/>
                 <w:sz w:val="20"/>
               </w:rPr>
-              <w:t>Accès à SRV-</w:t>
-            </w:r>
-            <w:proofErr w:type="gramStart"/>
-            <w:r>
-              <w:rPr>
-                <w:rFonts w:ascii="Arial" w:hAnsi="Arial" w:cs="Arial"/>
-                <w:bCs/>
-                <w:sz w:val="20"/>
-              </w:rPr>
-              <w:t>AD ,</w:t>
-            </w:r>
-            <w:proofErr w:type="gramEnd"/>
-            <w:r>
-              <w:rPr>
-                <w:rFonts w:ascii="Arial" w:hAnsi="Arial" w:cs="Arial"/>
-                <w:bCs/>
-                <w:sz w:val="20"/>
-              </w:rPr>
-              <w:t xml:space="preserve"> Windows Server 2025 avec Active Directory :</w:t>
+              <w:t>Accès à SRV-AD , Windows Server 2025 avec Active Directory :</w:t>
             </w:r>
           </w:p>
           <w:p>
@@ -7019,33 +6744,15 @@
                 <w:bCs/>
                 <w:sz w:val="20"/>
               </w:rPr>
-              <w:t>Utilisateur</w:t>
-            </w:r>
-            <w:proofErr w:type="gramStart"/>
-            <w:r>
-              <w:rPr>
-                <w:rFonts w:ascii="Arial" w:hAnsi="Arial" w:cs="Arial"/>
-                <w:bCs/>
-                <w:sz w:val="20"/>
-              </w:rPr>
-              <w:t xml:space="preserve"> :</w:t>
-            </w:r>
-            <w:r>
-              <w:rPr>
-                <w:rFonts w:ascii="Arial" w:hAnsi="Arial" w:cs="Arial"/>
-                <w:bCs/>
-                <w:sz w:val="20"/>
-              </w:rPr>
-              <w:t>LAB</w:t>
-            </w:r>
-            <w:proofErr w:type="gramEnd"/>
-            <w:r>
-              <w:rPr>
-                <w:rFonts w:ascii="Arial" w:hAnsi="Arial" w:cs="Arial"/>
-                <w:bCs/>
-                <w:sz w:val="20"/>
-              </w:rPr>
-              <w:t>\Administrateur</w:t>
+              <w:t>Utilisateur :</w:t>
+            </w:r>
+            <w:r>
+              <w:rPr>
+                <w:rFonts w:ascii="Arial" w:hAnsi="Arial" w:cs="Arial"/>
+                <w:bCs/>
+                <w:sz w:val="20"/>
+              </w:rPr>
+              <w:t>LAB\Administrateur</w:t>
             </w:r>
           </w:p>
           <w:p>
@@ -7076,7 +6783,6 @@
               <w:t>pase</w:t>
             </w:r>
             <w:proofErr w:type="spellEnd"/>
-            <w:proofErr w:type="gramStart"/>
             <w:r>
               <w:rPr>
                 <w:rFonts w:ascii="Arial" w:hAnsi="Arial" w:cs="Arial"/>
@@ -7091,16 +6797,7 @@
                 <w:bCs/>
                 <w:sz w:val="20"/>
               </w:rPr>
-              <w:t>T</w:t>
-            </w:r>
-            <w:proofErr w:type="gramEnd"/>
-            <w:r>
-              <w:rPr>
-                <w:rFonts w:ascii="Arial" w:hAnsi="Arial" w:cs="Arial"/>
-                <w:bCs/>
-                <w:sz w:val="20"/>
-              </w:rPr>
-              <w:t>3ch92750@ci</w:t>
+              <w:t>T3ch92750@ci</w:t>
             </w:r>
           </w:p>
           <w:p>
@@ -7122,48 +6819,15 @@
                 <w:rFonts w:ascii="Arial" w:hAnsi="Arial" w:cs="Arial"/>
                 <w:bCs/>
                 <w:sz w:val="20"/>
-                <w:lang w:val="es-ES"/>
-              </w:rPr>
-            </w:pPr>
-            <w:proofErr w:type="spellStart"/>
-            <w:r>
-              <w:rPr>
-                <w:rFonts w:ascii="Arial" w:hAnsi="Arial" w:cs="Arial"/>
-                <w:bCs/>
-                <w:sz w:val="20"/>
-                <w:lang w:val="es-ES"/>
-              </w:rPr>
-              <w:t>Accès</w:t>
-            </w:r>
-            <w:proofErr w:type="spellEnd"/>
-            <w:r>
-              <w:rPr>
-                <w:rFonts w:ascii="Arial" w:hAnsi="Arial" w:cs="Arial"/>
-                <w:bCs/>
-                <w:sz w:val="20"/>
-                <w:lang w:val="es-ES"/>
-              </w:rPr>
-              <w:t xml:space="preserve"> à DEBIAN-GLPI, Debian </w:t>
-            </w:r>
-            <w:proofErr w:type="gramStart"/>
-            <w:r>
-              <w:rPr>
-                <w:rFonts w:ascii="Arial" w:hAnsi="Arial" w:cs="Arial"/>
-                <w:bCs/>
-                <w:sz w:val="20"/>
-                <w:lang w:val="es-ES"/>
-              </w:rPr>
-              <w:t>13 :</w:t>
-            </w:r>
-            <w:proofErr w:type="gramEnd"/>
-            <w:r>
-              <w:rPr>
-                <w:rFonts w:ascii="Arial" w:hAnsi="Arial" w:cs="Arial"/>
-                <w:bCs/>
-                <w:sz w:val="20"/>
-                <w:lang w:val="es-ES"/>
-              </w:rPr>
-              <w:t> </w:t>
+              </w:rPr>
+            </w:pPr>
+            <w:r>
+              <w:rPr>
+                <w:rFonts w:ascii="Arial" w:hAnsi="Arial" w:cs="Arial"/>
+                <w:bCs/>
+                <w:sz w:val="20"/>
+              </w:rPr>
+              <w:t>Accès à DEBIAN-GLPI, Debian 13 : </w:t>
             </w:r>
           </w:p>
           <w:p>
@@ -7390,7 +7054,6 @@
               </w:rPr>
               <w:t xml:space="preserve"> </w:t>
             </w:r>
-            <w:proofErr w:type="gramStart"/>
             <w:r>
               <w:rPr>
                 <w:rFonts w:ascii="Arial" w:hAnsi="Arial" w:cs="Arial"/>
@@ -7400,7 +7063,6 @@
               <w:t>( .</w:t>
             </w:r>
             <w:proofErr w:type="spellStart"/>
-            <w:proofErr w:type="gramEnd"/>
             <w:r>
               <w:rPr>
                 <w:rFonts w:ascii="Arial" w:hAnsi="Arial" w:cs="Arial"/>
@@ -7410,7 +7072,6 @@
               <w:t>pdf</w:t>
             </w:r>
             <w:proofErr w:type="spellEnd"/>
-            <w:proofErr w:type="gramStart"/>
             <w:r>
               <w:rPr>
                 <w:rFonts w:ascii="Arial" w:hAnsi="Arial" w:cs="Arial"/>
@@ -7427,7 +7088,6 @@
               </w:rPr>
               <w:t>:</w:t>
             </w:r>
-            <w:proofErr w:type="gramEnd"/>
           </w:p>
           <w:p>
             <w:pPr>
@@ -7456,7 +7116,39 @@
                 <w:b/>
                 <w:sz w:val="20"/>
               </w:rPr>
-              <w:t>https://github.com/adriendemange/DEMANGE/blob/main/Epreuve%20-%20E6/Projet_NetCorp_BTS_Adrien_D/RealisationReseau/netcorp_reseau_rendu.</w:t>
+              <w:t>https://github.com/adriendemange/DEMANGE/blob/main/Epreuve%20-%20E6/Projet_NetCorp_BTS_Adrien_D/Realisation</w:t>
+            </w:r>
+            <w:r>
+              <w:rPr>
+                <w:rFonts w:ascii="Arial" w:hAnsi="Arial" w:cs="Arial"/>
+                <w:b/>
+                <w:sz w:val="20"/>
+              </w:rPr>
+              <w:t>Systeme</w:t>
+            </w:r>
+            <w:r>
+              <w:rPr>
+                <w:rFonts w:ascii="Arial" w:hAnsi="Arial" w:cs="Arial"/>
+                <w:b/>
+                <w:sz w:val="20"/>
+              </w:rPr>
+              <w:t>/netcorp_</w:t>
+            </w:r>
+            <w:r>
+              <w:rPr>
+                <w:rFonts w:ascii="Arial" w:hAnsi="Arial" w:cs="Arial"/>
+                <w:b/>
+                <w:sz w:val="20"/>
+              </w:rPr>
+              <w:t>systeme</w:t>
+            </w:r>
+            <w:r>
+              <w:rPr>
+                <w:rFonts w:ascii="Arial" w:hAnsi="Arial" w:cs="Arial"/>
+                <w:b/>
+                <w:sz w:val="20"/>
+              </w:rPr>
+              <w:t>_rendu.</w:t>
             </w:r>
             <w:r>
               <w:rPr>
@@ -9127,17 +8819,7 @@
                 <w:sz w:val="20"/>
                 <w:szCs w:val="20"/>
               </w:rPr>
-              <w:t xml:space="preserve"> » et </w:t>
-            </w:r>
-            <w:proofErr w:type="gramStart"/>
-            <w:r>
-              <w:rPr>
-                <w:rFonts w:ascii="Arial" w:hAnsi="Arial"/>
-                <w:bCs/>
-                <w:sz w:val="20"/>
-                <w:szCs w:val="20"/>
-              </w:rPr>
-              <w:t>« .</w:t>
+              <w:t> » et « .</w:t>
             </w:r>
             <w:proofErr w:type="spellStart"/>
             <w:r>
@@ -9150,7 +8832,6 @@
               <w:t>env</w:t>
             </w:r>
             <w:proofErr w:type="spellEnd"/>
-            <w:proofErr w:type="gramEnd"/>
             <w:r>
               <w:rPr>
                 <w:rFonts w:ascii="Arial" w:hAnsi="Arial"/>
@@ -9213,25 +8894,14 @@
                 <w:szCs w:val="20"/>
               </w:rPr>
             </w:pPr>
-            <w:proofErr w:type="gramStart"/>
-            <w:r>
-              <w:rPr>
-                <w:rFonts w:ascii="Arial" w:hAnsi="Arial"/>
-                <w:bCs/>
-                <w:sz w:val="20"/>
-                <w:szCs w:val="20"/>
-              </w:rPr>
-              <w:t>docker</w:t>
-            </w:r>
-            <w:proofErr w:type="gramEnd"/>
-            <w:r>
-              <w:rPr>
-                <w:rFonts w:ascii="Arial" w:hAnsi="Arial"/>
-                <w:bCs/>
-                <w:sz w:val="20"/>
-                <w:szCs w:val="20"/>
-              </w:rPr>
-              <w:t xml:space="preserve"> compose up -d : </w:t>
+            <w:r>
+              <w:rPr>
+                <w:rFonts w:ascii="Arial" w:hAnsi="Arial"/>
+                <w:bCs/>
+                <w:sz w:val="20"/>
+                <w:szCs w:val="20"/>
+              </w:rPr>
+              <w:t xml:space="preserve">docker compose up -d : </w:t>
             </w:r>
             <w:r>
               <w:rPr>
@@ -9362,36 +9032,16 @@
                 <w:sz w:val="20"/>
                 <w:szCs w:val="20"/>
               </w:rPr>
-              <w:t>MDP</w:t>
-            </w:r>
-            <w:proofErr w:type="gramStart"/>
-            <w:r>
-              <w:rPr>
-                <w:rFonts w:ascii="Arial" w:hAnsi="Arial"/>
-                <w:bCs/>
-                <w:sz w:val="20"/>
-                <w:szCs w:val="20"/>
-              </w:rPr>
-              <w:t> :q</w:t>
-            </w:r>
-            <w:r>
-              <w:rPr>
-                <w:rFonts w:ascii="Arial" w:hAnsi="Arial"/>
-                <w:bCs/>
-                <w:sz w:val="20"/>
-                <w:szCs w:val="20"/>
-              </w:rPr>
-              <w:t>j</w:t>
-            </w:r>
-            <w:proofErr w:type="gramEnd"/>
-            <w:r>
-              <w:rPr>
-                <w:rFonts w:ascii="Arial" w:hAnsi="Arial"/>
-                <w:bCs/>
-                <w:sz w:val="20"/>
-                <w:szCs w:val="20"/>
-              </w:rPr>
-              <w:t>52ro59&amp;*</w:t>
+              <w:t>MDP :q</w:t>
+            </w:r>
+            <w:r>
+              <w:rPr>
+                <w:rFonts w:ascii="Arial" w:hAnsi="Arial"/>
+                <w:bCs/>
+                <w:sz w:val="20"/>
+                <w:szCs w:val="20"/>
+              </w:rPr>
+              <w:t>j52ro59&amp;*</w:t>
             </w:r>
           </w:p>
           <w:p>
@@ -9486,36 +9136,16 @@
                 <w:sz w:val="20"/>
                 <w:szCs w:val="20"/>
               </w:rPr>
-              <w:t>MDP</w:t>
-            </w:r>
-            <w:proofErr w:type="gramStart"/>
-            <w:r>
-              <w:rPr>
-                <w:rFonts w:ascii="Arial" w:hAnsi="Arial"/>
-                <w:bCs/>
-                <w:sz w:val="20"/>
-                <w:szCs w:val="20"/>
-              </w:rPr>
-              <w:t> :</w:t>
-            </w:r>
-            <w:r>
-              <w:rPr>
-                <w:rFonts w:ascii="Arial" w:hAnsi="Arial"/>
-                <w:bCs/>
-                <w:sz w:val="20"/>
-                <w:szCs w:val="20"/>
-              </w:rPr>
-              <w:t>qj</w:t>
-            </w:r>
-            <w:proofErr w:type="gramEnd"/>
-            <w:r>
-              <w:rPr>
-                <w:rFonts w:ascii="Arial" w:hAnsi="Arial"/>
-                <w:bCs/>
-                <w:sz w:val="20"/>
-                <w:szCs w:val="20"/>
-              </w:rPr>
-              <w:t>52ro59&amp;*</w:t>
+              <w:t>MDP :</w:t>
+            </w:r>
+            <w:r>
+              <w:rPr>
+                <w:rFonts w:ascii="Arial" w:hAnsi="Arial"/>
+                <w:bCs/>
+                <w:sz w:val="20"/>
+                <w:szCs w:val="20"/>
+              </w:rPr>
+              <w:t>qj52ro59&amp;*</w:t>
             </w:r>
           </w:p>
           <w:p>
@@ -13263,36 +12893,16 @@
                 <w:sz w:val="22"/>
                 <w:szCs w:val="22"/>
               </w:rPr>
-              <w:t xml:space="preserve"> </w:t>
-            </w:r>
-            <w:proofErr w:type="gramStart"/>
-            <w:r>
-              <w:rPr>
-                <w:rFonts w:ascii="Arial" w:hAnsi="Arial" w:cs="Arial"/>
-                <w:bCs/>
-                <w:sz w:val="22"/>
-                <w:szCs w:val="22"/>
-              </w:rPr>
-              <w:t>a</w:t>
-            </w:r>
-            <w:r>
-              <w:rPr>
-                <w:rFonts w:ascii="Arial" w:hAnsi="Arial" w:cs="Arial"/>
-                <w:bCs/>
-                <w:sz w:val="22"/>
-                <w:szCs w:val="22"/>
-              </w:rPr>
-              <w:t>bsence</w:t>
-            </w:r>
-            <w:proofErr w:type="gramEnd"/>
-            <w:r>
-              <w:rPr>
-                <w:rFonts w:ascii="Arial" w:hAnsi="Arial" w:cs="Arial"/>
-                <w:bCs/>
-                <w:sz w:val="22"/>
-                <w:szCs w:val="22"/>
-              </w:rPr>
-              <w:t xml:space="preserve"> de dossier</w:t>
+              <w:t xml:space="preserve"> a</w:t>
+            </w:r>
+            <w:r>
+              <w:rPr>
+                <w:rFonts w:ascii="Arial" w:hAnsi="Arial" w:cs="Arial"/>
+                <w:bCs/>
+                <w:sz w:val="22"/>
+                <w:szCs w:val="22"/>
+              </w:rPr>
+              <w:t>bsence de dossier</w:t>
             </w:r>
             <w:r>
               <w:rPr>
@@ -13400,36 +13010,16 @@
                 <w:sz w:val="22"/>
                 <w:szCs w:val="22"/>
               </w:rPr>
-              <w:t xml:space="preserve"> </w:t>
-            </w:r>
-            <w:proofErr w:type="gramStart"/>
-            <w:r>
-              <w:rPr>
-                <w:rFonts w:ascii="Arial" w:hAnsi="Arial" w:cs="Arial"/>
-                <w:bCs/>
-                <w:sz w:val="22"/>
-                <w:szCs w:val="22"/>
-              </w:rPr>
-              <w:t>d</w:t>
-            </w:r>
-            <w:r>
-              <w:rPr>
-                <w:rFonts w:ascii="Arial" w:hAnsi="Arial" w:cs="Arial"/>
-                <w:bCs/>
-                <w:sz w:val="22"/>
-                <w:szCs w:val="22"/>
-              </w:rPr>
-              <w:t>épôt</w:t>
-            </w:r>
-            <w:proofErr w:type="gramEnd"/>
-            <w:r>
-              <w:rPr>
-                <w:rFonts w:ascii="Arial" w:hAnsi="Arial" w:cs="Arial"/>
-                <w:bCs/>
-                <w:sz w:val="22"/>
-                <w:szCs w:val="22"/>
-              </w:rPr>
-              <w:t xml:space="preserve"> du dossier au-delà de la date fixée par les autorités académiques</w:t>
+              <w:t xml:space="preserve"> d</w:t>
+            </w:r>
+            <w:r>
+              <w:rPr>
+                <w:rFonts w:ascii="Arial" w:hAnsi="Arial" w:cs="Arial"/>
+                <w:bCs/>
+                <w:sz w:val="22"/>
+                <w:szCs w:val="22"/>
+              </w:rPr>
+              <w:t>épôt du dossier au-delà de la date fixée par les autorités académiques</w:t>
             </w:r>
             <w:r>
               <w:rPr>
@@ -20751,23 +20341,13 @@
                 <w:szCs w:val="18"/>
               </w:rPr>
             </w:pPr>
-            <w:proofErr w:type="gramStart"/>
-            <w:r>
-              <w:rPr>
-                <w:rFonts w:ascii="Arial" w:hAnsi="Arial" w:cs="Arial"/>
-                <w:sz w:val="18"/>
-                <w:szCs w:val="18"/>
-              </w:rPr>
-              <w:t>réalisation</w:t>
-            </w:r>
-            <w:proofErr w:type="gramEnd"/>
-            <w:r>
-              <w:rPr>
-                <w:rFonts w:ascii="Arial" w:hAnsi="Arial" w:cs="Arial"/>
-                <w:sz w:val="18"/>
-                <w:szCs w:val="18"/>
-              </w:rPr>
-              <w:t xml:space="preserve"> en env. 1</w:t>
+            <w:r>
+              <w:rPr>
+                <w:rFonts w:ascii="Arial" w:hAnsi="Arial" w:cs="Arial"/>
+                <w:sz w:val="18"/>
+                <w:szCs w:val="18"/>
+              </w:rPr>
+              <w:t>réalisation en env. 1</w:t>
             </w:r>
           </w:p>
         </w:tc>
@@ -21089,23 +20669,13 @@
                 <w:szCs w:val="18"/>
               </w:rPr>
             </w:pPr>
-            <w:proofErr w:type="gramStart"/>
-            <w:r>
-              <w:rPr>
-                <w:rFonts w:ascii="Arial" w:hAnsi="Arial" w:cs="Arial"/>
-                <w:sz w:val="18"/>
-                <w:szCs w:val="18"/>
-              </w:rPr>
-              <w:t>réalisation</w:t>
-            </w:r>
-            <w:proofErr w:type="gramEnd"/>
-            <w:r>
-              <w:rPr>
-                <w:rFonts w:ascii="Arial" w:hAnsi="Arial" w:cs="Arial"/>
-                <w:sz w:val="18"/>
-                <w:szCs w:val="18"/>
-              </w:rPr>
-              <w:t xml:space="preserve"> en env. 2</w:t>
+            <w:r>
+              <w:rPr>
+                <w:rFonts w:ascii="Arial" w:hAnsi="Arial" w:cs="Arial"/>
+                <w:sz w:val="18"/>
+                <w:szCs w:val="18"/>
+              </w:rPr>
+              <w:t>réalisation en env. 2</w:t>
             </w:r>
           </w:p>
         </w:tc>
@@ -21419,23 +20989,13 @@
                 <w:szCs w:val="18"/>
               </w:rPr>
             </w:pPr>
-            <w:proofErr w:type="gramStart"/>
-            <w:r>
-              <w:rPr>
-                <w:rFonts w:ascii="Arial" w:hAnsi="Arial" w:cs="Arial"/>
-                <w:sz w:val="18"/>
-                <w:szCs w:val="18"/>
-              </w:rPr>
-              <w:t>réalisation</w:t>
-            </w:r>
-            <w:proofErr w:type="gramEnd"/>
-            <w:r>
-              <w:rPr>
-                <w:rFonts w:ascii="Arial" w:hAnsi="Arial" w:cs="Arial"/>
-                <w:sz w:val="18"/>
-                <w:szCs w:val="18"/>
-              </w:rPr>
-              <w:t xml:space="preserve"> en env. 1</w:t>
+            <w:r>
+              <w:rPr>
+                <w:rFonts w:ascii="Arial" w:hAnsi="Arial" w:cs="Arial"/>
+                <w:sz w:val="18"/>
+                <w:szCs w:val="18"/>
+              </w:rPr>
+              <w:t>réalisation en env. 1</w:t>
             </w:r>
           </w:p>
         </w:tc>
@@ -23273,23 +22833,13 @@
                 <w:szCs w:val="18"/>
               </w:rPr>
             </w:pPr>
-            <w:proofErr w:type="gramStart"/>
-            <w:r>
-              <w:rPr>
-                <w:rFonts w:ascii="Arial" w:hAnsi="Arial" w:cs="Arial"/>
-                <w:sz w:val="18"/>
-                <w:szCs w:val="18"/>
-              </w:rPr>
-              <w:t>réalisation</w:t>
-            </w:r>
-            <w:proofErr w:type="gramEnd"/>
-            <w:r>
-              <w:rPr>
-                <w:rFonts w:ascii="Arial" w:hAnsi="Arial" w:cs="Arial"/>
-                <w:sz w:val="18"/>
-                <w:szCs w:val="18"/>
-              </w:rPr>
-              <w:t xml:space="preserve"> en env. 1</w:t>
+            <w:r>
+              <w:rPr>
+                <w:rFonts w:ascii="Arial" w:hAnsi="Arial" w:cs="Arial"/>
+                <w:sz w:val="18"/>
+                <w:szCs w:val="18"/>
+              </w:rPr>
+              <w:t>réalisation en env. 1</w:t>
             </w:r>
           </w:p>
         </w:tc>
@@ -23509,23 +23059,13 @@
                 <w:szCs w:val="18"/>
               </w:rPr>
             </w:pPr>
-            <w:proofErr w:type="gramStart"/>
-            <w:r>
-              <w:rPr>
-                <w:rFonts w:ascii="Arial" w:hAnsi="Arial" w:cs="Arial"/>
-                <w:sz w:val="18"/>
-                <w:szCs w:val="18"/>
-              </w:rPr>
-              <w:t>réalisation</w:t>
-            </w:r>
-            <w:proofErr w:type="gramEnd"/>
-            <w:r>
-              <w:rPr>
-                <w:rFonts w:ascii="Arial" w:hAnsi="Arial" w:cs="Arial"/>
-                <w:sz w:val="18"/>
-                <w:szCs w:val="18"/>
-              </w:rPr>
-              <w:t xml:space="preserve"> en env. 1</w:t>
+            <w:r>
+              <w:rPr>
+                <w:rFonts w:ascii="Arial" w:hAnsi="Arial" w:cs="Arial"/>
+                <w:sz w:val="18"/>
+                <w:szCs w:val="18"/>
+              </w:rPr>
+              <w:t>réalisation en env. 1</w:t>
             </w:r>
           </w:p>
         </w:tc>
@@ -23835,23 +23375,13 @@
                 <w:szCs w:val="18"/>
               </w:rPr>
             </w:pPr>
-            <w:proofErr w:type="gramStart"/>
-            <w:r>
-              <w:rPr>
-                <w:rFonts w:ascii="Arial" w:hAnsi="Arial" w:cs="Arial"/>
-                <w:sz w:val="18"/>
-                <w:szCs w:val="18"/>
-              </w:rPr>
-              <w:t>réalisation</w:t>
-            </w:r>
-            <w:proofErr w:type="gramEnd"/>
-            <w:r>
-              <w:rPr>
-                <w:rFonts w:ascii="Arial" w:hAnsi="Arial" w:cs="Arial"/>
-                <w:sz w:val="18"/>
-                <w:szCs w:val="18"/>
-              </w:rPr>
-              <w:t xml:space="preserve"> en env. 2</w:t>
+            <w:r>
+              <w:rPr>
+                <w:rFonts w:ascii="Arial" w:hAnsi="Arial" w:cs="Arial"/>
+                <w:sz w:val="18"/>
+                <w:szCs w:val="18"/>
+              </w:rPr>
+              <w:t>réalisation en env. 2</w:t>
             </w:r>
           </w:p>
         </w:tc>
@@ -24037,23 +23567,13 @@
                 <w:szCs w:val="18"/>
               </w:rPr>
             </w:pPr>
-            <w:proofErr w:type="gramStart"/>
-            <w:r>
-              <w:rPr>
-                <w:rFonts w:ascii="Arial" w:hAnsi="Arial" w:cs="Arial"/>
-                <w:sz w:val="18"/>
-                <w:szCs w:val="18"/>
-              </w:rPr>
-              <w:t>réalisation</w:t>
-            </w:r>
-            <w:proofErr w:type="gramEnd"/>
-            <w:r>
-              <w:rPr>
-                <w:rFonts w:ascii="Arial" w:hAnsi="Arial" w:cs="Arial"/>
-                <w:sz w:val="18"/>
-                <w:szCs w:val="18"/>
-              </w:rPr>
-              <w:t xml:space="preserve"> en env. 2</w:t>
+            <w:r>
+              <w:rPr>
+                <w:rFonts w:ascii="Arial" w:hAnsi="Arial" w:cs="Arial"/>
+                <w:sz w:val="18"/>
+                <w:szCs w:val="18"/>
+              </w:rPr>
+              <w:t>réalisation en env. 2</w:t>
             </w:r>
           </w:p>
         </w:tc>
@@ -24410,23 +23930,13 @@
                 <w:szCs w:val="18"/>
               </w:rPr>
             </w:pPr>
-            <w:proofErr w:type="gramStart"/>
-            <w:r>
-              <w:rPr>
-                <w:rFonts w:ascii="Arial" w:hAnsi="Arial" w:cs="Arial"/>
-                <w:sz w:val="18"/>
-                <w:szCs w:val="18"/>
-              </w:rPr>
-              <w:t>réalisation</w:t>
-            </w:r>
-            <w:proofErr w:type="gramEnd"/>
-            <w:r>
-              <w:rPr>
-                <w:rFonts w:ascii="Arial" w:hAnsi="Arial" w:cs="Arial"/>
-                <w:sz w:val="18"/>
-                <w:szCs w:val="18"/>
-              </w:rPr>
-              <w:t xml:space="preserve"> en env. 1</w:t>
+            <w:r>
+              <w:rPr>
+                <w:rFonts w:ascii="Arial" w:hAnsi="Arial" w:cs="Arial"/>
+                <w:sz w:val="18"/>
+                <w:szCs w:val="18"/>
+              </w:rPr>
+              <w:t>réalisation en env. 1</w:t>
             </w:r>
           </w:p>
         </w:tc>
@@ -24754,23 +24264,13 @@
                 <w:szCs w:val="18"/>
               </w:rPr>
             </w:pPr>
-            <w:proofErr w:type="gramStart"/>
-            <w:r>
-              <w:rPr>
-                <w:rFonts w:ascii="Arial" w:hAnsi="Arial" w:cs="Arial"/>
-                <w:sz w:val="18"/>
-                <w:szCs w:val="18"/>
-              </w:rPr>
-              <w:t>réalisation</w:t>
-            </w:r>
-            <w:proofErr w:type="gramEnd"/>
-            <w:r>
-              <w:rPr>
-                <w:rFonts w:ascii="Arial" w:hAnsi="Arial" w:cs="Arial"/>
-                <w:sz w:val="18"/>
-                <w:szCs w:val="18"/>
-              </w:rPr>
-              <w:t xml:space="preserve"> en env. </w:t>
+            <w:r>
+              <w:rPr>
+                <w:rFonts w:ascii="Arial" w:hAnsi="Arial" w:cs="Arial"/>
+                <w:sz w:val="18"/>
+                <w:szCs w:val="18"/>
+              </w:rPr>
+              <w:t xml:space="preserve">réalisation en env. </w:t>
             </w:r>
             <w:r>
               <w:rPr>
@@ -25680,31 +25180,7 @@
           <w:sz w:val="21"/>
           <w:szCs w:val="21"/>
         </w:rPr>
-        <w:t xml:space="preserve">Proposition de note </w:t>
-      </w:r>
-      <w:proofErr w:type="gramStart"/>
-      <w:r>
-        <w:rPr>
-          <w:rFonts w:ascii="Arial" w:hAnsi="Arial" w:cs="Arial"/>
-          <w:b/>
-          <w:bCs/>
-          <w:iCs/>
-          <w:sz w:val="21"/>
-          <w:szCs w:val="21"/>
-        </w:rPr>
-        <w:t>suite à</w:t>
-      </w:r>
-      <w:proofErr w:type="gramEnd"/>
-      <w:r>
-        <w:rPr>
-          <w:rFonts w:ascii="Arial" w:hAnsi="Arial" w:cs="Arial"/>
-          <w:b/>
-          <w:bCs/>
-          <w:iCs/>
-          <w:sz w:val="21"/>
-          <w:szCs w:val="21"/>
-        </w:rPr>
-        <w:t xml:space="preserve"> l’évaluation du profil de la personne candidate</w:t>
+        <w:t>Proposition de note suite à l’évaluation du profil de la personne candidate</w:t>
       </w:r>
     </w:p>
     <w:tbl>
@@ -26100,25 +25576,7 @@
                 <w:sz w:val="20"/>
                 <w:szCs w:val="20"/>
               </w:rPr>
-              <w:t xml:space="preserve">Les pénalités ci-dessous doivent être appliquées </w:t>
-            </w:r>
-            <w:proofErr w:type="gramStart"/>
-            <w:r>
-              <w:rPr>
-                <w:rFonts w:ascii="Arial" w:hAnsi="Arial" w:cs="Arial"/>
-                <w:sz w:val="20"/>
-                <w:szCs w:val="20"/>
-              </w:rPr>
-              <w:t>de façon à ce</w:t>
-            </w:r>
-            <w:proofErr w:type="gramEnd"/>
-            <w:r>
-              <w:rPr>
-                <w:rFonts w:ascii="Arial" w:hAnsi="Arial" w:cs="Arial"/>
-                <w:sz w:val="20"/>
-                <w:szCs w:val="20"/>
-              </w:rPr>
-              <w:t xml:space="preserve"> que la note finale de la personne candidate (</w:t>
+              <w:t>Les pénalités ci-dessous doivent être appliquées de façon à ce que la note finale de la personne candidate (</w:t>
             </w:r>
             <w:r>
               <w:rPr>
@@ -28714,29 +28172,7 @@
                 <w:sz w:val="16"/>
                 <w:szCs w:val="16"/>
               </w:rPr>
-              <w:t xml:space="preserve">Les choix de solutions répondant au besoin </w:t>
-            </w:r>
-            <w:proofErr w:type="gramStart"/>
-            <w:r>
-              <w:rPr>
-                <w:rFonts w:ascii="Arial" w:hAnsi="Arial" w:cs="Arial"/>
-                <w:i/>
-                <w:iCs/>
-                <w:sz w:val="16"/>
-                <w:szCs w:val="16"/>
-              </w:rPr>
-              <w:t>exprimé</w:t>
-            </w:r>
-            <w:proofErr w:type="gramEnd"/>
-            <w:r>
-              <w:rPr>
-                <w:rFonts w:ascii="Arial" w:hAnsi="Arial" w:cs="Arial"/>
-                <w:i/>
-                <w:iCs/>
-                <w:sz w:val="16"/>
-                <w:szCs w:val="16"/>
-              </w:rPr>
-              <w:t xml:space="preserve"> (adaptation d’une solution existante ou réalisation d’une nouvelle) sont décrits et justifiés en termes de coût, de délai et de qualité.</w:t>
+              <w:t>Les choix de solutions répondant au besoin exprimé (adaptation d’une solution existante ou réalisation d’une nouvelle) sont décrits et justifiés en termes de coût, de délai et de qualité.</w:t>
             </w:r>
           </w:p>
           <w:p>
@@ -31681,29 +31117,7 @@
                 <w:sz w:val="16"/>
                 <w:szCs w:val="16"/>
               </w:rPr>
-              <w:t xml:space="preserve">L’automatisation des tâches d’administration répond au besoin </w:t>
-            </w:r>
-            <w:proofErr w:type="gramStart"/>
-            <w:r>
-              <w:rPr>
-                <w:rFonts w:ascii="Arial" w:hAnsi="Arial" w:cs="Arial"/>
-                <w:i/>
-                <w:iCs/>
-                <w:sz w:val="16"/>
-                <w:szCs w:val="16"/>
-              </w:rPr>
-              <w:t>exprimé</w:t>
-            </w:r>
-            <w:proofErr w:type="gramEnd"/>
-            <w:r>
-              <w:rPr>
-                <w:rFonts w:ascii="Arial" w:hAnsi="Arial" w:cs="Arial"/>
-                <w:i/>
-                <w:iCs/>
-                <w:sz w:val="16"/>
-                <w:szCs w:val="16"/>
-              </w:rPr>
-              <w:t>.</w:t>
+              <w:t>L’automatisation des tâches d’administration répond au besoin exprimé.</w:t>
             </w:r>
           </w:p>
           <w:p>
@@ -33587,31 +33001,7 @@
           <w:sz w:val="21"/>
           <w:szCs w:val="21"/>
         </w:rPr>
-        <w:t xml:space="preserve">Proposition de note </w:t>
-      </w:r>
-      <w:proofErr w:type="gramStart"/>
-      <w:r>
-        <w:rPr>
-          <w:rFonts w:ascii="Arial" w:hAnsi="Arial" w:cs="Arial"/>
-          <w:b/>
-          <w:bCs/>
-          <w:iCs/>
-          <w:sz w:val="21"/>
-          <w:szCs w:val="21"/>
-        </w:rPr>
-        <w:t>suite à</w:t>
-      </w:r>
-      <w:proofErr w:type="gramEnd"/>
-      <w:r>
-        <w:rPr>
-          <w:rFonts w:ascii="Arial" w:hAnsi="Arial" w:cs="Arial"/>
-          <w:b/>
-          <w:bCs/>
-          <w:iCs/>
-          <w:sz w:val="21"/>
-          <w:szCs w:val="21"/>
-        </w:rPr>
-        <w:t xml:space="preserve"> l’évaluation du profil de la personne candidate</w:t>
+        <w:t>Proposition de note suite à l’évaluation du profil de la personne candidate</w:t>
       </w:r>
     </w:p>
     <w:tbl>
@@ -34007,25 +33397,7 @@
                 <w:sz w:val="20"/>
                 <w:szCs w:val="20"/>
               </w:rPr>
-              <w:t xml:space="preserve">Les pénalités ci-dessous doivent être appliquées </w:t>
-            </w:r>
-            <w:proofErr w:type="gramStart"/>
-            <w:r>
-              <w:rPr>
-                <w:rFonts w:ascii="Arial" w:hAnsi="Arial" w:cs="Arial"/>
-                <w:sz w:val="20"/>
-                <w:szCs w:val="20"/>
-              </w:rPr>
-              <w:t>de façon à ce</w:t>
-            </w:r>
-            <w:proofErr w:type="gramEnd"/>
-            <w:r>
-              <w:rPr>
-                <w:rFonts w:ascii="Arial" w:hAnsi="Arial" w:cs="Arial"/>
-                <w:sz w:val="20"/>
-                <w:szCs w:val="20"/>
-              </w:rPr>
-              <w:t xml:space="preserve"> que la note finale de la personne candidate (</w:t>
+              <w:t>Les pénalités ci-dessous doivent être appliquées de façon à ce que la note finale de la personne candidate (</w:t>
             </w:r>
             <w:r>
               <w:rPr>
@@ -36436,29 +35808,7 @@
                 <w:sz w:val="16"/>
                 <w:szCs w:val="16"/>
               </w:rPr>
-              <w:t xml:space="preserve">La proposition de la solution applicative répond au besoin </w:t>
-            </w:r>
-            <w:proofErr w:type="gramStart"/>
-            <w:r>
-              <w:rPr>
-                <w:rFonts w:ascii="Arial" w:hAnsi="Arial" w:cs="Arial"/>
-                <w:i/>
-                <w:iCs/>
-                <w:sz w:val="16"/>
-                <w:szCs w:val="16"/>
-              </w:rPr>
-              <w:t>exprimé</w:t>
-            </w:r>
-            <w:proofErr w:type="gramEnd"/>
-            <w:r>
-              <w:rPr>
-                <w:rFonts w:ascii="Arial" w:hAnsi="Arial" w:cs="Arial"/>
-                <w:i/>
-                <w:iCs/>
-                <w:sz w:val="16"/>
-                <w:szCs w:val="16"/>
-              </w:rPr>
-              <w:t xml:space="preserve"> dans le cahier des charges y compris dans sa dimension contractuelle :</w:t>
+              <w:t>La proposition de la solution applicative répond au besoin exprimé dans le cahier des charges y compris dans sa dimension contractuelle :</w:t>
             </w:r>
           </w:p>
           <w:p>
@@ -39083,29 +38433,7 @@
                 <w:sz w:val="16"/>
                 <w:szCs w:val="16"/>
               </w:rPr>
-              <w:t xml:space="preserve">Les tests de </w:t>
-            </w:r>
-            <w:proofErr w:type="gramStart"/>
-            <w:r>
-              <w:rPr>
-                <w:rFonts w:ascii="Arial" w:hAnsi="Arial" w:cs="Arial"/>
-                <w:i/>
-                <w:iCs/>
-                <w:sz w:val="16"/>
-                <w:szCs w:val="16"/>
-              </w:rPr>
-              <w:t>non régression</w:t>
-            </w:r>
-            <w:proofErr w:type="gramEnd"/>
-            <w:r>
-              <w:rPr>
-                <w:rFonts w:ascii="Arial" w:hAnsi="Arial" w:cs="Arial"/>
-                <w:i/>
-                <w:iCs/>
-                <w:sz w:val="16"/>
-                <w:szCs w:val="16"/>
-              </w:rPr>
-              <w:t xml:space="preserve"> sont réalisés.</w:t>
+              <w:t>Les tests de non régression sont réalisés.</w:t>
             </w:r>
           </w:p>
           <w:p>
@@ -43266,7 +42594,6 @@
                 <w:szCs w:val="22"/>
               </w:rPr>
             </w:pPr>
-            <w:proofErr w:type="gramStart"/>
             <w:r>
               <w:rPr>
                 <w:rFonts w:ascii="Arial" w:hAnsi="Arial" w:cs="Arial"/>
@@ -43278,7 +42605,6 @@
               </w:rPr>
               <w:t>d’interrogation</w:t>
             </w:r>
-            <w:proofErr w:type="gramEnd"/>
           </w:p>
         </w:tc>
       </w:tr>
@@ -43986,7 +43312,6 @@
                 <w:szCs w:val="22"/>
               </w:rPr>
             </w:pPr>
-            <w:proofErr w:type="gramStart"/>
             <w:r>
               <w:rPr>
                 <w:rFonts w:ascii="Arial" w:hAnsi="Arial" w:cs="Arial"/>
@@ -43998,7 +43323,6 @@
               </w:rPr>
               <w:t>d’interrogation</w:t>
             </w:r>
-            <w:proofErr w:type="gramEnd"/>
           </w:p>
         </w:tc>
       </w:tr>
@@ -44463,7 +43787,6 @@
                 <w:szCs w:val="22"/>
               </w:rPr>
             </w:pPr>
-            <w:proofErr w:type="gramStart"/>
             <w:r>
               <w:rPr>
                 <w:rFonts w:ascii="Arial" w:hAnsi="Arial" w:cs="Arial"/>
@@ -44475,7 +43798,6 @@
               </w:rPr>
               <w:t>d’interrogation</w:t>
             </w:r>
-            <w:proofErr w:type="gramEnd"/>
           </w:p>
         </w:tc>
       </w:tr>
@@ -45199,7 +44521,6 @@
                 <w:szCs w:val="22"/>
               </w:rPr>
             </w:pPr>
-            <w:proofErr w:type="gramStart"/>
             <w:r>
               <w:rPr>
                 <w:rFonts w:ascii="Arial" w:hAnsi="Arial" w:cs="Arial"/>
@@ -45211,7 +44532,6 @@
               </w:rPr>
               <w:t>d’interrogation</w:t>
             </w:r>
-            <w:proofErr w:type="gramEnd"/>
           </w:p>
         </w:tc>
       </w:tr>
@@ -45970,7 +45290,6 @@
                 <w:szCs w:val="22"/>
               </w:rPr>
             </w:pPr>
-            <w:proofErr w:type="gramStart"/>
             <w:r>
               <w:rPr>
                 <w:rFonts w:ascii="Arial" w:hAnsi="Arial" w:cs="Arial"/>
@@ -45982,7 +45301,6 @@
               </w:rPr>
               <w:t>d’interrogation</w:t>
             </w:r>
-            <w:proofErr w:type="gramEnd"/>
           </w:p>
         </w:tc>
       </w:tr>
@@ -46430,7 +45748,6 @@
                 <w:szCs w:val="22"/>
               </w:rPr>
             </w:pPr>
-            <w:proofErr w:type="gramStart"/>
             <w:r>
               <w:rPr>
                 <w:rFonts w:ascii="Arial" w:hAnsi="Arial" w:cs="Arial"/>
@@ -46442,7 +45759,6 @@
               </w:rPr>
               <w:t>d’interrogation</w:t>
             </w:r>
-            <w:proofErr w:type="gramEnd"/>
           </w:p>
         </w:tc>
       </w:tr>
@@ -47032,27 +46348,7 @@
           <w:bCs/>
           <w:iCs/>
         </w:rPr>
-        <w:t xml:space="preserve">En référence à l’annexe II.E </w:t>
-      </w:r>
-      <w:proofErr w:type="gramStart"/>
-      <w:r>
-        <w:rPr>
-          <w:rFonts w:ascii="Arial" w:hAnsi="Arial" w:cs="Arial"/>
-          <w:b/>
-          <w:bCs/>
-          <w:iCs/>
-        </w:rPr>
-        <w:t>–«</w:t>
-      </w:r>
-      <w:proofErr w:type="gramEnd"/>
-      <w:r>
-        <w:rPr>
-          <w:rFonts w:ascii="Arial" w:hAnsi="Arial" w:cs="Arial"/>
-          <w:b/>
-          <w:bCs/>
-          <w:iCs/>
-        </w:rPr>
-        <w:t> Environnement technologique pour la certification » du référentiel du BTS SIO</w:t>
+        <w:t>En référence à l’annexe II.E –« Environnement technologique pour la certification » du référentiel du BTS SIO</w:t>
       </w:r>
     </w:p>
     <w:tbl>
@@ -47394,7 +46690,6 @@
                 <w:szCs w:val="22"/>
               </w:rPr>
             </w:pPr>
-            <w:proofErr w:type="gramStart"/>
             <w:r>
               <w:rPr>
                 <w:rFonts w:ascii="Arial" w:hAnsi="Arial" w:cs="Arial"/>
@@ -47406,7 +46701,6 @@
               </w:rPr>
               <w:t>d’interrogation</w:t>
             </w:r>
-            <w:proofErr w:type="gramEnd"/>
           </w:p>
         </w:tc>
       </w:tr>
@@ -48114,7 +47408,6 @@
                 <w:szCs w:val="22"/>
               </w:rPr>
             </w:pPr>
-            <w:proofErr w:type="gramStart"/>
             <w:r>
               <w:rPr>
                 <w:rFonts w:ascii="Arial" w:hAnsi="Arial" w:cs="Arial"/>
@@ -48126,7 +47419,6 @@
               </w:rPr>
               <w:t>d’interrogation</w:t>
             </w:r>
-            <w:proofErr w:type="gramEnd"/>
           </w:p>
         </w:tc>
       </w:tr>
@@ -48591,7 +47883,6 @@
                 <w:szCs w:val="22"/>
               </w:rPr>
             </w:pPr>
-            <w:proofErr w:type="gramStart"/>
             <w:r>
               <w:rPr>
                 <w:rFonts w:ascii="Arial" w:hAnsi="Arial" w:cs="Arial"/>
@@ -48603,7 +47894,6 @@
               </w:rPr>
               <w:t>d’interrogation</w:t>
             </w:r>
-            <w:proofErr w:type="gramEnd"/>
           </w:p>
         </w:tc>
       </w:tr>
@@ -49296,7 +48586,6 @@
                 <w:szCs w:val="22"/>
               </w:rPr>
             </w:pPr>
-            <w:proofErr w:type="gramStart"/>
             <w:r>
               <w:rPr>
                 <w:rFonts w:ascii="Arial" w:hAnsi="Arial" w:cs="Arial"/>
@@ -49308,7 +48597,6 @@
               </w:rPr>
               <w:t>d’interrogation</w:t>
             </w:r>
-            <w:proofErr w:type="gramEnd"/>
           </w:p>
         </w:tc>
       </w:tr>
@@ -49990,7 +49278,6 @@
                 <w:szCs w:val="22"/>
               </w:rPr>
             </w:pPr>
-            <w:proofErr w:type="gramStart"/>
             <w:r>
               <w:rPr>
                 <w:rFonts w:ascii="Arial" w:hAnsi="Arial" w:cs="Arial"/>
@@ -50002,7 +49289,6 @@
               </w:rPr>
               <w:t>d’interrogation</w:t>
             </w:r>
-            <w:proofErr w:type="gramEnd"/>
           </w:p>
         </w:tc>
       </w:tr>
